--- a/Service_Regulation.docx
+++ b/Service_Regulation.docx
@@ -4,21 +4,24 @@
   <w:body>
     <w:p>
       <w:pPr>
-        <w:spacing w:after="320" w:line="360" w:lineRule="auto"/>
-        <w:jc w:val="center"/>
-        <w:rPr>
+        <w:spacing w:line="360" w:lineRule="auto"/>
+        <w:ind w:firstLine="709"/>
+        <w:jc w:val="both"/>
+        <w:rPr>
+          <w:rFonts w:cs="Times New Roman"/>
           <w:b/>
           <w:bCs/>
           <w:sz w:val="32"/>
-          <w:szCs w:val="24"/>
+          <w:szCs w:val="32"/>
         </w:rPr>
       </w:pPr>
       <w:r>
         <w:rPr>
+          <w:rFonts w:cs="Times New Roman"/>
           <w:b/>
           <w:bCs/>
           <w:sz w:val="32"/>
-          <w:szCs w:val="24"/>
+          <w:szCs w:val="32"/>
         </w:rPr>
         <w:t>РЕГЛАМЕНТ ТЕХНИЧЕСКОГО ОБСЛУЖИВАНИЯ</w:t>
       </w:r>
@@ -29,6 +32,7 @@
         <w:ind w:firstLine="709"/>
         <w:jc w:val="both"/>
         <w:rPr>
+          <w:rFonts w:cs="Times New Roman"/>
           <w:b/>
           <w:bCs/>
           <w:szCs w:val="28"/>
@@ -36,11 +40,30 @@
       </w:pPr>
       <w:r>
         <w:rPr>
+          <w:rFonts w:cs="Times New Roman"/>
           <w:b/>
           <w:bCs/>
           <w:szCs w:val="28"/>
         </w:rPr>
-        <w:t>1. Общие положения</w:t>
+        <w:t>1</w:t>
+      </w:r>
+      <w:r>
+        <w:rPr>
+          <w:rFonts w:cs="Times New Roman"/>
+          <w:b/>
+          <w:bCs/>
+          <w:szCs w:val="28"/>
+        </w:rPr>
+        <w:t>.</w:t>
+      </w:r>
+      <w:r>
+        <w:rPr>
+          <w:rFonts w:cs="Times New Roman"/>
+          <w:b/>
+          <w:bCs/>
+          <w:szCs w:val="28"/>
+        </w:rPr>
+        <w:t xml:space="preserve"> Паспортная часть и общие положения</w:t>
       </w:r>
     </w:p>
     <w:p>
@@ -49,14 +72,20 @@
         <w:ind w:firstLine="709"/>
         <w:jc w:val="both"/>
         <w:rPr>
+          <w:rFonts w:cs="Times New Roman"/>
+          <w:b/>
+          <w:bCs/>
           <w:szCs w:val="28"/>
         </w:rPr>
       </w:pPr>
       <w:r>
         <w:rPr>
-          <w:szCs w:val="28"/>
-        </w:rPr>
-        <w:t>Настоящий регламент технического обслуживания устанавливает порядок сопровождения и эксплуатации программного обеспечения «Программа вычисления суммы цифр дробной части вещественного числа». Документ определяет перечень мероприятий, направленных на поддержание работоспособности программного продукта, обеспечение сохранности данных и повышение надежности его функционирования.</w:t>
+          <w:rFonts w:cs="Times New Roman"/>
+          <w:b/>
+          <w:bCs/>
+          <w:szCs w:val="28"/>
+        </w:rPr>
+        <w:t>1.1 Назначение документа</w:t>
       </w:r>
     </w:p>
     <w:p>
@@ -65,14 +94,16 @@
         <w:ind w:firstLine="709"/>
         <w:jc w:val="both"/>
         <w:rPr>
+          <w:rFonts w:cs="Times New Roman"/>
           <w:szCs w:val="28"/>
         </w:rPr>
       </w:pPr>
       <w:r>
         <w:rPr>
-          <w:szCs w:val="28"/>
-        </w:rPr>
-        <w:t>Техническое обслуживание программы выполняется в течение всего периода ее эксплуатации. Основной целью обслуживания является поддержание корректной работы программных модулей, своевременное выявление возможных неисправностей и предотвращение потери накопленной информации. Особое внимание уделяется сохранности журналов вычислений, поскольку они содержат сведения о результатах работы программного обеспечения.</w:t>
+          <w:rFonts w:cs="Times New Roman"/>
+          <w:szCs w:val="28"/>
+        </w:rPr>
+        <w:t>Настоящий регламент технического обслуживания определяет порядок выполнения работ по сопровождению программного обеспечения «Программа вычисления суммы цифр дробной части вещественного числа». Документ разработан с целью поддержания стабильной работоспособности программного продукта, предупреждения возникновения неисправностей, обеспечения сохранности данных и повышения надежности эксплуатации информационной системы.</w:t>
       </w:r>
     </w:p>
     <w:p>
@@ -81,14 +112,16 @@
         <w:ind w:firstLine="709"/>
         <w:jc w:val="both"/>
         <w:rPr>
+          <w:rFonts w:cs="Times New Roman"/>
           <w:szCs w:val="28"/>
         </w:rPr>
       </w:pPr>
       <w:r>
         <w:rPr>
-          <w:szCs w:val="28"/>
-        </w:rPr>
-        <w:t>Программа реализована на языке программирования Python и состоит из трех основных модулей: графического, функционального и исполнительного. Каждый из модулей выполняет определенные задачи и требует контроля в процессе эксплуатации.</w:t>
+          <w:rFonts w:cs="Times New Roman"/>
+          <w:szCs w:val="28"/>
+        </w:rPr>
+        <w:t>Основной задачей регламента является определение последовательности выполнения технических операций, периодичности проведения профилактических мероприятий и распределения ответственности между участниками процесса сопровождения программного обеспечения.</w:t>
       </w:r>
     </w:p>
     <w:p>
@@ -97,6 +130,7 @@
         <w:ind w:firstLine="709"/>
         <w:jc w:val="both"/>
         <w:rPr>
+          <w:rFonts w:cs="Times New Roman"/>
           <w:b/>
           <w:bCs/>
           <w:szCs w:val="28"/>
@@ -104,11 +138,12 @@
       </w:pPr>
       <w:r>
         <w:rPr>
+          <w:rFonts w:cs="Times New Roman"/>
           <w:b/>
           <w:bCs/>
           <w:szCs w:val="28"/>
         </w:rPr>
-        <w:t>2. Назначение технического обслуживания</w:t>
+        <w:t>1.2 Область применения</w:t>
       </w:r>
     </w:p>
     <w:p>
@@ -117,14 +152,16 @@
         <w:ind w:firstLine="709"/>
         <w:jc w:val="both"/>
         <w:rPr>
+          <w:rFonts w:cs="Times New Roman"/>
           <w:szCs w:val="28"/>
         </w:rPr>
       </w:pPr>
       <w:r>
         <w:rPr>
-          <w:szCs w:val="28"/>
-        </w:rPr>
-        <w:t>Техническое обслуживание предназначено для обеспечения стабильной и бесперебойной работы программного продукта. В процессе эксплуатации могут возникать различные ситуации, связанные с повреждением файлов, ошибками ввода данных пользователем или случайным удалением журналов вычислений. Выполнение мероприятий, предусмотренных настоящим регламентом, позволяет своевременно выявлять подобные проблемы и устранять их последствия.</w:t>
+          <w:rFonts w:cs="Times New Roman"/>
+          <w:szCs w:val="28"/>
+        </w:rPr>
+        <w:t>Настоящий регламент распространяется на программное обеспечение, разработанное в рамках учебной практики по модулю ПМ.06 «Сопровождение информационных систем».</w:t>
       </w:r>
     </w:p>
     <w:p>
@@ -133,15 +170,16 @@
         <w:ind w:firstLine="709"/>
         <w:jc w:val="both"/>
         <w:rPr>
+          <w:rFonts w:cs="Times New Roman"/>
           <w:szCs w:val="28"/>
         </w:rPr>
       </w:pPr>
       <w:r>
         <w:rPr>
-          <w:szCs w:val="28"/>
-        </w:rPr>
-        <w:lastRenderedPageBreak/>
-        <w:t>Обслуживание программного обеспечения направлено на решение следующих задач:</w:t>
+          <w:rFonts w:cs="Times New Roman"/>
+          <w:szCs w:val="28"/>
+        </w:rPr>
+        <w:t>Объектами обслуживания являются:</w:t>
       </w:r>
     </w:p>
     <w:p>
@@ -149,17 +187,266 @@
         <w:pStyle w:val="a7"/>
         <w:numPr>
           <w:ilvl w:val="0"/>
-          <w:numId w:val="9"/>
+          <w:numId w:val="27"/>
         </w:numPr>
         <w:spacing w:line="360" w:lineRule="auto"/>
         <w:ind w:firstLine="709"/>
         <w:jc w:val="both"/>
         <w:rPr>
+          <w:rFonts w:cs="Times New Roman"/>
           <w:szCs w:val="28"/>
         </w:rPr>
       </w:pPr>
       <w:r>
         <w:rPr>
+          <w:rFonts w:cs="Times New Roman"/>
+          <w:szCs w:val="28"/>
+        </w:rPr>
+        <w:t>программный файл main.py;</w:t>
+      </w:r>
+    </w:p>
+    <w:p>
+      <w:pPr>
+        <w:pStyle w:val="a7"/>
+        <w:numPr>
+          <w:ilvl w:val="0"/>
+          <w:numId w:val="27"/>
+        </w:numPr>
+        <w:spacing w:line="360" w:lineRule="auto"/>
+        <w:ind w:firstLine="709"/>
+        <w:jc w:val="both"/>
+        <w:rPr>
+          <w:rFonts w:cs="Times New Roman"/>
+          <w:szCs w:val="28"/>
+        </w:rPr>
+      </w:pPr>
+      <w:r>
+        <w:rPr>
+          <w:rFonts w:cs="Times New Roman"/>
+          <w:szCs w:val="28"/>
+        </w:rPr>
+        <w:t>программный файл gui.py;</w:t>
+      </w:r>
+    </w:p>
+    <w:p>
+      <w:pPr>
+        <w:pStyle w:val="a7"/>
+        <w:numPr>
+          <w:ilvl w:val="0"/>
+          <w:numId w:val="27"/>
+        </w:numPr>
+        <w:spacing w:line="360" w:lineRule="auto"/>
+        <w:ind w:firstLine="709"/>
+        <w:jc w:val="both"/>
+        <w:rPr>
+          <w:rFonts w:cs="Times New Roman"/>
+          <w:szCs w:val="28"/>
+        </w:rPr>
+      </w:pPr>
+      <w:r>
+        <w:rPr>
+          <w:rFonts w:cs="Times New Roman"/>
+          <w:szCs w:val="28"/>
+        </w:rPr>
+        <w:t>программный файл logic.py;</w:t>
+      </w:r>
+    </w:p>
+    <w:p>
+      <w:pPr>
+        <w:pStyle w:val="a7"/>
+        <w:numPr>
+          <w:ilvl w:val="0"/>
+          <w:numId w:val="27"/>
+        </w:numPr>
+        <w:spacing w:line="360" w:lineRule="auto"/>
+        <w:ind w:firstLine="709"/>
+        <w:jc w:val="both"/>
+        <w:rPr>
+          <w:rFonts w:cs="Times New Roman"/>
+          <w:szCs w:val="28"/>
+        </w:rPr>
+      </w:pPr>
+      <w:r>
+        <w:rPr>
+          <w:rFonts w:cs="Times New Roman"/>
+          <w:szCs w:val="28"/>
+        </w:rPr>
+        <w:t>файл журнала вычислений calculations.log;</w:t>
+      </w:r>
+    </w:p>
+    <w:p>
+      <w:pPr>
+        <w:pStyle w:val="a7"/>
+        <w:numPr>
+          <w:ilvl w:val="0"/>
+          <w:numId w:val="27"/>
+        </w:numPr>
+        <w:spacing w:line="360" w:lineRule="auto"/>
+        <w:ind w:firstLine="709"/>
+        <w:jc w:val="both"/>
+        <w:rPr>
+          <w:rFonts w:cs="Times New Roman"/>
+          <w:szCs w:val="28"/>
+        </w:rPr>
+      </w:pPr>
+      <w:r>
+        <w:rPr>
+          <w:rFonts w:cs="Times New Roman"/>
+          <w:szCs w:val="28"/>
+        </w:rPr>
+        <w:t xml:space="preserve">каталог хранения резервных копий </w:t>
+      </w:r>
+      <w:proofErr w:type="spellStart"/>
+      <w:r>
+        <w:rPr>
+          <w:rFonts w:cs="Times New Roman"/>
+          <w:szCs w:val="28"/>
+        </w:rPr>
+        <w:t>backup;</w:t>
+      </w:r>
+      <w:proofErr w:type="spellEnd"/>
+    </w:p>
+    <w:p>
+      <w:pPr>
+        <w:pStyle w:val="a7"/>
+        <w:numPr>
+          <w:ilvl w:val="0"/>
+          <w:numId w:val="27"/>
+        </w:numPr>
+        <w:spacing w:line="360" w:lineRule="auto"/>
+        <w:ind w:firstLine="709"/>
+        <w:jc w:val="both"/>
+        <w:rPr>
+          <w:rFonts w:cs="Times New Roman"/>
+          <w:szCs w:val="28"/>
+        </w:rPr>
+      </w:pPr>
+      <w:r>
+        <w:rPr>
+          <w:rFonts w:cs="Times New Roman"/>
+          <w:szCs w:val="28"/>
+        </w:rPr>
+        <w:t>документация проекта;</w:t>
+      </w:r>
+    </w:p>
+    <w:p>
+      <w:pPr>
+        <w:pStyle w:val="a7"/>
+        <w:numPr>
+          <w:ilvl w:val="0"/>
+          <w:numId w:val="27"/>
+        </w:numPr>
+        <w:spacing w:line="360" w:lineRule="auto"/>
+        <w:ind w:firstLine="709"/>
+        <w:jc w:val="both"/>
+        <w:rPr>
+          <w:rFonts w:cs="Times New Roman"/>
+          <w:szCs w:val="28"/>
+        </w:rPr>
+      </w:pPr>
+      <w:r>
+        <w:rPr>
+          <w:rFonts w:cs="Times New Roman"/>
+          <w:szCs w:val="28"/>
+        </w:rPr>
+        <w:t>репозиторий GitHub проекта.</w:t>
+      </w:r>
+    </w:p>
+    <w:p>
+      <w:pPr>
+        <w:spacing w:line="360" w:lineRule="auto"/>
+        <w:ind w:firstLine="709"/>
+        <w:jc w:val="both"/>
+        <w:rPr>
+          <w:rFonts w:cs="Times New Roman"/>
+          <w:szCs w:val="28"/>
+        </w:rPr>
+      </w:pPr>
+      <w:r>
+        <w:rPr>
+          <w:rFonts w:cs="Times New Roman"/>
+          <w:szCs w:val="28"/>
+        </w:rPr>
+        <w:lastRenderedPageBreak/>
+        <w:t>Регламент применяется на протяжении всего периода эксплуатации программного продукта.</w:t>
+      </w:r>
+    </w:p>
+    <w:p>
+      <w:pPr>
+        <w:spacing w:line="360" w:lineRule="auto"/>
+        <w:ind w:firstLine="709"/>
+        <w:jc w:val="both"/>
+        <w:rPr>
+          <w:rFonts w:cs="Times New Roman"/>
+          <w:b/>
+          <w:bCs/>
+          <w:szCs w:val="28"/>
+        </w:rPr>
+      </w:pPr>
+      <w:r>
+        <w:rPr>
+          <w:rFonts w:cs="Times New Roman"/>
+          <w:b/>
+          <w:bCs/>
+          <w:szCs w:val="28"/>
+        </w:rPr>
+        <w:t>1.3 Роли участников</w:t>
+      </w:r>
+    </w:p>
+    <w:p>
+      <w:pPr>
+        <w:spacing w:line="360" w:lineRule="auto"/>
+        <w:ind w:firstLine="709"/>
+        <w:jc w:val="both"/>
+        <w:rPr>
+          <w:rFonts w:cs="Times New Roman"/>
+          <w:szCs w:val="28"/>
+        </w:rPr>
+      </w:pPr>
+      <w:r>
+        <w:rPr>
+          <w:rFonts w:cs="Times New Roman"/>
+          <w:szCs w:val="28"/>
+        </w:rPr>
+        <w:t>Ответственным за выполнение технического обслуживания является специалист по сопровождению программного обеспечения (пользователь или разработчик проекта).</w:t>
+      </w:r>
+    </w:p>
+    <w:p>
+      <w:pPr>
+        <w:spacing w:line="360" w:lineRule="auto"/>
+        <w:ind w:firstLine="709"/>
+        <w:jc w:val="both"/>
+        <w:rPr>
+          <w:rFonts w:cs="Times New Roman"/>
+          <w:szCs w:val="28"/>
+        </w:rPr>
+      </w:pPr>
+      <w:r>
+        <w:rPr>
+          <w:rFonts w:cs="Times New Roman"/>
+          <w:szCs w:val="28"/>
+        </w:rPr>
+        <w:t>В обязанности ответственного лица входят:</w:t>
+      </w:r>
+    </w:p>
+    <w:p>
+      <w:pPr>
+        <w:pStyle w:val="a7"/>
+        <w:numPr>
+          <w:ilvl w:val="0"/>
+          <w:numId w:val="28"/>
+        </w:numPr>
+        <w:spacing w:line="360" w:lineRule="auto"/>
+        <w:ind w:firstLine="709"/>
+        <w:jc w:val="both"/>
+        <w:rPr>
+          <w:rFonts w:cs="Times New Roman"/>
+          <w:szCs w:val="28"/>
+        </w:rPr>
+      </w:pPr>
+      <w:r>
+        <w:rPr>
+          <w:rFonts w:cs="Times New Roman"/>
           <w:szCs w:val="28"/>
         </w:rPr>
         <w:t>контроль работоспособности программы;</w:t>
@@ -170,17 +457,19 @@
         <w:pStyle w:val="a7"/>
         <w:numPr>
           <w:ilvl w:val="0"/>
-          <w:numId w:val="9"/>
+          <w:numId w:val="28"/>
         </w:numPr>
         <w:spacing w:line="360" w:lineRule="auto"/>
         <w:ind w:firstLine="709"/>
         <w:jc w:val="both"/>
         <w:rPr>
+          <w:rFonts w:cs="Times New Roman"/>
           <w:szCs w:val="28"/>
         </w:rPr>
       </w:pPr>
       <w:r>
         <w:rPr>
+          <w:rFonts w:cs="Times New Roman"/>
           <w:szCs w:val="28"/>
         </w:rPr>
         <w:t>проверка корректности вычислений;</w:t>
@@ -191,20 +480,22 @@
         <w:pStyle w:val="a7"/>
         <w:numPr>
           <w:ilvl w:val="0"/>
-          <w:numId w:val="9"/>
+          <w:numId w:val="28"/>
         </w:numPr>
         <w:spacing w:line="360" w:lineRule="auto"/>
         <w:ind w:firstLine="709"/>
         <w:jc w:val="both"/>
         <w:rPr>
+          <w:rFonts w:cs="Times New Roman"/>
           <w:szCs w:val="28"/>
         </w:rPr>
       </w:pPr>
       <w:r>
         <w:rPr>
-          <w:szCs w:val="28"/>
-        </w:rPr>
-        <w:t>контроль состояния журналов вычислений;</w:t>
+          <w:rFonts w:cs="Times New Roman"/>
+          <w:szCs w:val="28"/>
+        </w:rPr>
+        <w:t>создание резервных копий;</w:t>
       </w:r>
     </w:p>
     <w:p>
@@ -212,20 +503,22 @@
         <w:pStyle w:val="a7"/>
         <w:numPr>
           <w:ilvl w:val="0"/>
-          <w:numId w:val="9"/>
+          <w:numId w:val="28"/>
         </w:numPr>
         <w:spacing w:line="360" w:lineRule="auto"/>
         <w:ind w:firstLine="709"/>
         <w:jc w:val="both"/>
         <w:rPr>
+          <w:rFonts w:cs="Times New Roman"/>
           <w:szCs w:val="28"/>
         </w:rPr>
       </w:pPr>
       <w:r>
         <w:rPr>
-          <w:szCs w:val="28"/>
-        </w:rPr>
-        <w:t>создание резервных копий данных;</w:t>
+          <w:rFonts w:cs="Times New Roman"/>
+          <w:szCs w:val="28"/>
+        </w:rPr>
+        <w:t>восстановление данных;</w:t>
       </w:r>
     </w:p>
     <w:p>
@@ -233,20 +526,22 @@
         <w:pStyle w:val="a7"/>
         <w:numPr>
           <w:ilvl w:val="0"/>
-          <w:numId w:val="9"/>
+          <w:numId w:val="28"/>
         </w:numPr>
         <w:spacing w:line="360" w:lineRule="auto"/>
         <w:ind w:firstLine="709"/>
         <w:jc w:val="both"/>
         <w:rPr>
+          <w:rFonts w:cs="Times New Roman"/>
           <w:szCs w:val="28"/>
         </w:rPr>
       </w:pPr>
       <w:r>
         <w:rPr>
-          <w:szCs w:val="28"/>
-        </w:rPr>
-        <w:t>восстановление данных в случае их утраты;</w:t>
+          <w:rFonts w:cs="Times New Roman"/>
+          <w:szCs w:val="28"/>
+        </w:rPr>
+        <w:t>контроль сохранности документации;</w:t>
       </w:r>
     </w:p>
     <w:p>
@@ -254,1148 +549,2892 @@
         <w:pStyle w:val="a7"/>
         <w:numPr>
           <w:ilvl w:val="0"/>
-          <w:numId w:val="9"/>
+          <w:numId w:val="28"/>
         </w:numPr>
         <w:spacing w:line="360" w:lineRule="auto"/>
         <w:ind w:firstLine="709"/>
         <w:jc w:val="both"/>
         <w:rPr>
+          <w:rFonts w:cs="Times New Roman"/>
           <w:szCs w:val="28"/>
         </w:rPr>
       </w:pPr>
       <w:r>
         <w:rPr>
-          <w:szCs w:val="28"/>
-        </w:rPr>
-        <w:t>проверка структуры проекта и программных файлов;</w:t>
+          <w:rFonts w:cs="Times New Roman"/>
+          <w:szCs w:val="28"/>
+        </w:rPr>
+        <w:t>обновление репозитория GitHub.</w:t>
       </w:r>
     </w:p>
     <w:p>
       <w:pPr>
+        <w:spacing w:line="360" w:lineRule="auto"/>
+        <w:ind w:firstLine="709"/>
+        <w:jc w:val="both"/>
+        <w:rPr>
+          <w:rFonts w:cs="Times New Roman"/>
+          <w:szCs w:val="28"/>
+        </w:rPr>
+      </w:pPr>
+      <w:r>
+        <w:rPr>
+          <w:rFonts w:cs="Times New Roman"/>
+          <w:szCs w:val="28"/>
+        </w:rPr>
+        <w:t>Пользователь программы отвечает за корректный ввод данных и соблюдение требований эксплуатации программного обеспечения.</w:t>
+      </w:r>
+    </w:p>
+    <w:p>
+      <w:pPr>
+        <w:spacing w:line="360" w:lineRule="auto"/>
+        <w:ind w:firstLine="709"/>
+        <w:jc w:val="both"/>
+        <w:rPr>
+          <w:rFonts w:cs="Times New Roman"/>
+          <w:b/>
+          <w:bCs/>
+          <w:szCs w:val="28"/>
+        </w:rPr>
+      </w:pPr>
+      <w:r>
+        <w:rPr>
+          <w:rFonts w:cs="Times New Roman"/>
+          <w:b/>
+          <w:bCs/>
+          <w:szCs w:val="28"/>
+        </w:rPr>
+        <w:t>2</w:t>
+      </w:r>
+      <w:r>
+        <w:rPr>
+          <w:rFonts w:cs="Times New Roman"/>
+          <w:b/>
+          <w:bCs/>
+          <w:szCs w:val="28"/>
+        </w:rPr>
+        <w:t>.</w:t>
+      </w:r>
+      <w:r>
+        <w:rPr>
+          <w:rFonts w:cs="Times New Roman"/>
+          <w:b/>
+          <w:bCs/>
+          <w:szCs w:val="28"/>
+        </w:rPr>
+        <w:t xml:space="preserve"> Технологические карты технического обслуживания</w:t>
+      </w:r>
+    </w:p>
+    <w:p>
+      <w:pPr>
+        <w:spacing w:after="0" w:line="360" w:lineRule="auto"/>
+        <w:ind w:firstLine="709"/>
+        <w:jc w:val="both"/>
+        <w:rPr>
+          <w:rFonts w:cs="Times New Roman"/>
+          <w:b/>
+          <w:bCs/>
+          <w:szCs w:val="28"/>
+        </w:rPr>
+      </w:pPr>
+      <w:r>
+        <w:rPr>
+          <w:rFonts w:cs="Times New Roman"/>
+          <w:b/>
+          <w:bCs/>
+          <w:szCs w:val="28"/>
+        </w:rPr>
+        <w:t>2.1 Плановое техническое обслуживание (ППР)</w:t>
+      </w:r>
+    </w:p>
+    <w:tbl>
+      <w:tblPr>
+        <w:tblStyle w:val="ac"/>
+        <w:tblW w:w="11057" w:type="dxa"/>
+        <w:tblInd w:w="-1139" w:type="dxa"/>
+        <w:tblLook w:val="04A0" w:firstRow="1" w:lastRow="0" w:firstColumn="1" w:lastColumn="0" w:noHBand="0" w:noVBand="1"/>
+      </w:tblPr>
+      <w:tblGrid>
+        <w:gridCol w:w="565"/>
+        <w:gridCol w:w="2799"/>
+        <w:gridCol w:w="1825"/>
+        <w:gridCol w:w="1265"/>
+        <w:gridCol w:w="2814"/>
+        <w:gridCol w:w="1789"/>
+      </w:tblGrid>
+      <w:tr>
+        <w:tc>
+          <w:tcPr>
+            <w:tcW w:w="567" w:type="dxa"/>
+          </w:tcPr>
+          <w:p>
+            <w:pPr>
+              <w:spacing w:line="360" w:lineRule="auto"/>
+              <w:jc w:val="both"/>
+              <w:rPr>
+                <w:rFonts w:cs="Times New Roman"/>
+                <w:sz w:val="24"/>
+                <w:szCs w:val="24"/>
+              </w:rPr>
+            </w:pPr>
+            <w:r>
+              <w:rPr>
+                <w:rFonts w:cs="Times New Roman"/>
+                <w:sz w:val="24"/>
+                <w:szCs w:val="24"/>
+              </w:rPr>
+              <w:t>№</w:t>
+            </w:r>
+          </w:p>
+        </w:tc>
+        <w:tc>
+          <w:tcPr>
+            <w:tcW w:w="2835" w:type="dxa"/>
+          </w:tcPr>
+          <w:p>
+            <w:pPr>
+              <w:spacing w:line="360" w:lineRule="auto"/>
+              <w:jc w:val="both"/>
+              <w:rPr>
+                <w:rFonts w:cs="Times New Roman"/>
+                <w:sz w:val="24"/>
+                <w:szCs w:val="24"/>
+              </w:rPr>
+            </w:pPr>
+            <w:r>
+              <w:rPr>
+                <w:rFonts w:cs="Times New Roman"/>
+                <w:sz w:val="24"/>
+                <w:szCs w:val="24"/>
+              </w:rPr>
+              <w:t>Наименование операции</w:t>
+            </w:r>
+          </w:p>
+        </w:tc>
+        <w:tc>
+          <w:tcPr>
+            <w:tcW w:w="1843" w:type="dxa"/>
+          </w:tcPr>
+          <w:p>
+            <w:pPr>
+              <w:spacing w:line="360" w:lineRule="auto"/>
+              <w:jc w:val="both"/>
+              <w:rPr>
+                <w:rFonts w:cs="Times New Roman"/>
+                <w:sz w:val="24"/>
+                <w:szCs w:val="24"/>
+              </w:rPr>
+            </w:pPr>
+            <w:r>
+              <w:rPr>
+                <w:rFonts w:cs="Times New Roman"/>
+                <w:sz w:val="24"/>
+                <w:szCs w:val="24"/>
+              </w:rPr>
+              <w:t>Периодичность</w:t>
+            </w:r>
+          </w:p>
+        </w:tc>
+        <w:tc>
+          <w:tcPr>
+            <w:tcW w:w="1276" w:type="dxa"/>
+          </w:tcPr>
+          <w:p>
+            <w:pPr>
+              <w:spacing w:line="360" w:lineRule="auto"/>
+              <w:jc w:val="both"/>
+              <w:rPr>
+                <w:rFonts w:cs="Times New Roman"/>
+                <w:sz w:val="24"/>
+                <w:szCs w:val="24"/>
+              </w:rPr>
+            </w:pPr>
+            <w:r>
+              <w:rPr>
+                <w:rFonts w:cs="Times New Roman"/>
+                <w:sz w:val="24"/>
+                <w:szCs w:val="24"/>
+              </w:rPr>
+              <w:t>Вид ТО</w:t>
+            </w:r>
+          </w:p>
+        </w:tc>
+        <w:tc>
+          <w:tcPr>
+            <w:tcW w:w="2835" w:type="dxa"/>
+          </w:tcPr>
+          <w:p>
+            <w:pPr>
+              <w:spacing w:line="360" w:lineRule="auto"/>
+              <w:jc w:val="both"/>
+              <w:rPr>
+                <w:rFonts w:cs="Times New Roman"/>
+                <w:sz w:val="24"/>
+                <w:szCs w:val="24"/>
+              </w:rPr>
+            </w:pPr>
+            <w:r>
+              <w:rPr>
+                <w:rFonts w:cs="Times New Roman"/>
+                <w:sz w:val="24"/>
+                <w:szCs w:val="24"/>
+              </w:rPr>
+              <w:t>Пошаговый алгоритм и ожидаемый результат</w:t>
+            </w:r>
+          </w:p>
+        </w:tc>
+        <w:tc>
+          <w:tcPr>
+            <w:tcW w:w="1701" w:type="dxa"/>
+          </w:tcPr>
+          <w:p>
+            <w:pPr>
+              <w:spacing w:line="360" w:lineRule="auto"/>
+              <w:jc w:val="both"/>
+              <w:rPr>
+                <w:rFonts w:cs="Times New Roman"/>
+                <w:sz w:val="24"/>
+                <w:szCs w:val="24"/>
+              </w:rPr>
+            </w:pPr>
+            <w:r>
+              <w:rPr>
+                <w:rFonts w:cs="Times New Roman"/>
+                <w:sz w:val="24"/>
+                <w:szCs w:val="24"/>
+              </w:rPr>
+              <w:t>Используемые инструменты</w:t>
+            </w:r>
+          </w:p>
+        </w:tc>
+      </w:tr>
+      <w:tr>
+        <w:tc>
+          <w:tcPr>
+            <w:tcW w:w="567" w:type="dxa"/>
+          </w:tcPr>
+          <w:p>
+            <w:pPr>
+              <w:spacing w:line="360" w:lineRule="auto"/>
+              <w:jc w:val="both"/>
+              <w:rPr>
+                <w:rFonts w:cs="Times New Roman"/>
+                <w:sz w:val="24"/>
+                <w:szCs w:val="24"/>
+              </w:rPr>
+            </w:pPr>
+            <w:r>
+              <w:rPr>
+                <w:rFonts w:cs="Times New Roman"/>
+                <w:sz w:val="24"/>
+                <w:szCs w:val="24"/>
+              </w:rPr>
+              <w:t>1</w:t>
+            </w:r>
+          </w:p>
+        </w:tc>
+        <w:tc>
+          <w:tcPr>
+            <w:tcW w:w="2835" w:type="dxa"/>
+          </w:tcPr>
+          <w:p>
+            <w:pPr>
+              <w:spacing w:line="360" w:lineRule="auto"/>
+              <w:jc w:val="both"/>
+              <w:rPr>
+                <w:rFonts w:cs="Times New Roman"/>
+                <w:sz w:val="24"/>
+                <w:szCs w:val="24"/>
+              </w:rPr>
+            </w:pPr>
+            <w:r>
+              <w:rPr>
+                <w:rFonts w:cs="Times New Roman"/>
+                <w:sz w:val="24"/>
+                <w:szCs w:val="24"/>
+              </w:rPr>
+              <w:t>Контрольный запуск программы и проверка интерфейса</w:t>
+            </w:r>
+          </w:p>
+          <w:p>
+            <w:pPr>
+              <w:spacing w:line="360" w:lineRule="auto"/>
+              <w:jc w:val="both"/>
+              <w:rPr>
+                <w:rFonts w:cs="Times New Roman"/>
+                <w:sz w:val="24"/>
+                <w:szCs w:val="24"/>
+              </w:rPr>
+            </w:pPr>
+          </w:p>
+        </w:tc>
+        <w:tc>
+          <w:tcPr>
+            <w:tcW w:w="1843" w:type="dxa"/>
+          </w:tcPr>
+          <w:p>
+            <w:pPr>
+              <w:spacing w:line="360" w:lineRule="auto"/>
+              <w:jc w:val="both"/>
+              <w:rPr>
+                <w:rFonts w:cs="Times New Roman"/>
+                <w:sz w:val="24"/>
+                <w:szCs w:val="24"/>
+              </w:rPr>
+            </w:pPr>
+            <w:r>
+              <w:rPr>
+                <w:rFonts w:cs="Times New Roman"/>
+                <w:sz w:val="24"/>
+                <w:szCs w:val="24"/>
+              </w:rPr>
+              <w:t>Ежедневно</w:t>
+            </w:r>
+          </w:p>
+        </w:tc>
+        <w:tc>
+          <w:tcPr>
+            <w:tcW w:w="1276" w:type="dxa"/>
+          </w:tcPr>
+          <w:p>
+            <w:pPr>
+              <w:spacing w:line="360" w:lineRule="auto"/>
+              <w:jc w:val="both"/>
+              <w:rPr>
+                <w:rFonts w:cs="Times New Roman"/>
+                <w:sz w:val="24"/>
+                <w:szCs w:val="24"/>
+              </w:rPr>
+            </w:pPr>
+            <w:r>
+              <w:rPr>
+                <w:rFonts w:cs="Times New Roman"/>
+                <w:sz w:val="24"/>
+                <w:szCs w:val="24"/>
+              </w:rPr>
+              <w:t>Плановое</w:t>
+            </w:r>
+          </w:p>
+        </w:tc>
+        <w:tc>
+          <w:tcPr>
+            <w:tcW w:w="2835" w:type="dxa"/>
+          </w:tcPr>
+          <w:p>
+            <w:pPr>
+              <w:spacing w:line="360" w:lineRule="auto"/>
+              <w:jc w:val="both"/>
+              <w:rPr>
+                <w:rFonts w:cs="Times New Roman"/>
+                <w:sz w:val="24"/>
+                <w:szCs w:val="24"/>
+              </w:rPr>
+            </w:pPr>
+            <w:r>
+              <w:rPr>
+                <w:rFonts w:cs="Times New Roman"/>
+                <w:sz w:val="24"/>
+                <w:szCs w:val="24"/>
+              </w:rPr>
+              <w:t>1. Запустить main.py.</w:t>
+            </w:r>
+            <w:r>
+              <w:rPr>
+                <w:rFonts w:cs="Times New Roman"/>
+                <w:sz w:val="24"/>
+                <w:szCs w:val="24"/>
+              </w:rPr>
+              <w:br/>
+              <w:t>2. Убедиться в открытии главного окна.</w:t>
+            </w:r>
+            <w:r>
+              <w:rPr>
+                <w:rFonts w:cs="Times New Roman"/>
+                <w:sz w:val="24"/>
+                <w:szCs w:val="24"/>
+              </w:rPr>
+              <w:br/>
+              <w:t>3. Проверить наличие поля ввода и кнопок управления.</w:t>
+            </w:r>
+            <w:r>
+              <w:rPr>
+                <w:rFonts w:cs="Times New Roman"/>
+                <w:sz w:val="24"/>
+                <w:szCs w:val="24"/>
+              </w:rPr>
+              <w:br/>
+              <w:t>4. Выполнить тестовый расчет для числа 12,345.</w:t>
+            </w:r>
+            <w:r>
+              <w:rPr>
+                <w:rFonts w:cs="Times New Roman"/>
+                <w:sz w:val="24"/>
+                <w:szCs w:val="24"/>
+              </w:rPr>
+              <w:br/>
+              <w:t xml:space="preserve">Ожидаемый результат: программа запускается </w:t>
+            </w:r>
+            <w:r>
+              <w:rPr>
+                <w:rFonts w:cs="Times New Roman"/>
+                <w:sz w:val="24"/>
+                <w:szCs w:val="24"/>
+              </w:rPr>
+              <w:lastRenderedPageBreak/>
+              <w:t>без ошибок, интерфейс отображается корректно.</w:t>
+            </w:r>
+          </w:p>
+          <w:p>
+            <w:pPr>
+              <w:spacing w:line="360" w:lineRule="auto"/>
+              <w:jc w:val="both"/>
+              <w:rPr>
+                <w:rFonts w:cs="Times New Roman"/>
+                <w:sz w:val="24"/>
+                <w:szCs w:val="24"/>
+              </w:rPr>
+            </w:pPr>
+          </w:p>
+        </w:tc>
+        <w:tc>
+          <w:tcPr>
+            <w:tcW w:w="1701" w:type="dxa"/>
+          </w:tcPr>
+          <w:p>
+            <w:pPr>
+              <w:spacing w:line="360" w:lineRule="auto"/>
+              <w:jc w:val="both"/>
+              <w:rPr>
+                <w:rFonts w:cs="Times New Roman"/>
+                <w:sz w:val="24"/>
+                <w:szCs w:val="24"/>
+              </w:rPr>
+            </w:pPr>
+            <w:r>
+              <w:rPr>
+                <w:rFonts w:cs="Times New Roman"/>
+                <w:sz w:val="24"/>
+                <w:szCs w:val="24"/>
+              </w:rPr>
+              <w:lastRenderedPageBreak/>
+              <w:t>main.py, gui.py, Python</w:t>
+            </w:r>
+          </w:p>
+          <w:p>
+            <w:pPr>
+              <w:spacing w:line="360" w:lineRule="auto"/>
+              <w:jc w:val="both"/>
+              <w:rPr>
+                <w:rFonts w:cs="Times New Roman"/>
+                <w:sz w:val="24"/>
+                <w:szCs w:val="24"/>
+              </w:rPr>
+            </w:pPr>
+          </w:p>
+        </w:tc>
+      </w:tr>
+      <w:tr>
+        <w:tc>
+          <w:tcPr>
+            <w:tcW w:w="567" w:type="dxa"/>
+          </w:tcPr>
+          <w:p>
+            <w:pPr>
+              <w:spacing w:line="360" w:lineRule="auto"/>
+              <w:jc w:val="both"/>
+              <w:rPr>
+                <w:rFonts w:cs="Times New Roman"/>
+                <w:sz w:val="24"/>
+                <w:szCs w:val="24"/>
+              </w:rPr>
+            </w:pPr>
+            <w:r>
+              <w:rPr>
+                <w:rFonts w:cs="Times New Roman"/>
+                <w:sz w:val="24"/>
+                <w:szCs w:val="24"/>
+              </w:rPr>
+              <w:t>2</w:t>
+            </w:r>
+          </w:p>
+        </w:tc>
+        <w:tc>
+          <w:tcPr>
+            <w:tcW w:w="2835" w:type="dxa"/>
+          </w:tcPr>
+          <w:p>
+            <w:pPr>
+              <w:spacing w:line="360" w:lineRule="auto"/>
+              <w:jc w:val="both"/>
+              <w:rPr>
+                <w:rFonts w:cs="Times New Roman"/>
+                <w:sz w:val="24"/>
+                <w:szCs w:val="24"/>
+              </w:rPr>
+            </w:pPr>
+            <w:r>
+              <w:rPr>
+                <w:rFonts w:cs="Times New Roman"/>
+                <w:sz w:val="24"/>
+                <w:szCs w:val="24"/>
+              </w:rPr>
+              <w:t>Проверка корректности вычислений</w:t>
+            </w:r>
+          </w:p>
+        </w:tc>
+        <w:tc>
+          <w:tcPr>
+            <w:tcW w:w="1843" w:type="dxa"/>
+          </w:tcPr>
+          <w:p>
+            <w:pPr>
+              <w:spacing w:line="360" w:lineRule="auto"/>
+              <w:jc w:val="both"/>
+              <w:rPr>
+                <w:rFonts w:cs="Times New Roman"/>
+                <w:sz w:val="24"/>
+                <w:szCs w:val="24"/>
+              </w:rPr>
+            </w:pPr>
+            <w:r>
+              <w:rPr>
+                <w:rFonts w:cs="Times New Roman"/>
+                <w:sz w:val="24"/>
+                <w:szCs w:val="24"/>
+              </w:rPr>
+              <w:t>Еженедельно</w:t>
+            </w:r>
+          </w:p>
+        </w:tc>
+        <w:tc>
+          <w:tcPr>
+            <w:tcW w:w="1276" w:type="dxa"/>
+          </w:tcPr>
+          <w:p>
+            <w:pPr>
+              <w:spacing w:line="360" w:lineRule="auto"/>
+              <w:jc w:val="both"/>
+              <w:rPr>
+                <w:rFonts w:cs="Times New Roman"/>
+                <w:sz w:val="24"/>
+                <w:szCs w:val="24"/>
+              </w:rPr>
+            </w:pPr>
+            <w:r>
+              <w:rPr>
+                <w:rFonts w:cs="Times New Roman"/>
+                <w:sz w:val="24"/>
+                <w:szCs w:val="24"/>
+              </w:rPr>
+              <w:t>Плановое</w:t>
+            </w:r>
+          </w:p>
+        </w:tc>
+        <w:tc>
+          <w:tcPr>
+            <w:tcW w:w="2835" w:type="dxa"/>
+          </w:tcPr>
+          <w:p>
+            <w:pPr>
+              <w:spacing w:line="360" w:lineRule="auto"/>
+              <w:jc w:val="both"/>
+              <w:rPr>
+                <w:rFonts w:cs="Times New Roman"/>
+                <w:sz w:val="24"/>
+                <w:szCs w:val="24"/>
+              </w:rPr>
+            </w:pPr>
+            <w:r>
+              <w:rPr>
+                <w:rFonts w:cs="Times New Roman"/>
+                <w:sz w:val="24"/>
+                <w:szCs w:val="24"/>
+              </w:rPr>
+              <w:t>1. Ввести тестовые данные.</w:t>
+            </w:r>
+            <w:r>
+              <w:rPr>
+                <w:rFonts w:cs="Times New Roman"/>
+                <w:sz w:val="24"/>
+                <w:szCs w:val="24"/>
+              </w:rPr>
+              <w:br/>
+              <w:t>2. Выполнить не менее трех контрольных расчетов.</w:t>
+            </w:r>
+            <w:r>
+              <w:rPr>
+                <w:rFonts w:cs="Times New Roman"/>
+                <w:sz w:val="24"/>
+                <w:szCs w:val="24"/>
+              </w:rPr>
+              <w:br/>
+              <w:t>3. Сравнить результаты с ожидаемыми значениями.</w:t>
+            </w:r>
+            <w:r>
+              <w:rPr>
+                <w:rFonts w:cs="Times New Roman"/>
+                <w:sz w:val="24"/>
+                <w:szCs w:val="24"/>
+              </w:rPr>
+              <w:br/>
+              <w:t>Ожидаемый результат: все вычисления выполняются корректно.</w:t>
+            </w:r>
+          </w:p>
+        </w:tc>
+        <w:tc>
+          <w:tcPr>
+            <w:tcW w:w="1701" w:type="dxa"/>
+          </w:tcPr>
+          <w:p>
+            <w:pPr>
+              <w:spacing w:line="360" w:lineRule="auto"/>
+              <w:jc w:val="both"/>
+              <w:rPr>
+                <w:rFonts w:cs="Times New Roman"/>
+                <w:sz w:val="24"/>
+                <w:szCs w:val="24"/>
+                <w:lang w:val="en-US"/>
+              </w:rPr>
+            </w:pPr>
+            <w:r>
+              <w:rPr>
+                <w:rFonts w:cs="Times New Roman"/>
+                <w:sz w:val="24"/>
+                <w:szCs w:val="24"/>
+                <w:lang w:val="en-US"/>
+              </w:rPr>
+              <w:t>main.py, gui.py, Python</w:t>
+            </w:r>
+          </w:p>
+        </w:tc>
+      </w:tr>
+      <w:tr>
+        <w:tc>
+          <w:tcPr>
+            <w:tcW w:w="567" w:type="dxa"/>
+          </w:tcPr>
+          <w:p>
+            <w:pPr>
+              <w:spacing w:line="360" w:lineRule="auto"/>
+              <w:jc w:val="both"/>
+              <w:rPr>
+                <w:rFonts w:cs="Times New Roman"/>
+                <w:sz w:val="24"/>
+                <w:szCs w:val="24"/>
+              </w:rPr>
+            </w:pPr>
+            <w:r>
+              <w:rPr>
+                <w:rFonts w:cs="Times New Roman"/>
+                <w:sz w:val="24"/>
+                <w:szCs w:val="24"/>
+              </w:rPr>
+              <w:t>3</w:t>
+            </w:r>
+          </w:p>
+        </w:tc>
+        <w:tc>
+          <w:tcPr>
+            <w:tcW w:w="2835" w:type="dxa"/>
+          </w:tcPr>
+          <w:p>
+            <w:pPr>
+              <w:spacing w:line="360" w:lineRule="auto"/>
+              <w:jc w:val="both"/>
+              <w:rPr>
+                <w:rFonts w:cs="Times New Roman"/>
+                <w:sz w:val="24"/>
+                <w:szCs w:val="24"/>
+              </w:rPr>
+            </w:pPr>
+            <w:r>
+              <w:rPr>
+                <w:rFonts w:cs="Times New Roman"/>
+                <w:sz w:val="24"/>
+                <w:szCs w:val="24"/>
+              </w:rPr>
+              <w:t>Создание резервной копии журнала вычислений</w:t>
+            </w:r>
+          </w:p>
+        </w:tc>
+        <w:tc>
+          <w:tcPr>
+            <w:tcW w:w="1843" w:type="dxa"/>
+          </w:tcPr>
+          <w:p>
+            <w:pPr>
+              <w:spacing w:line="360" w:lineRule="auto"/>
+              <w:jc w:val="both"/>
+              <w:rPr>
+                <w:rFonts w:cs="Times New Roman"/>
+                <w:sz w:val="24"/>
+                <w:szCs w:val="24"/>
+              </w:rPr>
+            </w:pPr>
+            <w:r>
+              <w:rPr>
+                <w:rFonts w:cs="Times New Roman"/>
+                <w:sz w:val="24"/>
+                <w:szCs w:val="24"/>
+              </w:rPr>
+              <w:t>Еженедельно</w:t>
+            </w:r>
+          </w:p>
+        </w:tc>
+        <w:tc>
+          <w:tcPr>
+            <w:tcW w:w="1276" w:type="dxa"/>
+          </w:tcPr>
+          <w:p>
+            <w:pPr>
+              <w:spacing w:line="360" w:lineRule="auto"/>
+              <w:jc w:val="both"/>
+              <w:rPr>
+                <w:rFonts w:cs="Times New Roman"/>
+                <w:sz w:val="24"/>
+                <w:szCs w:val="24"/>
+              </w:rPr>
+            </w:pPr>
+            <w:r>
+              <w:rPr>
+                <w:rFonts w:cs="Times New Roman"/>
+                <w:sz w:val="24"/>
+                <w:szCs w:val="24"/>
+              </w:rPr>
+              <w:t>Плановое</w:t>
+            </w:r>
+          </w:p>
+        </w:tc>
+        <w:tc>
+          <w:tcPr>
+            <w:tcW w:w="2835" w:type="dxa"/>
+          </w:tcPr>
+          <w:p>
+            <w:pPr>
+              <w:spacing w:line="360" w:lineRule="auto"/>
+              <w:jc w:val="both"/>
+              <w:rPr>
+                <w:rFonts w:cs="Times New Roman"/>
+                <w:sz w:val="24"/>
+                <w:szCs w:val="24"/>
+              </w:rPr>
+            </w:pPr>
+            <w:r>
+              <w:rPr>
+                <w:rFonts w:cs="Times New Roman"/>
+                <w:sz w:val="24"/>
+                <w:szCs w:val="24"/>
+              </w:rPr>
+              <w:t>1. Нажать кнопку «Создать резервную копию».</w:t>
+            </w:r>
+            <w:r>
+              <w:rPr>
+                <w:rFonts w:cs="Times New Roman"/>
+                <w:sz w:val="24"/>
+                <w:szCs w:val="24"/>
+              </w:rPr>
+              <w:br/>
+              <w:t xml:space="preserve">2. Проверить наличие файла резервной копии в каталоге </w:t>
+            </w:r>
+            <w:proofErr w:type="spellStart"/>
+            <w:r>
+              <w:rPr>
+                <w:rFonts w:cs="Times New Roman"/>
+                <w:sz w:val="24"/>
+                <w:szCs w:val="24"/>
+              </w:rPr>
+              <w:t>backup</w:t>
+            </w:r>
+            <w:proofErr w:type="spellEnd"/>
+            <w:r>
+              <w:rPr>
+                <w:rFonts w:cs="Times New Roman"/>
+                <w:sz w:val="24"/>
+                <w:szCs w:val="24"/>
+              </w:rPr>
+              <w:t>.</w:t>
+            </w:r>
+            <w:r>
+              <w:rPr>
+                <w:rFonts w:cs="Times New Roman"/>
+                <w:sz w:val="24"/>
+                <w:szCs w:val="24"/>
+              </w:rPr>
+              <w:br/>
+              <w:t>Ожидаемый результат: резервная копия создана успешно.</w:t>
+            </w:r>
+          </w:p>
+        </w:tc>
+        <w:tc>
+          <w:tcPr>
+            <w:tcW w:w="1701" w:type="dxa"/>
+          </w:tcPr>
+          <w:p>
+            <w:pPr>
+              <w:spacing w:line="360" w:lineRule="auto"/>
+              <w:jc w:val="both"/>
+              <w:rPr>
+                <w:rFonts w:cs="Times New Roman"/>
+                <w:sz w:val="24"/>
+                <w:szCs w:val="24"/>
+              </w:rPr>
+            </w:pPr>
+            <w:r>
+              <w:rPr>
+                <w:rFonts w:cs="Times New Roman"/>
+                <w:sz w:val="24"/>
+                <w:szCs w:val="24"/>
+              </w:rPr>
+              <w:t xml:space="preserve">logic.py, </w:t>
+            </w:r>
+            <w:proofErr w:type="spellStart"/>
+            <w:r>
+              <w:rPr>
+                <w:rFonts w:cs="Times New Roman"/>
+                <w:sz w:val="24"/>
+                <w:szCs w:val="24"/>
+              </w:rPr>
+              <w:t>backup</w:t>
+            </w:r>
+            <w:proofErr w:type="spellEnd"/>
+          </w:p>
+        </w:tc>
+      </w:tr>
+      <w:tr>
+        <w:tc>
+          <w:tcPr>
+            <w:tcW w:w="567" w:type="dxa"/>
+          </w:tcPr>
+          <w:p>
+            <w:pPr>
+              <w:spacing w:line="360" w:lineRule="auto"/>
+              <w:jc w:val="both"/>
+              <w:rPr>
+                <w:rFonts w:cs="Times New Roman"/>
+                <w:sz w:val="24"/>
+                <w:szCs w:val="24"/>
+              </w:rPr>
+            </w:pPr>
+            <w:r>
+              <w:rPr>
+                <w:rFonts w:cs="Times New Roman"/>
+                <w:sz w:val="24"/>
+                <w:szCs w:val="24"/>
+              </w:rPr>
+              <w:t>4</w:t>
+            </w:r>
+          </w:p>
+        </w:tc>
+        <w:tc>
+          <w:tcPr>
+            <w:tcW w:w="2835" w:type="dxa"/>
+          </w:tcPr>
+          <w:p>
+            <w:pPr>
+              <w:spacing w:line="360" w:lineRule="auto"/>
+              <w:jc w:val="both"/>
+              <w:rPr>
+                <w:rFonts w:cs="Times New Roman"/>
+                <w:sz w:val="24"/>
+                <w:szCs w:val="24"/>
+              </w:rPr>
+            </w:pPr>
+            <w:r>
+              <w:rPr>
+                <w:rFonts w:cs="Times New Roman"/>
+                <w:sz w:val="24"/>
+                <w:szCs w:val="24"/>
+              </w:rPr>
+              <w:t>Проверка журнала вычислений</w:t>
+            </w:r>
+          </w:p>
+        </w:tc>
+        <w:tc>
+          <w:tcPr>
+            <w:tcW w:w="1843" w:type="dxa"/>
+          </w:tcPr>
+          <w:p>
+            <w:pPr>
+              <w:spacing w:line="360" w:lineRule="auto"/>
+              <w:jc w:val="both"/>
+              <w:rPr>
+                <w:rFonts w:cs="Times New Roman"/>
+                <w:sz w:val="24"/>
+                <w:szCs w:val="24"/>
+              </w:rPr>
+            </w:pPr>
+            <w:r>
+              <w:rPr>
+                <w:rFonts w:cs="Times New Roman"/>
+                <w:sz w:val="24"/>
+                <w:szCs w:val="24"/>
+              </w:rPr>
+              <w:t>Еженедельно</w:t>
+            </w:r>
+          </w:p>
+        </w:tc>
+        <w:tc>
+          <w:tcPr>
+            <w:tcW w:w="1276" w:type="dxa"/>
+          </w:tcPr>
+          <w:p>
+            <w:pPr>
+              <w:spacing w:line="360" w:lineRule="auto"/>
+              <w:jc w:val="both"/>
+              <w:rPr>
+                <w:rFonts w:cs="Times New Roman"/>
+                <w:sz w:val="24"/>
+                <w:szCs w:val="24"/>
+              </w:rPr>
+            </w:pPr>
+            <w:r>
+              <w:rPr>
+                <w:rFonts w:cs="Times New Roman"/>
+                <w:sz w:val="24"/>
+                <w:szCs w:val="24"/>
+              </w:rPr>
+              <w:t>Плановое</w:t>
+            </w:r>
+          </w:p>
+        </w:tc>
+        <w:tc>
+          <w:tcPr>
+            <w:tcW w:w="2835" w:type="dxa"/>
+          </w:tcPr>
+          <w:p>
+            <w:pPr>
+              <w:spacing w:line="360" w:lineRule="auto"/>
+              <w:jc w:val="both"/>
+              <w:rPr>
+                <w:rFonts w:cs="Times New Roman"/>
+                <w:sz w:val="24"/>
+                <w:szCs w:val="24"/>
+              </w:rPr>
+            </w:pPr>
+            <w:r>
+              <w:rPr>
+                <w:rFonts w:cs="Times New Roman"/>
+                <w:sz w:val="24"/>
+                <w:szCs w:val="24"/>
+              </w:rPr>
+              <w:t>1.</w:t>
+            </w:r>
+            <w:r>
+              <w:rPr>
+                <w:rFonts w:cs="Times New Roman"/>
+                <w:sz w:val="24"/>
+                <w:szCs w:val="24"/>
+              </w:rPr>
+              <w:t xml:space="preserve"> </w:t>
+            </w:r>
+            <w:r>
+              <w:rPr>
+                <w:rFonts w:cs="Times New Roman"/>
+                <w:sz w:val="24"/>
+                <w:szCs w:val="24"/>
+              </w:rPr>
+              <w:t>Открыть calculations.log.</w:t>
+            </w:r>
+            <w:r>
+              <w:rPr>
+                <w:rFonts w:cs="Times New Roman"/>
+                <w:sz w:val="24"/>
+                <w:szCs w:val="24"/>
+              </w:rPr>
+              <w:br/>
+              <w:t>2. Проверить наличие новых</w:t>
+            </w:r>
+            <w:r>
+              <w:rPr>
+                <w:rFonts w:cs="Times New Roman"/>
+                <w:sz w:val="24"/>
+                <w:szCs w:val="24"/>
+              </w:rPr>
+              <w:t xml:space="preserve"> </w:t>
+            </w:r>
+            <w:r>
+              <w:rPr>
+                <w:rFonts w:cs="Times New Roman"/>
+                <w:sz w:val="24"/>
+                <w:szCs w:val="24"/>
+              </w:rPr>
+              <w:t>записей.</w:t>
+            </w:r>
+            <w:r>
+              <w:rPr>
+                <w:rFonts w:cs="Times New Roman"/>
+                <w:sz w:val="24"/>
+                <w:szCs w:val="24"/>
+              </w:rPr>
+              <w:br/>
+              <w:t>3. Проверить корректность даты, времени и результатов вычислений.</w:t>
+            </w:r>
+            <w:r>
+              <w:rPr>
+                <w:rFonts w:cs="Times New Roman"/>
+                <w:sz w:val="24"/>
+                <w:szCs w:val="24"/>
+              </w:rPr>
+              <w:br/>
+              <w:t>Ожидаемый результат: журнал содержит актуальные данные.</w:t>
+            </w:r>
+          </w:p>
+        </w:tc>
+        <w:tc>
+          <w:tcPr>
+            <w:tcW w:w="1701" w:type="dxa"/>
+          </w:tcPr>
+          <w:p>
+            <w:pPr>
+              <w:spacing w:line="360" w:lineRule="auto"/>
+              <w:jc w:val="both"/>
+              <w:rPr>
+                <w:rFonts w:cs="Times New Roman"/>
+                <w:sz w:val="24"/>
+                <w:szCs w:val="24"/>
+              </w:rPr>
+            </w:pPr>
+            <w:r>
+              <w:rPr>
+                <w:rFonts w:cs="Times New Roman"/>
+                <w:sz w:val="24"/>
+                <w:szCs w:val="24"/>
+              </w:rPr>
+              <w:t>calculations.log, текстовый редактор</w:t>
+            </w:r>
+          </w:p>
+        </w:tc>
+      </w:tr>
+      <w:tr>
+        <w:tc>
+          <w:tcPr>
+            <w:tcW w:w="567" w:type="dxa"/>
+          </w:tcPr>
+          <w:p>
+            <w:pPr>
+              <w:spacing w:line="360" w:lineRule="auto"/>
+              <w:jc w:val="both"/>
+              <w:rPr>
+                <w:rFonts w:cs="Times New Roman"/>
+                <w:sz w:val="24"/>
+                <w:szCs w:val="24"/>
+              </w:rPr>
+            </w:pPr>
+            <w:r>
+              <w:rPr>
+                <w:rFonts w:cs="Times New Roman"/>
+                <w:sz w:val="24"/>
+                <w:szCs w:val="24"/>
+              </w:rPr>
+              <w:t>5</w:t>
+            </w:r>
+          </w:p>
+        </w:tc>
+        <w:tc>
+          <w:tcPr>
+            <w:tcW w:w="2835" w:type="dxa"/>
+          </w:tcPr>
+          <w:p>
+            <w:pPr>
+              <w:spacing w:line="360" w:lineRule="auto"/>
+              <w:jc w:val="both"/>
+              <w:rPr>
+                <w:rFonts w:cs="Times New Roman"/>
+                <w:sz w:val="24"/>
+                <w:szCs w:val="24"/>
+              </w:rPr>
+            </w:pPr>
+            <w:r>
+              <w:rPr>
+                <w:rFonts w:cs="Times New Roman"/>
+                <w:sz w:val="24"/>
+                <w:szCs w:val="24"/>
+              </w:rPr>
+              <w:t>Проверка целостности резервных копий</w:t>
+            </w:r>
+          </w:p>
+        </w:tc>
+        <w:tc>
+          <w:tcPr>
+            <w:tcW w:w="1843" w:type="dxa"/>
+          </w:tcPr>
+          <w:p>
+            <w:pPr>
+              <w:spacing w:line="360" w:lineRule="auto"/>
+              <w:jc w:val="both"/>
+              <w:rPr>
+                <w:rFonts w:cs="Times New Roman"/>
+                <w:sz w:val="24"/>
+                <w:szCs w:val="24"/>
+              </w:rPr>
+            </w:pPr>
+            <w:r>
+              <w:rPr>
+                <w:rFonts w:cs="Times New Roman"/>
+                <w:sz w:val="24"/>
+                <w:szCs w:val="24"/>
+              </w:rPr>
+              <w:t>Ежемесячно</w:t>
+            </w:r>
+          </w:p>
+        </w:tc>
+        <w:tc>
+          <w:tcPr>
+            <w:tcW w:w="1276" w:type="dxa"/>
+          </w:tcPr>
+          <w:p>
+            <w:pPr>
+              <w:spacing w:line="360" w:lineRule="auto"/>
+              <w:jc w:val="both"/>
+              <w:rPr>
+                <w:rFonts w:cs="Times New Roman"/>
+                <w:sz w:val="24"/>
+                <w:szCs w:val="24"/>
+              </w:rPr>
+            </w:pPr>
+            <w:r>
+              <w:rPr>
+                <w:rFonts w:cs="Times New Roman"/>
+                <w:sz w:val="24"/>
+                <w:szCs w:val="24"/>
+              </w:rPr>
+              <w:t>Плановое</w:t>
+            </w:r>
+          </w:p>
+        </w:tc>
+        <w:tc>
+          <w:tcPr>
+            <w:tcW w:w="2835" w:type="dxa"/>
+          </w:tcPr>
+          <w:p>
+            <w:pPr>
+              <w:spacing w:line="360" w:lineRule="auto"/>
+              <w:jc w:val="both"/>
+              <w:rPr>
+                <w:rFonts w:cs="Times New Roman"/>
+                <w:sz w:val="24"/>
+                <w:szCs w:val="24"/>
+              </w:rPr>
+            </w:pPr>
+            <w:r>
+              <w:rPr>
+                <w:rFonts w:cs="Times New Roman"/>
+                <w:sz w:val="24"/>
+                <w:szCs w:val="24"/>
+              </w:rPr>
+              <w:t xml:space="preserve">1. Открыть каталог </w:t>
+            </w:r>
+            <w:proofErr w:type="spellStart"/>
+            <w:r>
+              <w:rPr>
+                <w:rFonts w:cs="Times New Roman"/>
+                <w:sz w:val="24"/>
+                <w:szCs w:val="24"/>
+              </w:rPr>
+              <w:t>backup</w:t>
+            </w:r>
+            <w:proofErr w:type="spellEnd"/>
+            <w:r>
+              <w:rPr>
+                <w:rFonts w:cs="Times New Roman"/>
+                <w:sz w:val="24"/>
+                <w:szCs w:val="24"/>
+              </w:rPr>
+              <w:t>.</w:t>
+            </w:r>
+            <w:r>
+              <w:rPr>
+                <w:rFonts w:cs="Times New Roman"/>
+                <w:sz w:val="24"/>
+                <w:szCs w:val="24"/>
+              </w:rPr>
+              <w:br/>
+              <w:t xml:space="preserve">2. Проверить наличие </w:t>
+            </w:r>
+            <w:r>
+              <w:rPr>
+                <w:rFonts w:cs="Times New Roman"/>
+                <w:sz w:val="24"/>
+                <w:szCs w:val="24"/>
+              </w:rPr>
+              <w:lastRenderedPageBreak/>
+              <w:t>резервных файлов.</w:t>
+            </w:r>
+            <w:r>
+              <w:rPr>
+                <w:rFonts w:cs="Times New Roman"/>
+                <w:sz w:val="24"/>
+                <w:szCs w:val="24"/>
+              </w:rPr>
+              <w:br/>
+              <w:t>3. Убедиться в возможности открытия файла.</w:t>
+            </w:r>
+            <w:r>
+              <w:rPr>
+                <w:rFonts w:cs="Times New Roman"/>
+                <w:sz w:val="24"/>
+                <w:szCs w:val="24"/>
+              </w:rPr>
+              <w:br/>
+              <w:t>Ожидаемый результат: резервная копия доступна для использования.</w:t>
+            </w:r>
+          </w:p>
+        </w:tc>
+        <w:tc>
+          <w:tcPr>
+            <w:tcW w:w="1701" w:type="dxa"/>
+          </w:tcPr>
+          <w:p>
+            <w:pPr>
+              <w:spacing w:line="360" w:lineRule="auto"/>
+              <w:jc w:val="both"/>
+              <w:rPr>
+                <w:rFonts w:cs="Times New Roman"/>
+                <w:sz w:val="24"/>
+                <w:szCs w:val="24"/>
+              </w:rPr>
+            </w:pPr>
+            <w:r>
+              <w:rPr>
+                <w:rFonts w:cs="Times New Roman"/>
+                <w:sz w:val="24"/>
+                <w:szCs w:val="24"/>
+              </w:rPr>
+              <w:lastRenderedPageBreak/>
+              <w:t>Проводник ОС</w:t>
+            </w:r>
+          </w:p>
+        </w:tc>
+      </w:tr>
+      <w:tr>
+        <w:tc>
+          <w:tcPr>
+            <w:tcW w:w="567" w:type="dxa"/>
+          </w:tcPr>
+          <w:p>
+            <w:pPr>
+              <w:spacing w:line="360" w:lineRule="auto"/>
+              <w:jc w:val="both"/>
+              <w:rPr>
+                <w:rFonts w:cs="Times New Roman"/>
+                <w:sz w:val="24"/>
+                <w:szCs w:val="24"/>
+              </w:rPr>
+            </w:pPr>
+            <w:r>
+              <w:rPr>
+                <w:rFonts w:cs="Times New Roman"/>
+                <w:sz w:val="24"/>
+                <w:szCs w:val="24"/>
+              </w:rPr>
+              <w:t>6</w:t>
+            </w:r>
+          </w:p>
+        </w:tc>
+        <w:tc>
+          <w:tcPr>
+            <w:tcW w:w="2835" w:type="dxa"/>
+          </w:tcPr>
+          <w:p>
+            <w:pPr>
+              <w:spacing w:line="360" w:lineRule="auto"/>
+              <w:jc w:val="both"/>
+              <w:rPr>
+                <w:rFonts w:cs="Times New Roman"/>
+                <w:sz w:val="24"/>
+                <w:szCs w:val="24"/>
+              </w:rPr>
+            </w:pPr>
+            <w:r>
+              <w:rPr>
+                <w:rFonts w:cs="Times New Roman"/>
+                <w:sz w:val="24"/>
+                <w:szCs w:val="24"/>
+              </w:rPr>
+              <w:t>Контроль актуальности репозитория GitHub</w:t>
+            </w:r>
+          </w:p>
+        </w:tc>
+        <w:tc>
+          <w:tcPr>
+            <w:tcW w:w="1843" w:type="dxa"/>
+          </w:tcPr>
+          <w:p>
+            <w:pPr>
+              <w:spacing w:line="360" w:lineRule="auto"/>
+              <w:jc w:val="both"/>
+              <w:rPr>
+                <w:rFonts w:cs="Times New Roman"/>
+                <w:sz w:val="24"/>
+                <w:szCs w:val="24"/>
+              </w:rPr>
+            </w:pPr>
+            <w:r>
+              <w:rPr>
+                <w:rFonts w:cs="Times New Roman"/>
+                <w:sz w:val="24"/>
+                <w:szCs w:val="24"/>
+              </w:rPr>
+              <w:t>Ежемесячно</w:t>
+            </w:r>
+          </w:p>
+        </w:tc>
+        <w:tc>
+          <w:tcPr>
+            <w:tcW w:w="1276" w:type="dxa"/>
+          </w:tcPr>
+          <w:p>
+            <w:pPr>
+              <w:spacing w:line="360" w:lineRule="auto"/>
+              <w:jc w:val="both"/>
+              <w:rPr>
+                <w:rFonts w:cs="Times New Roman"/>
+                <w:sz w:val="24"/>
+                <w:szCs w:val="24"/>
+              </w:rPr>
+            </w:pPr>
+            <w:r>
+              <w:rPr>
+                <w:rFonts w:cs="Times New Roman"/>
+                <w:sz w:val="24"/>
+                <w:szCs w:val="24"/>
+              </w:rPr>
+              <w:t>Плановое</w:t>
+            </w:r>
+          </w:p>
+        </w:tc>
+        <w:tc>
+          <w:tcPr>
+            <w:tcW w:w="2835" w:type="dxa"/>
+          </w:tcPr>
+          <w:p>
+            <w:pPr>
+              <w:spacing w:line="360" w:lineRule="auto"/>
+              <w:jc w:val="both"/>
+              <w:rPr>
+                <w:rFonts w:cs="Times New Roman"/>
+                <w:sz w:val="24"/>
+                <w:szCs w:val="24"/>
+              </w:rPr>
+            </w:pPr>
+            <w:r>
+              <w:rPr>
+                <w:rFonts w:cs="Times New Roman"/>
+                <w:sz w:val="24"/>
+                <w:szCs w:val="24"/>
+              </w:rPr>
+              <w:t>1. Проверить наличие последних изменений в проекте.</w:t>
+            </w:r>
+            <w:r>
+              <w:rPr>
+                <w:rFonts w:cs="Times New Roman"/>
+                <w:sz w:val="24"/>
+                <w:szCs w:val="24"/>
+              </w:rPr>
+              <w:br/>
+              <w:t>2. Сравнить локальную и удаленную версии.</w:t>
+            </w:r>
+            <w:r>
+              <w:rPr>
+                <w:rFonts w:cs="Times New Roman"/>
+                <w:sz w:val="24"/>
+                <w:szCs w:val="24"/>
+              </w:rPr>
+              <w:br/>
+              <w:t xml:space="preserve">3. Выполнить </w:t>
+            </w:r>
+            <w:proofErr w:type="spellStart"/>
+            <w:r>
+              <w:rPr>
+                <w:rFonts w:cs="Times New Roman"/>
+                <w:sz w:val="24"/>
+                <w:szCs w:val="24"/>
+              </w:rPr>
+              <w:t>Push</w:t>
+            </w:r>
+            <w:proofErr w:type="spellEnd"/>
+            <w:r>
+              <w:rPr>
+                <w:rFonts w:cs="Times New Roman"/>
+                <w:sz w:val="24"/>
+                <w:szCs w:val="24"/>
+              </w:rPr>
+              <w:t xml:space="preserve"> при необходимости.</w:t>
+            </w:r>
+            <w:r>
+              <w:rPr>
+                <w:rFonts w:cs="Times New Roman"/>
+                <w:sz w:val="24"/>
+                <w:szCs w:val="24"/>
+              </w:rPr>
+              <w:br/>
+              <w:t>Ожидаемый результат: данные проекта актуальны и сохранены в репозитории.</w:t>
+            </w:r>
+          </w:p>
+        </w:tc>
+        <w:tc>
+          <w:tcPr>
+            <w:tcW w:w="1701" w:type="dxa"/>
+          </w:tcPr>
+          <w:p>
+            <w:pPr>
+              <w:spacing w:line="360" w:lineRule="auto"/>
+              <w:jc w:val="both"/>
+              <w:rPr>
+                <w:rFonts w:cs="Times New Roman"/>
+                <w:sz w:val="24"/>
+                <w:szCs w:val="24"/>
+              </w:rPr>
+            </w:pPr>
+            <w:proofErr w:type="spellStart"/>
+            <w:r>
+              <w:rPr>
+                <w:rFonts w:cs="Times New Roman"/>
+                <w:sz w:val="24"/>
+                <w:szCs w:val="24"/>
+              </w:rPr>
+              <w:t>Git</w:t>
+            </w:r>
+            <w:proofErr w:type="spellEnd"/>
+            <w:r>
+              <w:rPr>
+                <w:rFonts w:cs="Times New Roman"/>
+                <w:sz w:val="24"/>
+                <w:szCs w:val="24"/>
+              </w:rPr>
+              <w:t xml:space="preserve">, GitHub, </w:t>
+            </w:r>
+            <w:proofErr w:type="spellStart"/>
+            <w:r>
+              <w:rPr>
+                <w:rFonts w:cs="Times New Roman"/>
+                <w:sz w:val="24"/>
+                <w:szCs w:val="24"/>
+              </w:rPr>
+              <w:t>PyCharm</w:t>
+            </w:r>
+            <w:proofErr w:type="spellEnd"/>
+          </w:p>
+        </w:tc>
+      </w:tr>
+    </w:tbl>
+    <w:p>
+      <w:pPr>
+        <w:spacing w:line="360" w:lineRule="auto"/>
+        <w:ind w:firstLine="709"/>
+        <w:jc w:val="both"/>
+        <w:rPr>
+          <w:rFonts w:cs="Times New Roman"/>
+          <w:szCs w:val="28"/>
+        </w:rPr>
+      </w:pPr>
+    </w:p>
+    <w:p>
+      <w:pPr>
+        <w:spacing w:after="0" w:line="360" w:lineRule="auto"/>
+        <w:ind w:firstLine="709"/>
+        <w:jc w:val="both"/>
+        <w:rPr>
+          <w:rFonts w:cs="Times New Roman"/>
+          <w:b/>
+          <w:bCs/>
+          <w:szCs w:val="28"/>
+        </w:rPr>
+      </w:pPr>
+      <w:r>
+        <w:rPr>
+          <w:rFonts w:cs="Times New Roman"/>
+          <w:b/>
+          <w:bCs/>
+          <w:szCs w:val="28"/>
+        </w:rPr>
+        <w:t>2.2 Внеплановое техническое обслуживание</w:t>
+      </w:r>
+    </w:p>
+    <w:tbl>
+      <w:tblPr>
+        <w:tblStyle w:val="ac"/>
+        <w:tblW w:w="11057" w:type="dxa"/>
+        <w:tblInd w:w="-1139" w:type="dxa"/>
+        <w:tblLook w:val="04A0" w:firstRow="1" w:lastRow="0" w:firstColumn="1" w:lastColumn="0" w:noHBand="0" w:noVBand="1"/>
+      </w:tblPr>
+      <w:tblGrid>
+        <w:gridCol w:w="565"/>
+        <w:gridCol w:w="2784"/>
+        <w:gridCol w:w="1758"/>
+        <w:gridCol w:w="1177"/>
+        <w:gridCol w:w="2930"/>
+        <w:gridCol w:w="1843"/>
+      </w:tblGrid>
+      <w:tr>
+        <w:tc>
+          <w:tcPr>
+            <w:tcW w:w="565" w:type="dxa"/>
+          </w:tcPr>
+          <w:p>
+            <w:pPr>
+              <w:spacing w:line="360" w:lineRule="auto"/>
+              <w:jc w:val="both"/>
+              <w:rPr>
+                <w:rFonts w:cs="Times New Roman"/>
+                <w:sz w:val="24"/>
+                <w:szCs w:val="24"/>
+              </w:rPr>
+            </w:pPr>
+            <w:r>
+              <w:rPr>
+                <w:rFonts w:cs="Times New Roman"/>
+                <w:sz w:val="24"/>
+                <w:szCs w:val="24"/>
+              </w:rPr>
+              <w:t>№</w:t>
+            </w:r>
+          </w:p>
+        </w:tc>
+        <w:tc>
+          <w:tcPr>
+            <w:tcW w:w="2784" w:type="dxa"/>
+          </w:tcPr>
+          <w:p>
+            <w:pPr>
+              <w:spacing w:line="360" w:lineRule="auto"/>
+              <w:jc w:val="both"/>
+              <w:rPr>
+                <w:rFonts w:cs="Times New Roman"/>
+                <w:sz w:val="24"/>
+                <w:szCs w:val="24"/>
+              </w:rPr>
+            </w:pPr>
+            <w:r>
+              <w:rPr>
+                <w:rFonts w:cs="Times New Roman"/>
+                <w:sz w:val="24"/>
+                <w:szCs w:val="24"/>
+              </w:rPr>
+              <w:t>Наименование операции</w:t>
+            </w:r>
+          </w:p>
+        </w:tc>
+        <w:tc>
+          <w:tcPr>
+            <w:tcW w:w="1758" w:type="dxa"/>
+          </w:tcPr>
+          <w:p>
+            <w:pPr>
+              <w:spacing w:line="360" w:lineRule="auto"/>
+              <w:jc w:val="both"/>
+              <w:rPr>
+                <w:rFonts w:cs="Times New Roman"/>
+                <w:sz w:val="24"/>
+                <w:szCs w:val="24"/>
+              </w:rPr>
+            </w:pPr>
+            <w:r>
+              <w:rPr>
+                <w:rFonts w:cs="Times New Roman"/>
+                <w:sz w:val="24"/>
+                <w:szCs w:val="24"/>
+              </w:rPr>
+              <w:t>Периодичность</w:t>
+            </w:r>
+          </w:p>
+        </w:tc>
+        <w:tc>
+          <w:tcPr>
+            <w:tcW w:w="1177" w:type="dxa"/>
+          </w:tcPr>
+          <w:p>
+            <w:pPr>
+              <w:spacing w:line="360" w:lineRule="auto"/>
+              <w:jc w:val="both"/>
+              <w:rPr>
+                <w:rFonts w:cs="Times New Roman"/>
+                <w:sz w:val="24"/>
+                <w:szCs w:val="24"/>
+              </w:rPr>
+            </w:pPr>
+            <w:r>
+              <w:rPr>
+                <w:rFonts w:cs="Times New Roman"/>
+                <w:sz w:val="24"/>
+                <w:szCs w:val="24"/>
+              </w:rPr>
+              <w:t>Вид ТО</w:t>
+            </w:r>
+          </w:p>
+        </w:tc>
+        <w:tc>
+          <w:tcPr>
+            <w:tcW w:w="2930" w:type="dxa"/>
+          </w:tcPr>
+          <w:p>
+            <w:pPr>
+              <w:spacing w:line="360" w:lineRule="auto"/>
+              <w:jc w:val="both"/>
+              <w:rPr>
+                <w:rFonts w:cs="Times New Roman"/>
+                <w:sz w:val="24"/>
+                <w:szCs w:val="24"/>
+              </w:rPr>
+            </w:pPr>
+            <w:r>
+              <w:rPr>
+                <w:rFonts w:cs="Times New Roman"/>
+                <w:sz w:val="24"/>
+                <w:szCs w:val="24"/>
+              </w:rPr>
+              <w:t>Пошаговый алгоритм и ожидаемый результат</w:t>
+            </w:r>
+          </w:p>
+        </w:tc>
+        <w:tc>
+          <w:tcPr>
+            <w:tcW w:w="1843" w:type="dxa"/>
+          </w:tcPr>
+          <w:p>
+            <w:pPr>
+              <w:spacing w:line="360" w:lineRule="auto"/>
+              <w:jc w:val="both"/>
+              <w:rPr>
+                <w:rFonts w:cs="Times New Roman"/>
+                <w:sz w:val="24"/>
+                <w:szCs w:val="24"/>
+              </w:rPr>
+            </w:pPr>
+            <w:r>
+              <w:rPr>
+                <w:rFonts w:cs="Times New Roman"/>
+                <w:sz w:val="24"/>
+                <w:szCs w:val="24"/>
+              </w:rPr>
+              <w:t>Используемые инструменты</w:t>
+            </w:r>
+          </w:p>
+        </w:tc>
+      </w:tr>
+      <w:tr>
+        <w:tc>
+          <w:tcPr>
+            <w:tcW w:w="565" w:type="dxa"/>
+          </w:tcPr>
+          <w:p>
+            <w:pPr>
+              <w:spacing w:line="360" w:lineRule="auto"/>
+              <w:jc w:val="both"/>
+              <w:rPr>
+                <w:rFonts w:cs="Times New Roman"/>
+                <w:sz w:val="24"/>
+                <w:szCs w:val="24"/>
+              </w:rPr>
+            </w:pPr>
+            <w:r>
+              <w:rPr>
+                <w:rFonts w:cs="Times New Roman"/>
+                <w:sz w:val="24"/>
+                <w:szCs w:val="24"/>
+              </w:rPr>
+              <w:t>1</w:t>
+            </w:r>
+          </w:p>
+        </w:tc>
+        <w:tc>
+          <w:tcPr>
+            <w:tcW w:w="2784" w:type="dxa"/>
+          </w:tcPr>
+          <w:p>
+            <w:pPr>
+              <w:spacing w:line="360" w:lineRule="auto"/>
+              <w:jc w:val="both"/>
+              <w:rPr>
+                <w:rFonts w:cs="Times New Roman"/>
+                <w:sz w:val="24"/>
+                <w:szCs w:val="24"/>
+              </w:rPr>
+            </w:pPr>
+            <w:r>
+              <w:rPr>
+                <w:rFonts w:cs="Times New Roman"/>
+                <w:sz w:val="24"/>
+                <w:szCs w:val="24"/>
+              </w:rPr>
+              <w:t>Восстановление журнала вычислений</w:t>
+            </w:r>
+          </w:p>
+          <w:p>
+            <w:pPr>
+              <w:spacing w:line="360" w:lineRule="auto"/>
+              <w:jc w:val="both"/>
+              <w:rPr>
+                <w:rFonts w:cs="Times New Roman"/>
+                <w:sz w:val="24"/>
+                <w:szCs w:val="24"/>
+              </w:rPr>
+            </w:pPr>
+          </w:p>
+        </w:tc>
+        <w:tc>
+          <w:tcPr>
+            <w:tcW w:w="1758" w:type="dxa"/>
+          </w:tcPr>
+          <w:p>
+            <w:pPr>
+              <w:spacing w:line="360" w:lineRule="auto"/>
+              <w:jc w:val="both"/>
+              <w:rPr>
+                <w:rFonts w:cs="Times New Roman"/>
+                <w:sz w:val="24"/>
+                <w:szCs w:val="24"/>
+              </w:rPr>
+            </w:pPr>
+            <w:r>
+              <w:rPr>
+                <w:rFonts w:cs="Times New Roman"/>
+                <w:sz w:val="24"/>
+                <w:szCs w:val="24"/>
+              </w:rPr>
+              <w:t>По факту возникновения инцидента</w:t>
+            </w:r>
+          </w:p>
+          <w:p>
+            <w:pPr>
+              <w:spacing w:line="360" w:lineRule="auto"/>
+              <w:jc w:val="both"/>
+              <w:rPr>
+                <w:rFonts w:cs="Times New Roman"/>
+                <w:sz w:val="24"/>
+                <w:szCs w:val="24"/>
+              </w:rPr>
+            </w:pPr>
+          </w:p>
+        </w:tc>
+        <w:tc>
+          <w:tcPr>
+            <w:tcW w:w="1177" w:type="dxa"/>
+          </w:tcPr>
+          <w:p>
+            <w:pPr>
+              <w:spacing w:line="360" w:lineRule="auto"/>
+              <w:jc w:val="both"/>
+              <w:rPr>
+                <w:rFonts w:cs="Times New Roman"/>
+                <w:sz w:val="24"/>
+                <w:szCs w:val="24"/>
+              </w:rPr>
+            </w:pPr>
+            <w:r>
+              <w:rPr>
+                <w:rFonts w:cs="Times New Roman"/>
+                <w:sz w:val="24"/>
+                <w:szCs w:val="24"/>
+              </w:rPr>
+              <w:t>Внеплановое</w:t>
+            </w:r>
+          </w:p>
+        </w:tc>
+        <w:tc>
+          <w:tcPr>
+            <w:tcW w:w="2930" w:type="dxa"/>
+          </w:tcPr>
+          <w:p>
+            <w:pPr>
+              <w:spacing w:line="360" w:lineRule="auto"/>
+              <w:jc w:val="both"/>
+              <w:rPr>
+                <w:rFonts w:cs="Times New Roman"/>
+                <w:sz w:val="24"/>
+                <w:szCs w:val="24"/>
+              </w:rPr>
+            </w:pPr>
+            <w:r>
+              <w:rPr>
+                <w:rFonts w:cs="Times New Roman"/>
+                <w:sz w:val="24"/>
+                <w:szCs w:val="24"/>
+              </w:rPr>
+              <w:t>1. Запустить программу.</w:t>
+            </w:r>
+            <w:r>
+              <w:rPr>
+                <w:rFonts w:cs="Times New Roman"/>
+                <w:sz w:val="24"/>
+                <w:szCs w:val="24"/>
+              </w:rPr>
+              <w:br/>
+              <w:t>2. Нажать кнопку «Восстановить лог».</w:t>
+            </w:r>
+            <w:r>
+              <w:rPr>
+                <w:rFonts w:cs="Times New Roman"/>
+                <w:sz w:val="24"/>
+                <w:szCs w:val="24"/>
+              </w:rPr>
+              <w:br/>
+              <w:t>3. Проверить появление журнала вычислений.</w:t>
+            </w:r>
+            <w:r>
+              <w:rPr>
+                <w:rFonts w:cs="Times New Roman"/>
+                <w:sz w:val="24"/>
+                <w:szCs w:val="24"/>
+              </w:rPr>
+              <w:br/>
+              <w:t>Ожидаемый результат: потерянные данные восстановлены из резервной копии.</w:t>
+            </w:r>
+          </w:p>
+        </w:tc>
+        <w:tc>
+          <w:tcPr>
+            <w:tcW w:w="1843" w:type="dxa"/>
+          </w:tcPr>
+          <w:p>
+            <w:pPr>
+              <w:spacing w:line="360" w:lineRule="auto"/>
+              <w:jc w:val="both"/>
+              <w:rPr>
+                <w:rFonts w:cs="Times New Roman"/>
+                <w:sz w:val="24"/>
+                <w:szCs w:val="24"/>
+              </w:rPr>
+            </w:pPr>
+            <w:proofErr w:type="spellStart"/>
+            <w:r>
+              <w:rPr>
+                <w:rFonts w:cs="Times New Roman"/>
+                <w:sz w:val="24"/>
+                <w:szCs w:val="24"/>
+              </w:rPr>
+              <w:t>backup</w:t>
+            </w:r>
+            <w:proofErr w:type="spellEnd"/>
+            <w:r>
+              <w:rPr>
+                <w:rFonts w:cs="Times New Roman"/>
+                <w:sz w:val="24"/>
+                <w:szCs w:val="24"/>
+              </w:rPr>
+              <w:t>, logic.py</w:t>
+            </w:r>
+          </w:p>
+        </w:tc>
+      </w:tr>
+      <w:tr>
+        <w:tc>
+          <w:tcPr>
+            <w:tcW w:w="565" w:type="dxa"/>
+          </w:tcPr>
+          <w:p>
+            <w:pPr>
+              <w:spacing w:line="360" w:lineRule="auto"/>
+              <w:jc w:val="both"/>
+              <w:rPr>
+                <w:rFonts w:cs="Times New Roman"/>
+                <w:sz w:val="24"/>
+                <w:szCs w:val="24"/>
+              </w:rPr>
+            </w:pPr>
+            <w:r>
+              <w:rPr>
+                <w:rFonts w:cs="Times New Roman"/>
+                <w:sz w:val="24"/>
+                <w:szCs w:val="24"/>
+              </w:rPr>
+              <w:t>2</w:t>
+            </w:r>
+          </w:p>
+        </w:tc>
+        <w:tc>
+          <w:tcPr>
+            <w:tcW w:w="2784" w:type="dxa"/>
+          </w:tcPr>
+          <w:p>
+            <w:pPr>
+              <w:spacing w:line="360" w:lineRule="auto"/>
+              <w:jc w:val="both"/>
+              <w:rPr>
+                <w:rFonts w:cs="Times New Roman"/>
+                <w:sz w:val="24"/>
+                <w:szCs w:val="24"/>
+              </w:rPr>
+            </w:pPr>
+            <w:r>
+              <w:rPr>
+                <w:rFonts w:cs="Times New Roman"/>
+                <w:sz w:val="24"/>
+                <w:szCs w:val="24"/>
+              </w:rPr>
+              <w:t>Устранение ошибок запуска программы</w:t>
+            </w:r>
+          </w:p>
+          <w:p>
+            <w:pPr>
+              <w:spacing w:line="360" w:lineRule="auto"/>
+              <w:jc w:val="both"/>
+              <w:rPr>
+                <w:rFonts w:cs="Times New Roman"/>
+                <w:sz w:val="24"/>
+                <w:szCs w:val="24"/>
+              </w:rPr>
+            </w:pPr>
+          </w:p>
+        </w:tc>
+        <w:tc>
+          <w:tcPr>
+            <w:tcW w:w="1758" w:type="dxa"/>
+          </w:tcPr>
+          <w:p>
+            <w:pPr>
+              <w:spacing w:line="360" w:lineRule="auto"/>
+              <w:jc w:val="both"/>
+              <w:rPr>
+                <w:rFonts w:cs="Times New Roman"/>
+                <w:sz w:val="24"/>
+                <w:szCs w:val="24"/>
+              </w:rPr>
+            </w:pPr>
+            <w:r>
+              <w:rPr>
+                <w:rFonts w:cs="Times New Roman"/>
+                <w:sz w:val="24"/>
+                <w:szCs w:val="24"/>
+              </w:rPr>
+              <w:t>По факту возникновения инцидента</w:t>
+            </w:r>
+          </w:p>
+        </w:tc>
+        <w:tc>
+          <w:tcPr>
+            <w:tcW w:w="1177" w:type="dxa"/>
+          </w:tcPr>
+          <w:p>
+            <w:pPr>
+              <w:spacing w:line="360" w:lineRule="auto"/>
+              <w:jc w:val="both"/>
+              <w:rPr>
+                <w:rFonts w:cs="Times New Roman"/>
+                <w:sz w:val="24"/>
+                <w:szCs w:val="24"/>
+              </w:rPr>
+            </w:pPr>
+            <w:r>
+              <w:rPr>
+                <w:rFonts w:cs="Times New Roman"/>
+                <w:sz w:val="24"/>
+                <w:szCs w:val="24"/>
+              </w:rPr>
+              <w:t>Внеплановое</w:t>
+            </w:r>
+          </w:p>
+        </w:tc>
+        <w:tc>
+          <w:tcPr>
+            <w:tcW w:w="2930" w:type="dxa"/>
+          </w:tcPr>
+          <w:p>
+            <w:pPr>
+              <w:spacing w:line="360" w:lineRule="auto"/>
+              <w:jc w:val="both"/>
+              <w:rPr>
+                <w:rFonts w:cs="Times New Roman"/>
+                <w:sz w:val="24"/>
+                <w:szCs w:val="24"/>
+              </w:rPr>
+            </w:pPr>
+            <w:r>
+              <w:rPr>
+                <w:rFonts w:cs="Times New Roman"/>
+                <w:sz w:val="24"/>
+                <w:szCs w:val="24"/>
+              </w:rPr>
+              <w:t>1. Проверить наличие всех файлов проекта.</w:t>
+            </w:r>
+            <w:r>
+              <w:rPr>
+                <w:rFonts w:cs="Times New Roman"/>
+                <w:sz w:val="24"/>
+                <w:szCs w:val="24"/>
+              </w:rPr>
+              <w:br/>
+              <w:t xml:space="preserve">2. Проверить версию </w:t>
+            </w:r>
+            <w:r>
+              <w:rPr>
+                <w:rFonts w:cs="Times New Roman"/>
+                <w:sz w:val="24"/>
+                <w:szCs w:val="24"/>
+              </w:rPr>
+              <w:lastRenderedPageBreak/>
+              <w:t>Python.</w:t>
+            </w:r>
+            <w:r>
+              <w:rPr>
+                <w:rFonts w:cs="Times New Roman"/>
+                <w:sz w:val="24"/>
+                <w:szCs w:val="24"/>
+              </w:rPr>
+              <w:br/>
+              <w:t>3. Выполнить повторный запуск приложения.</w:t>
+            </w:r>
+            <w:r>
+              <w:rPr>
+                <w:rFonts w:cs="Times New Roman"/>
+                <w:sz w:val="24"/>
+                <w:szCs w:val="24"/>
+              </w:rPr>
+              <w:br/>
+              <w:t>Ожидаемый результат: программа запускается без ошибок.</w:t>
+            </w:r>
+          </w:p>
+        </w:tc>
+        <w:tc>
+          <w:tcPr>
+            <w:tcW w:w="1843" w:type="dxa"/>
+          </w:tcPr>
+          <w:p>
+            <w:pPr>
+              <w:spacing w:line="360" w:lineRule="auto"/>
+              <w:jc w:val="both"/>
+              <w:rPr>
+                <w:rFonts w:cs="Times New Roman"/>
+                <w:sz w:val="24"/>
+                <w:szCs w:val="24"/>
+              </w:rPr>
+            </w:pPr>
+            <w:r>
+              <w:rPr>
+                <w:rFonts w:cs="Times New Roman"/>
+                <w:sz w:val="24"/>
+                <w:szCs w:val="24"/>
+              </w:rPr>
+              <w:lastRenderedPageBreak/>
+              <w:t xml:space="preserve">Python, </w:t>
+            </w:r>
+            <w:proofErr w:type="spellStart"/>
+            <w:r>
+              <w:rPr>
+                <w:rFonts w:cs="Times New Roman"/>
+                <w:sz w:val="24"/>
+                <w:szCs w:val="24"/>
+              </w:rPr>
+              <w:t>PyCharm</w:t>
+            </w:r>
+            <w:proofErr w:type="spellEnd"/>
+          </w:p>
+        </w:tc>
+      </w:tr>
+      <w:tr>
+        <w:tc>
+          <w:tcPr>
+            <w:tcW w:w="565" w:type="dxa"/>
+          </w:tcPr>
+          <w:p>
+            <w:pPr>
+              <w:spacing w:line="360" w:lineRule="auto"/>
+              <w:jc w:val="both"/>
+              <w:rPr>
+                <w:rFonts w:cs="Times New Roman"/>
+                <w:sz w:val="24"/>
+                <w:szCs w:val="24"/>
+              </w:rPr>
+            </w:pPr>
+            <w:r>
+              <w:rPr>
+                <w:rFonts w:cs="Times New Roman"/>
+                <w:sz w:val="24"/>
+                <w:szCs w:val="24"/>
+              </w:rPr>
+              <w:t>3</w:t>
+            </w:r>
+          </w:p>
+        </w:tc>
+        <w:tc>
+          <w:tcPr>
+            <w:tcW w:w="2784" w:type="dxa"/>
+          </w:tcPr>
+          <w:p>
+            <w:pPr>
+              <w:spacing w:line="360" w:lineRule="auto"/>
+              <w:jc w:val="both"/>
+              <w:rPr>
+                <w:rFonts w:cs="Times New Roman"/>
+                <w:sz w:val="24"/>
+                <w:szCs w:val="24"/>
+              </w:rPr>
+            </w:pPr>
+            <w:r>
+              <w:rPr>
+                <w:rFonts w:cs="Times New Roman"/>
+                <w:sz w:val="24"/>
+                <w:szCs w:val="24"/>
+              </w:rPr>
+              <w:t>Восстановление проекта из репозитория GitHub</w:t>
+            </w:r>
+          </w:p>
+          <w:p>
+            <w:pPr>
+              <w:spacing w:line="360" w:lineRule="auto"/>
+              <w:jc w:val="both"/>
+              <w:rPr>
+                <w:rFonts w:cs="Times New Roman"/>
+                <w:sz w:val="24"/>
+                <w:szCs w:val="24"/>
+              </w:rPr>
+            </w:pPr>
+          </w:p>
+        </w:tc>
+        <w:tc>
+          <w:tcPr>
+            <w:tcW w:w="1758" w:type="dxa"/>
+          </w:tcPr>
+          <w:p>
+            <w:pPr>
+              <w:spacing w:line="360" w:lineRule="auto"/>
+              <w:jc w:val="both"/>
+              <w:rPr>
+                <w:rFonts w:cs="Times New Roman"/>
+                <w:sz w:val="24"/>
+                <w:szCs w:val="24"/>
+              </w:rPr>
+            </w:pPr>
+            <w:r>
+              <w:rPr>
+                <w:rFonts w:cs="Times New Roman"/>
+                <w:sz w:val="24"/>
+                <w:szCs w:val="24"/>
+              </w:rPr>
+              <w:t>По факту возникновения инцидента</w:t>
+            </w:r>
+          </w:p>
+          <w:p>
+            <w:pPr>
+              <w:spacing w:line="360" w:lineRule="auto"/>
+              <w:jc w:val="both"/>
+              <w:rPr>
+                <w:rFonts w:cs="Times New Roman"/>
+                <w:sz w:val="24"/>
+                <w:szCs w:val="24"/>
+              </w:rPr>
+            </w:pPr>
+          </w:p>
+        </w:tc>
+        <w:tc>
+          <w:tcPr>
+            <w:tcW w:w="1177" w:type="dxa"/>
+          </w:tcPr>
+          <w:p>
+            <w:pPr>
+              <w:spacing w:line="360" w:lineRule="auto"/>
+              <w:jc w:val="both"/>
+              <w:rPr>
+                <w:rFonts w:cs="Times New Roman"/>
+                <w:sz w:val="24"/>
+                <w:szCs w:val="24"/>
+              </w:rPr>
+            </w:pPr>
+            <w:r>
+              <w:rPr>
+                <w:rFonts w:cs="Times New Roman"/>
+                <w:sz w:val="24"/>
+                <w:szCs w:val="24"/>
+              </w:rPr>
+              <w:t>Внеплановое</w:t>
+            </w:r>
+          </w:p>
+        </w:tc>
+        <w:tc>
+          <w:tcPr>
+            <w:tcW w:w="2930" w:type="dxa"/>
+          </w:tcPr>
+          <w:p>
+            <w:pPr>
+              <w:spacing w:line="360" w:lineRule="auto"/>
+              <w:jc w:val="both"/>
+              <w:rPr>
+                <w:rFonts w:cs="Times New Roman"/>
+                <w:sz w:val="24"/>
+                <w:szCs w:val="24"/>
+              </w:rPr>
+            </w:pPr>
+            <w:r>
+              <w:rPr>
+                <w:rFonts w:cs="Times New Roman"/>
+                <w:sz w:val="24"/>
+                <w:szCs w:val="24"/>
+              </w:rPr>
+              <w:t>1. Выполнить загрузку актуальной версии проекта.</w:t>
+            </w:r>
+            <w:r>
+              <w:rPr>
+                <w:rFonts w:cs="Times New Roman"/>
+                <w:sz w:val="24"/>
+                <w:szCs w:val="24"/>
+              </w:rPr>
+              <w:br/>
+              <w:t>2. Проверить целостность файлов.</w:t>
+            </w:r>
+            <w:r>
+              <w:rPr>
+                <w:rFonts w:cs="Times New Roman"/>
+                <w:sz w:val="24"/>
+                <w:szCs w:val="24"/>
+              </w:rPr>
+              <w:br/>
+              <w:t>3. Выполнить запуск программы.</w:t>
+            </w:r>
+            <w:r>
+              <w:rPr>
+                <w:rFonts w:cs="Times New Roman"/>
+                <w:sz w:val="24"/>
+                <w:szCs w:val="24"/>
+              </w:rPr>
+              <w:br/>
+              <w:t>Ожидаемый результат: работоспособная версия проекта восстановлена.</w:t>
+            </w:r>
+          </w:p>
+        </w:tc>
+        <w:tc>
+          <w:tcPr>
+            <w:tcW w:w="1843" w:type="dxa"/>
+          </w:tcPr>
+          <w:p>
+            <w:pPr>
+              <w:spacing w:line="360" w:lineRule="auto"/>
+              <w:jc w:val="both"/>
+              <w:rPr>
+                <w:rFonts w:cs="Times New Roman"/>
+                <w:sz w:val="24"/>
+                <w:szCs w:val="24"/>
+              </w:rPr>
+            </w:pPr>
+            <w:r>
+              <w:rPr>
+                <w:rFonts w:cs="Times New Roman"/>
+                <w:sz w:val="24"/>
+                <w:szCs w:val="24"/>
+              </w:rPr>
+              <w:t xml:space="preserve">GitHub, </w:t>
+            </w:r>
+            <w:proofErr w:type="spellStart"/>
+            <w:r>
+              <w:rPr>
+                <w:rFonts w:cs="Times New Roman"/>
+                <w:sz w:val="24"/>
+                <w:szCs w:val="24"/>
+              </w:rPr>
+              <w:t>Git</w:t>
+            </w:r>
+            <w:proofErr w:type="spellEnd"/>
+          </w:p>
+        </w:tc>
+      </w:tr>
+      <w:tr>
+        <w:tc>
+          <w:tcPr>
+            <w:tcW w:w="565" w:type="dxa"/>
+          </w:tcPr>
+          <w:p>
+            <w:pPr>
+              <w:spacing w:line="360" w:lineRule="auto"/>
+              <w:jc w:val="both"/>
+              <w:rPr>
+                <w:rFonts w:cs="Times New Roman"/>
+                <w:sz w:val="24"/>
+                <w:szCs w:val="24"/>
+              </w:rPr>
+            </w:pPr>
+            <w:r>
+              <w:rPr>
+                <w:rFonts w:cs="Times New Roman"/>
+                <w:sz w:val="24"/>
+                <w:szCs w:val="24"/>
+              </w:rPr>
+              <w:t>4</w:t>
+            </w:r>
+          </w:p>
+        </w:tc>
+        <w:tc>
+          <w:tcPr>
+            <w:tcW w:w="2784" w:type="dxa"/>
+          </w:tcPr>
+          <w:p>
+            <w:pPr>
+              <w:spacing w:line="360" w:lineRule="auto"/>
+              <w:jc w:val="both"/>
+              <w:rPr>
+                <w:rFonts w:cs="Times New Roman"/>
+                <w:sz w:val="24"/>
+                <w:szCs w:val="24"/>
+              </w:rPr>
+            </w:pPr>
+            <w:r>
+              <w:rPr>
+                <w:rFonts w:cs="Times New Roman"/>
+                <w:sz w:val="24"/>
+                <w:szCs w:val="24"/>
+              </w:rPr>
+              <w:t>Проверка программы после исправления ошибок</w:t>
+            </w:r>
+          </w:p>
+          <w:p>
+            <w:pPr>
+              <w:spacing w:line="360" w:lineRule="auto"/>
+              <w:jc w:val="both"/>
+              <w:rPr>
+                <w:rFonts w:cs="Times New Roman"/>
+                <w:sz w:val="24"/>
+                <w:szCs w:val="24"/>
+              </w:rPr>
+            </w:pPr>
+          </w:p>
+        </w:tc>
+        <w:tc>
+          <w:tcPr>
+            <w:tcW w:w="1758" w:type="dxa"/>
+          </w:tcPr>
+          <w:p>
+            <w:pPr>
+              <w:spacing w:line="360" w:lineRule="auto"/>
+              <w:jc w:val="both"/>
+              <w:rPr>
+                <w:rFonts w:cs="Times New Roman"/>
+                <w:sz w:val="24"/>
+                <w:szCs w:val="24"/>
+              </w:rPr>
+            </w:pPr>
+            <w:r>
+              <w:rPr>
+                <w:rFonts w:cs="Times New Roman"/>
+                <w:sz w:val="24"/>
+                <w:szCs w:val="24"/>
+              </w:rPr>
+              <w:t>После внесения изменений</w:t>
+            </w:r>
+          </w:p>
+          <w:p>
+            <w:pPr>
+              <w:spacing w:line="360" w:lineRule="auto"/>
+              <w:jc w:val="both"/>
+              <w:rPr>
+                <w:rFonts w:cs="Times New Roman"/>
+                <w:sz w:val="24"/>
+                <w:szCs w:val="24"/>
+              </w:rPr>
+            </w:pPr>
+          </w:p>
+        </w:tc>
+        <w:tc>
+          <w:tcPr>
+            <w:tcW w:w="1177" w:type="dxa"/>
+          </w:tcPr>
+          <w:p>
+            <w:pPr>
+              <w:spacing w:line="360" w:lineRule="auto"/>
+              <w:jc w:val="both"/>
+              <w:rPr>
+                <w:rFonts w:cs="Times New Roman"/>
+                <w:sz w:val="24"/>
+                <w:szCs w:val="24"/>
+              </w:rPr>
+            </w:pPr>
+            <w:r>
+              <w:rPr>
+                <w:rFonts w:cs="Times New Roman"/>
+                <w:sz w:val="24"/>
+                <w:szCs w:val="24"/>
+              </w:rPr>
+              <w:t>Внеплановое</w:t>
+            </w:r>
+          </w:p>
+        </w:tc>
+        <w:tc>
+          <w:tcPr>
+            <w:tcW w:w="2930" w:type="dxa"/>
+          </w:tcPr>
+          <w:p>
+            <w:pPr>
+              <w:spacing w:line="360" w:lineRule="auto"/>
+              <w:jc w:val="both"/>
+              <w:rPr>
+                <w:rFonts w:cs="Times New Roman"/>
+                <w:sz w:val="24"/>
+                <w:szCs w:val="24"/>
+              </w:rPr>
+            </w:pPr>
+            <w:r>
+              <w:rPr>
+                <w:rFonts w:cs="Times New Roman"/>
+                <w:sz w:val="24"/>
+                <w:szCs w:val="24"/>
+              </w:rPr>
+              <w:t>1. Выполнить запуск программы.</w:t>
+            </w:r>
+            <w:r>
+              <w:rPr>
+                <w:rFonts w:cs="Times New Roman"/>
+                <w:sz w:val="24"/>
+                <w:szCs w:val="24"/>
+              </w:rPr>
+              <w:br/>
+              <w:t>2. Провести контрольное тестирование.</w:t>
+            </w:r>
+            <w:r>
+              <w:rPr>
+                <w:rFonts w:cs="Times New Roman"/>
+                <w:sz w:val="24"/>
+                <w:szCs w:val="24"/>
+              </w:rPr>
+              <w:br/>
+              <w:t>3. Проверить работу резервного копирования и логирования.</w:t>
+            </w:r>
+            <w:r>
+              <w:rPr>
+                <w:rFonts w:cs="Times New Roman"/>
+                <w:sz w:val="24"/>
+                <w:szCs w:val="24"/>
+              </w:rPr>
+              <w:br/>
+              <w:t>Ожидаемый результат: ошибки устранены, программа работает штатно.</w:t>
+            </w:r>
+          </w:p>
+        </w:tc>
+        <w:tc>
+          <w:tcPr>
+            <w:tcW w:w="1843" w:type="dxa"/>
+          </w:tcPr>
+          <w:p>
+            <w:pPr>
+              <w:spacing w:line="360" w:lineRule="auto"/>
+              <w:jc w:val="both"/>
+              <w:rPr>
+                <w:rFonts w:cs="Times New Roman"/>
+                <w:sz w:val="24"/>
+                <w:szCs w:val="24"/>
+              </w:rPr>
+            </w:pPr>
+            <w:proofErr w:type="spellStart"/>
+            <w:r>
+              <w:rPr>
+                <w:rFonts w:cs="Times New Roman"/>
+                <w:sz w:val="24"/>
+                <w:szCs w:val="24"/>
+              </w:rPr>
+              <w:t>PyCharm</w:t>
+            </w:r>
+            <w:proofErr w:type="spellEnd"/>
+            <w:r>
+              <w:rPr>
+                <w:rFonts w:cs="Times New Roman"/>
+                <w:sz w:val="24"/>
+                <w:szCs w:val="24"/>
+              </w:rPr>
+              <w:t>, тест-кейсы</w:t>
+            </w:r>
+          </w:p>
+        </w:tc>
+      </w:tr>
+    </w:tbl>
+    <w:p>
+      <w:pPr>
+        <w:spacing w:line="360" w:lineRule="auto"/>
+        <w:ind w:firstLine="709"/>
+        <w:jc w:val="both"/>
+        <w:rPr>
+          <w:rFonts w:cs="Times New Roman"/>
+          <w:b/>
+          <w:bCs/>
+          <w:szCs w:val="28"/>
+        </w:rPr>
+      </w:pPr>
+    </w:p>
+    <w:p>
+      <w:pPr>
+        <w:spacing w:line="360" w:lineRule="auto"/>
+        <w:ind w:firstLine="709"/>
+        <w:jc w:val="both"/>
+        <w:rPr>
+          <w:rFonts w:cs="Times New Roman"/>
+          <w:b/>
+          <w:bCs/>
+          <w:szCs w:val="28"/>
+        </w:rPr>
+      </w:pPr>
+      <w:r>
+        <w:rPr>
+          <w:rFonts w:cs="Times New Roman"/>
+          <w:b/>
+          <w:bCs/>
+          <w:szCs w:val="28"/>
+        </w:rPr>
+        <w:t>3</w:t>
+      </w:r>
+      <w:r>
+        <w:rPr>
+          <w:rFonts w:cs="Times New Roman"/>
+          <w:b/>
+          <w:bCs/>
+          <w:szCs w:val="28"/>
+        </w:rPr>
+        <w:t>.</w:t>
+      </w:r>
+      <w:r>
+        <w:rPr>
+          <w:rFonts w:cs="Times New Roman"/>
+          <w:b/>
+          <w:bCs/>
+          <w:szCs w:val="28"/>
+        </w:rPr>
+        <w:t xml:space="preserve"> Контроль качества технического обслуживания</w:t>
+      </w:r>
+    </w:p>
+    <w:p>
+      <w:pPr>
+        <w:spacing w:after="0" w:line="360" w:lineRule="auto"/>
+        <w:ind w:firstLine="709"/>
+        <w:jc w:val="both"/>
+        <w:rPr>
+          <w:rFonts w:cs="Times New Roman"/>
+          <w:szCs w:val="28"/>
+        </w:rPr>
+      </w:pPr>
+      <w:r>
+        <w:rPr>
+          <w:rFonts w:cs="Times New Roman"/>
+          <w:szCs w:val="28"/>
+        </w:rPr>
+        <w:t>Качество выполнения технического обслуживания оценивается по следующим показателям:</w:t>
+      </w:r>
+    </w:p>
+    <w:p>
+      <w:pPr>
         <w:pStyle w:val="a7"/>
         <w:numPr>
           <w:ilvl w:val="0"/>
-          <w:numId w:val="9"/>
+          <w:numId w:val="36"/>
         </w:numPr>
+        <w:spacing w:after="0" w:line="360" w:lineRule="auto"/>
+        <w:ind w:left="0" w:firstLine="709"/>
+        <w:jc w:val="both"/>
+        <w:rPr>
+          <w:rFonts w:cs="Times New Roman"/>
+          <w:szCs w:val="28"/>
+        </w:rPr>
+      </w:pPr>
+      <w:r>
+        <w:rPr>
+          <w:rFonts w:cs="Times New Roman"/>
+          <w:szCs w:val="28"/>
+        </w:rPr>
+        <w:t xml:space="preserve">Процент успешных запусков программы </w:t>
+      </w:r>
+      <w:r>
+        <w:rPr>
+          <w:rFonts w:cs="Times New Roman"/>
+          <w:szCs w:val="28"/>
+        </w:rPr>
+        <w:t>-</w:t>
+      </w:r>
+      <w:r>
+        <w:rPr>
+          <w:rFonts w:cs="Times New Roman"/>
+          <w:szCs w:val="28"/>
+        </w:rPr>
+        <w:t xml:space="preserve"> отношение количества успешных запусков к общему количеству попыток запуска. Нормативное значение: не менее 95 %.</w:t>
+      </w:r>
+    </w:p>
+    <w:p>
+      <w:pPr>
+        <w:pStyle w:val="a7"/>
+        <w:numPr>
+          <w:ilvl w:val="0"/>
+          <w:numId w:val="36"/>
+        </w:numPr>
+        <w:spacing w:after="0" w:line="360" w:lineRule="auto"/>
+        <w:ind w:left="0" w:firstLine="709"/>
+        <w:jc w:val="both"/>
+        <w:rPr>
+          <w:rFonts w:cs="Times New Roman"/>
+          <w:szCs w:val="28"/>
+        </w:rPr>
+      </w:pPr>
+      <w:r>
+        <w:rPr>
+          <w:rFonts w:cs="Times New Roman"/>
+          <w:szCs w:val="28"/>
+        </w:rPr>
+        <w:lastRenderedPageBreak/>
+        <w:t xml:space="preserve">Процент корректно выполненных вычислений </w:t>
+      </w:r>
+      <w:r>
+        <w:rPr>
+          <w:rFonts w:cs="Times New Roman"/>
+          <w:szCs w:val="28"/>
+        </w:rPr>
+        <w:t>-</w:t>
+      </w:r>
+      <w:r>
+        <w:rPr>
+          <w:rFonts w:cs="Times New Roman"/>
+          <w:szCs w:val="28"/>
+        </w:rPr>
+        <w:t xml:space="preserve"> отношение количества правильно обработанных тестовых примеров к общему числу проверок. Нормативное значение: 100 %.</w:t>
+      </w:r>
+    </w:p>
+    <w:p>
+      <w:pPr>
+        <w:pStyle w:val="a7"/>
+        <w:numPr>
+          <w:ilvl w:val="0"/>
+          <w:numId w:val="36"/>
+        </w:numPr>
+        <w:spacing w:after="0" w:line="360" w:lineRule="auto"/>
+        <w:ind w:left="0" w:firstLine="709"/>
+        <w:jc w:val="both"/>
+        <w:rPr>
+          <w:rFonts w:cs="Times New Roman"/>
+          <w:szCs w:val="28"/>
+        </w:rPr>
+      </w:pPr>
+      <w:r>
+        <w:rPr>
+          <w:rFonts w:cs="Times New Roman"/>
+          <w:szCs w:val="28"/>
+        </w:rPr>
+        <w:t xml:space="preserve">Среднее время выполнения вычисления </w:t>
+      </w:r>
+      <w:r>
+        <w:rPr>
+          <w:rFonts w:cs="Times New Roman"/>
+          <w:szCs w:val="28"/>
+        </w:rPr>
+        <w:t>-</w:t>
+      </w:r>
+      <w:r>
+        <w:rPr>
+          <w:rFonts w:cs="Times New Roman"/>
+          <w:szCs w:val="28"/>
+        </w:rPr>
+        <w:t xml:space="preserve"> время от момента запуска расчета до получения результата пользователем. Нормативное значение: не более 1 секунды.</w:t>
+      </w:r>
+    </w:p>
+    <w:p>
+      <w:pPr>
+        <w:pStyle w:val="a7"/>
+        <w:numPr>
+          <w:ilvl w:val="0"/>
+          <w:numId w:val="36"/>
+        </w:numPr>
+        <w:spacing w:after="0" w:line="360" w:lineRule="auto"/>
+        <w:ind w:left="0" w:firstLine="709"/>
+        <w:jc w:val="both"/>
+        <w:rPr>
+          <w:rFonts w:cs="Times New Roman"/>
+          <w:szCs w:val="28"/>
+        </w:rPr>
+      </w:pPr>
+      <w:r>
+        <w:rPr>
+          <w:rFonts w:cs="Times New Roman"/>
+          <w:szCs w:val="28"/>
+        </w:rPr>
+        <w:t xml:space="preserve">Процент успешного логирования операций </w:t>
+      </w:r>
+      <w:r>
+        <w:rPr>
+          <w:rFonts w:cs="Times New Roman"/>
+          <w:szCs w:val="28"/>
+        </w:rPr>
+        <w:t>-</w:t>
+      </w:r>
+      <w:r>
+        <w:rPr>
+          <w:rFonts w:cs="Times New Roman"/>
+          <w:szCs w:val="28"/>
+        </w:rPr>
+        <w:t xml:space="preserve"> отношение количества записей, успешно внесенных в журнал вычислений, к общему количеству выполненных расчетов. Нормативное значение: 100 %.</w:t>
+      </w:r>
+    </w:p>
+    <w:p>
+      <w:pPr>
+        <w:pStyle w:val="a7"/>
+        <w:numPr>
+          <w:ilvl w:val="0"/>
+          <w:numId w:val="36"/>
+        </w:numPr>
+        <w:spacing w:after="0" w:line="360" w:lineRule="auto"/>
+        <w:ind w:left="0" w:firstLine="709"/>
+        <w:jc w:val="both"/>
+        <w:rPr>
+          <w:rFonts w:cs="Times New Roman"/>
+          <w:szCs w:val="28"/>
+        </w:rPr>
+      </w:pPr>
+      <w:r>
+        <w:rPr>
+          <w:rFonts w:cs="Times New Roman"/>
+          <w:szCs w:val="28"/>
+        </w:rPr>
+        <w:t xml:space="preserve">Процент успешного создания резервных копий </w:t>
+      </w:r>
+      <w:r>
+        <w:rPr>
+          <w:rFonts w:cs="Times New Roman"/>
+          <w:szCs w:val="28"/>
+        </w:rPr>
+        <w:t>-</w:t>
+      </w:r>
+      <w:r>
+        <w:rPr>
+          <w:rFonts w:cs="Times New Roman"/>
+          <w:szCs w:val="28"/>
+        </w:rPr>
+        <w:t xml:space="preserve"> отношение количества успешно созданных резервных копий к общему количеству попыток создания резервных копий. Нормативное значение: не менее 95 %.</w:t>
+      </w:r>
+    </w:p>
+    <w:p>
+      <w:pPr>
+        <w:pStyle w:val="a7"/>
+        <w:numPr>
+          <w:ilvl w:val="0"/>
+          <w:numId w:val="36"/>
+        </w:numPr>
+        <w:spacing w:after="0" w:line="360" w:lineRule="auto"/>
+        <w:ind w:left="0" w:firstLine="709"/>
+        <w:jc w:val="both"/>
+        <w:rPr>
+          <w:rFonts w:cs="Times New Roman"/>
+          <w:szCs w:val="28"/>
+        </w:rPr>
+      </w:pPr>
+      <w:r>
+        <w:rPr>
+          <w:rFonts w:cs="Times New Roman"/>
+          <w:szCs w:val="28"/>
+        </w:rPr>
+        <w:t xml:space="preserve">Процент успешного восстановления данных </w:t>
+      </w:r>
+      <w:r>
+        <w:rPr>
+          <w:rFonts w:cs="Times New Roman"/>
+          <w:szCs w:val="28"/>
+        </w:rPr>
+        <w:t>-</w:t>
+      </w:r>
+      <w:r>
+        <w:rPr>
+          <w:rFonts w:cs="Times New Roman"/>
+          <w:szCs w:val="28"/>
+        </w:rPr>
+        <w:t xml:space="preserve"> отношение количества успешных процедур восстановления к общему количеству попыток восстановления. Нормативное значение: 100 %.</w:t>
+      </w:r>
+    </w:p>
+    <w:p>
+      <w:pPr>
+        <w:pStyle w:val="a7"/>
+        <w:numPr>
+          <w:ilvl w:val="0"/>
+          <w:numId w:val="36"/>
+        </w:numPr>
+        <w:spacing w:after="0" w:line="360" w:lineRule="auto"/>
+        <w:ind w:left="0" w:firstLine="709"/>
+        <w:jc w:val="both"/>
+        <w:rPr>
+          <w:rFonts w:cs="Times New Roman"/>
+          <w:szCs w:val="28"/>
+        </w:rPr>
+      </w:pPr>
+      <w:r>
+        <w:rPr>
+          <w:rFonts w:cs="Times New Roman"/>
+          <w:szCs w:val="28"/>
+        </w:rPr>
+        <w:t xml:space="preserve">Количество критических сбоев за отчетный период </w:t>
+      </w:r>
+      <w:r>
+        <w:rPr>
+          <w:rFonts w:cs="Times New Roman"/>
+          <w:szCs w:val="28"/>
+        </w:rPr>
+        <w:t>-</w:t>
+      </w:r>
+      <w:r>
+        <w:rPr>
+          <w:rFonts w:cs="Times New Roman"/>
+          <w:szCs w:val="28"/>
+        </w:rPr>
+        <w:t xml:space="preserve"> число ошибок, приводящих к невозможности запуска программы или выполнению основных функций. Нормативное значение: не более 1 сбоя в месяц.</w:t>
+      </w:r>
+    </w:p>
+    <w:p>
+      <w:pPr>
+        <w:pStyle w:val="a7"/>
+        <w:numPr>
+          <w:ilvl w:val="0"/>
+          <w:numId w:val="36"/>
+        </w:numPr>
+        <w:spacing w:after="0" w:line="360" w:lineRule="auto"/>
+        <w:ind w:left="0" w:firstLine="709"/>
+        <w:jc w:val="both"/>
+        <w:rPr>
+          <w:rFonts w:cs="Times New Roman"/>
+          <w:szCs w:val="28"/>
+        </w:rPr>
+      </w:pPr>
+      <w:r>
+        <w:rPr>
+          <w:rFonts w:cs="Times New Roman"/>
+          <w:szCs w:val="28"/>
+        </w:rPr>
+        <w:t xml:space="preserve">Актуальность репозитория GitHub </w:t>
+      </w:r>
+      <w:r>
+        <w:rPr>
+          <w:rFonts w:cs="Times New Roman"/>
+          <w:szCs w:val="28"/>
+        </w:rPr>
+        <w:t>-</w:t>
+      </w:r>
+      <w:r>
+        <w:rPr>
+          <w:rFonts w:cs="Times New Roman"/>
+          <w:szCs w:val="28"/>
+        </w:rPr>
+        <w:t xml:space="preserve"> время между внесением изменений в проект и их фиксацией в репозитории. Нормативное значение: не более 7 календарных дней.</w:t>
+      </w:r>
+    </w:p>
+    <w:p>
+      <w:pPr>
+        <w:spacing w:after="0" w:line="360" w:lineRule="auto"/>
+        <w:ind w:firstLine="709"/>
+        <w:jc w:val="both"/>
+        <w:rPr>
+          <w:rFonts w:cs="Times New Roman"/>
+          <w:szCs w:val="28"/>
+        </w:rPr>
+      </w:pPr>
+      <w:r>
+        <w:rPr>
+          <w:rFonts w:cs="Times New Roman"/>
+          <w:szCs w:val="28"/>
+        </w:rPr>
+        <w:t>Техническое обслуживание считается выполненным качественно, если все перечисленные показатели соответствуют установленным требованиям и программное обеспечение функционирует без сбоев.</w:t>
+      </w:r>
+    </w:p>
+    <w:p>
+      <w:pPr>
         <w:spacing w:line="360" w:lineRule="auto"/>
         <w:ind w:firstLine="709"/>
         <w:jc w:val="both"/>
         <w:rPr>
+          <w:rFonts w:cs="Times New Roman"/>
           <w:szCs w:val="28"/>
         </w:rPr>
       </w:pPr>
       <w:r>
         <w:rPr>
-          <w:szCs w:val="28"/>
-        </w:rPr>
-        <w:t>повышение надежности хранения данных.</w:t>
+          <w:rFonts w:cs="Times New Roman"/>
+          <w:szCs w:val="28"/>
+        </w:rPr>
+        <w:t>Разработчик: Филатова Ю.В. ИСП-31</w:t>
       </w:r>
-    </w:p>
-    <w:p>
-      <w:pPr>
-        <w:spacing w:line="360" w:lineRule="auto"/>
-        <w:ind w:firstLine="709"/>
-        <w:jc w:val="both"/>
-        <w:rPr>
-          <w:szCs w:val="28"/>
-        </w:rPr>
-      </w:pPr>
-      <w:r>
-        <w:rPr>
-          <w:szCs w:val="28"/>
-        </w:rPr>
-        <w:t>Регулярное проведение обслуживания способствует увеличению срока эксплуатации программного продукта и снижению вероятности возникновения ошибок.</w:t>
-      </w:r>
-    </w:p>
-    <w:p>
-      <w:pPr>
-        <w:spacing w:line="360" w:lineRule="auto"/>
-        <w:ind w:firstLine="709"/>
-        <w:jc w:val="both"/>
-        <w:rPr>
-          <w:b/>
-          <w:bCs/>
-          <w:szCs w:val="28"/>
-        </w:rPr>
-      </w:pPr>
-      <w:r>
-        <w:rPr>
-          <w:b/>
-          <w:bCs/>
-          <w:szCs w:val="28"/>
-        </w:rPr>
-        <w:t>3. Состав обслуживаемого программного обеспечения</w:t>
-      </w:r>
-    </w:p>
-    <w:p>
-      <w:pPr>
-        <w:spacing w:line="360" w:lineRule="auto"/>
-        <w:ind w:firstLine="709"/>
-        <w:jc w:val="both"/>
-        <w:rPr>
-          <w:szCs w:val="28"/>
-        </w:rPr>
-      </w:pPr>
-      <w:r>
-        <w:rPr>
-          <w:szCs w:val="28"/>
-        </w:rPr>
-        <w:t>В состав программного обеспечения входят три взаимосвязанных модуля.</w:t>
-      </w:r>
-    </w:p>
-    <w:p>
-      <w:pPr>
-        <w:spacing w:line="360" w:lineRule="auto"/>
-        <w:ind w:firstLine="709"/>
-        <w:jc w:val="both"/>
-        <w:rPr>
-          <w:szCs w:val="28"/>
-        </w:rPr>
-      </w:pPr>
-      <w:r>
-        <w:rPr>
-          <w:szCs w:val="28"/>
-        </w:rPr>
-        <w:t>Графический модуль реализован в файле gui.py. Данный модуль обеспечивает взаимодействие пользователя с программой и содержит элементы графического интерфейса, необходимые для ввода данных, запуска вычислений и отображения результатов работы.</w:t>
-      </w:r>
-    </w:p>
-    <w:p>
-      <w:pPr>
-        <w:spacing w:line="360" w:lineRule="auto"/>
-        <w:ind w:firstLine="709"/>
-        <w:jc w:val="both"/>
-        <w:rPr>
-          <w:szCs w:val="28"/>
-        </w:rPr>
-      </w:pPr>
-      <w:r>
-        <w:rPr>
-          <w:szCs w:val="28"/>
-        </w:rPr>
-        <w:t>Функциональный модуль реализован в файле logic.py. Он содержит основные алгоритмы обработки информации, вычисления суммы цифр дробной части числа, средства журналирования результатов, а также функции создания резервных копий и восстановления данных.</w:t>
-      </w:r>
-    </w:p>
-    <w:p>
-      <w:pPr>
-        <w:spacing w:line="360" w:lineRule="auto"/>
-        <w:ind w:firstLine="709"/>
-        <w:jc w:val="both"/>
-        <w:rPr>
-          <w:szCs w:val="28"/>
-        </w:rPr>
-      </w:pPr>
-      <w:r>
-        <w:rPr>
-          <w:szCs w:val="28"/>
-        </w:rPr>
-        <w:t>Исполнительный модуль расположен в файле main.py и предназначен для запуска приложения. Его основной задачей является создание объектов программы и передача управления графическому интерфейсу.</w:t>
-      </w:r>
-    </w:p>
-    <w:p>
-      <w:pPr>
-        <w:spacing w:line="360" w:lineRule="auto"/>
-        <w:ind w:firstLine="709"/>
-        <w:jc w:val="both"/>
-        <w:rPr>
-          <w:szCs w:val="28"/>
-        </w:rPr>
-      </w:pPr>
-      <w:r>
-        <w:rPr>
-          <w:szCs w:val="28"/>
-        </w:rPr>
-        <w:lastRenderedPageBreak/>
-        <w:t xml:space="preserve">Кроме перечисленных модулей, в структуру проекта входят каталоги </w:t>
-      </w:r>
-      <w:proofErr w:type="spellStart"/>
-      <w:r>
-        <w:rPr>
-          <w:szCs w:val="28"/>
-        </w:rPr>
-        <w:t>logs</w:t>
-      </w:r>
-      <w:proofErr w:type="spellEnd"/>
-      <w:r>
-        <w:rPr>
-          <w:szCs w:val="28"/>
-        </w:rPr>
-        <w:t xml:space="preserve"> и </w:t>
-      </w:r>
-      <w:proofErr w:type="spellStart"/>
-      <w:r>
-        <w:rPr>
-          <w:szCs w:val="28"/>
-        </w:rPr>
-        <w:t>backup</w:t>
-      </w:r>
-      <w:proofErr w:type="spellEnd"/>
-      <w:r>
-        <w:rPr>
-          <w:szCs w:val="28"/>
-        </w:rPr>
-        <w:t>, предназначенные для хранения журнала вычислений и его резервных копий соответственно.</w:t>
-      </w:r>
-    </w:p>
-    <w:p>
-      <w:pPr>
-        <w:spacing w:line="360" w:lineRule="auto"/>
-        <w:ind w:firstLine="709"/>
-        <w:jc w:val="both"/>
-        <w:rPr>
-          <w:b/>
-          <w:bCs/>
-          <w:szCs w:val="28"/>
-        </w:rPr>
-      </w:pPr>
-      <w:r>
-        <w:rPr>
-          <w:b/>
-          <w:bCs/>
-          <w:szCs w:val="28"/>
-        </w:rPr>
-        <w:t>4. Проверка работоспособности программного обеспечения</w:t>
-      </w:r>
-    </w:p>
-    <w:p>
-      <w:pPr>
-        <w:spacing w:line="360" w:lineRule="auto"/>
-        <w:ind w:firstLine="709"/>
-        <w:jc w:val="both"/>
-        <w:rPr>
-          <w:szCs w:val="28"/>
-        </w:rPr>
-      </w:pPr>
-      <w:r>
-        <w:rPr>
-          <w:szCs w:val="28"/>
-        </w:rPr>
-        <w:t>Перед началом эксплуатации рекомендуется выполнять проверку работоспособности программы. Такая проверка позволяет убедиться в отсутствии повреждений файлов проекта и корректности функционирования основных компонентов системы.</w:t>
-      </w:r>
-    </w:p>
-    <w:p>
-      <w:pPr>
-        <w:spacing w:line="360" w:lineRule="auto"/>
-        <w:ind w:firstLine="709"/>
-        <w:jc w:val="both"/>
-        <w:rPr>
-          <w:szCs w:val="28"/>
-        </w:rPr>
-      </w:pPr>
-      <w:r>
-        <w:rPr>
-          <w:szCs w:val="28"/>
-        </w:rPr>
-        <w:t>Проверка начинается с запуска файла main.py. После старта приложения необходимо убедиться, что главное окно программы отображается корректно и содержит все предусмотренные элементы управления.</w:t>
-      </w:r>
-    </w:p>
-    <w:p>
-      <w:pPr>
-        <w:spacing w:line="360" w:lineRule="auto"/>
-        <w:ind w:firstLine="709"/>
-        <w:jc w:val="both"/>
-        <w:rPr>
-          <w:szCs w:val="28"/>
-        </w:rPr>
-      </w:pPr>
-      <w:r>
-        <w:rPr>
-          <w:szCs w:val="28"/>
-        </w:rPr>
-        <w:t>Далее рекомендуется выполнить тестовое вычисление. Для этого в поле ввода вводится вещественное число, содержащее дробную часть. После нажатия кнопки вычисления необходимо проверить правильность отображения результата. Полученный результат должен соответствовать сумме цифр, расположенных после десятичного разделителя.</w:t>
-      </w:r>
-    </w:p>
-    <w:p>
-      <w:pPr>
-        <w:spacing w:line="360" w:lineRule="auto"/>
-        <w:ind w:firstLine="709"/>
-        <w:jc w:val="both"/>
-        <w:rPr>
-          <w:szCs w:val="28"/>
-        </w:rPr>
-      </w:pPr>
-      <w:r>
-        <w:rPr>
-          <w:szCs w:val="28"/>
-        </w:rPr>
-        <w:t>После завершения вычисления следует убедиться, что в журнал вычислений была добавлена новая запись. Для этого необходимо открыть файл calculations.log и проверить наличие информации о последнем вычислении.</w:t>
-      </w:r>
-    </w:p>
-    <w:p>
-      <w:pPr>
-        <w:spacing w:line="360" w:lineRule="auto"/>
-        <w:ind w:firstLine="709"/>
-        <w:jc w:val="both"/>
-        <w:rPr>
-          <w:szCs w:val="28"/>
-        </w:rPr>
-      </w:pPr>
-      <w:r>
-        <w:rPr>
-          <w:szCs w:val="28"/>
-        </w:rPr>
-        <w:t>Проверка считается успешно пройденной при выполнении следующих условий:</w:t>
-      </w:r>
-    </w:p>
-    <w:p>
-      <w:pPr>
-        <w:pStyle w:val="a7"/>
-        <w:numPr>
-          <w:ilvl w:val="0"/>
-          <w:numId w:val="8"/>
-        </w:numPr>
-        <w:spacing w:line="360" w:lineRule="auto"/>
-        <w:ind w:firstLine="709"/>
-        <w:jc w:val="both"/>
-        <w:rPr>
-          <w:szCs w:val="28"/>
-        </w:rPr>
-      </w:pPr>
-      <w:r>
-        <w:rPr>
-          <w:szCs w:val="28"/>
-        </w:rPr>
-        <w:t>программа запускается без ошибок;</w:t>
-      </w:r>
-    </w:p>
-    <w:p>
-      <w:pPr>
-        <w:pStyle w:val="a7"/>
-        <w:numPr>
-          <w:ilvl w:val="0"/>
-          <w:numId w:val="8"/>
-        </w:numPr>
-        <w:spacing w:line="360" w:lineRule="auto"/>
-        <w:ind w:firstLine="709"/>
-        <w:jc w:val="both"/>
-        <w:rPr>
-          <w:szCs w:val="28"/>
-        </w:rPr>
-      </w:pPr>
-      <w:r>
-        <w:rPr>
-          <w:szCs w:val="28"/>
-        </w:rPr>
-        <w:t>интерфейс отображается корректно;</w:t>
-      </w:r>
-    </w:p>
-    <w:p>
-      <w:pPr>
-        <w:pStyle w:val="a7"/>
-        <w:numPr>
-          <w:ilvl w:val="0"/>
-          <w:numId w:val="8"/>
-        </w:numPr>
-        <w:spacing w:line="360" w:lineRule="auto"/>
-        <w:ind w:firstLine="709"/>
-        <w:jc w:val="both"/>
-        <w:rPr>
-          <w:szCs w:val="28"/>
-        </w:rPr>
-      </w:pPr>
-      <w:r>
-        <w:rPr>
-          <w:szCs w:val="28"/>
-        </w:rPr>
-        <w:t>ввод данных осуществляется без сбоев;</w:t>
-      </w:r>
-    </w:p>
-    <w:p>
-      <w:pPr>
-        <w:pStyle w:val="a7"/>
-        <w:numPr>
-          <w:ilvl w:val="0"/>
-          <w:numId w:val="8"/>
-        </w:numPr>
-        <w:spacing w:line="360" w:lineRule="auto"/>
-        <w:ind w:firstLine="709"/>
-        <w:jc w:val="both"/>
-        <w:rPr>
-          <w:szCs w:val="28"/>
-        </w:rPr>
-      </w:pPr>
-      <w:r>
-        <w:rPr>
-          <w:szCs w:val="28"/>
-        </w:rPr>
-        <w:t>результат вычисляется правильно;</w:t>
-      </w:r>
-    </w:p>
-    <w:p>
-      <w:pPr>
-        <w:pStyle w:val="a7"/>
-        <w:numPr>
-          <w:ilvl w:val="0"/>
-          <w:numId w:val="8"/>
-        </w:numPr>
-        <w:spacing w:line="360" w:lineRule="auto"/>
-        <w:ind w:firstLine="709"/>
-        <w:jc w:val="both"/>
-        <w:rPr>
-          <w:szCs w:val="28"/>
-        </w:rPr>
-      </w:pPr>
-      <w:r>
-        <w:rPr>
-          <w:szCs w:val="28"/>
-        </w:rPr>
-        <w:t>запись в журнал создается автоматически.</w:t>
-      </w:r>
-    </w:p>
-    <w:p>
-      <w:pPr>
-        <w:spacing w:line="360" w:lineRule="auto"/>
-        <w:jc w:val="both"/>
-        <w:rPr>
-          <w:szCs w:val="28"/>
-        </w:rPr>
-      </w:pPr>
-    </w:p>
-    <w:p>
-      <w:pPr>
-        <w:spacing w:line="360" w:lineRule="auto"/>
-        <w:ind w:firstLine="709"/>
-        <w:jc w:val="both"/>
-        <w:rPr>
-          <w:b/>
-          <w:bCs/>
-          <w:szCs w:val="28"/>
-        </w:rPr>
-      </w:pPr>
-      <w:r>
-        <w:rPr>
-          <w:b/>
-          <w:bCs/>
-          <w:szCs w:val="28"/>
-        </w:rPr>
-        <w:lastRenderedPageBreak/>
-        <w:t>5. Обслуживание журнала вычислений</w:t>
-      </w:r>
-    </w:p>
-    <w:p>
-      <w:pPr>
-        <w:spacing w:line="360" w:lineRule="auto"/>
-        <w:ind w:firstLine="709"/>
-        <w:jc w:val="both"/>
-        <w:rPr>
-          <w:szCs w:val="28"/>
-        </w:rPr>
-      </w:pPr>
-      <w:r>
-        <w:rPr>
-          <w:szCs w:val="28"/>
-        </w:rPr>
-        <w:t>Журнал вычислений является одним из наиболее важных компонентов системы, поскольку обеспечивает сохранение истории работы программы. В процессе эксплуатации необходимо регулярно контролировать состояние данного файла.</w:t>
-      </w:r>
-    </w:p>
-    <w:p>
-      <w:pPr>
-        <w:spacing w:line="360" w:lineRule="auto"/>
-        <w:ind w:firstLine="709"/>
-        <w:jc w:val="both"/>
-        <w:rPr>
-          <w:szCs w:val="28"/>
-        </w:rPr>
-      </w:pPr>
-      <w:r>
-        <w:rPr>
-          <w:szCs w:val="28"/>
-        </w:rPr>
-        <w:t xml:space="preserve">Ответственный за обслуживание должен периодически проверять наличие журнала в каталоге </w:t>
-      </w:r>
-      <w:proofErr w:type="spellStart"/>
-      <w:r>
-        <w:rPr>
-          <w:szCs w:val="28"/>
-        </w:rPr>
-        <w:t>logs</w:t>
-      </w:r>
-      <w:proofErr w:type="spellEnd"/>
-      <w:r>
-        <w:rPr>
-          <w:szCs w:val="28"/>
-        </w:rPr>
-        <w:t>, а также контролировать корректность записываемой информации. Каждая запись должна содержать дату выполнения операции, исходное значение и результат вычисления.</w:t>
-      </w:r>
-    </w:p>
-    <w:p>
-      <w:pPr>
-        <w:spacing w:line="360" w:lineRule="auto"/>
-        <w:ind w:firstLine="709"/>
-        <w:jc w:val="both"/>
-        <w:rPr>
-          <w:szCs w:val="28"/>
-        </w:rPr>
-      </w:pPr>
-      <w:r>
-        <w:rPr>
-          <w:szCs w:val="28"/>
-        </w:rPr>
-        <w:t>При значительном увеличении размера файла журнала рекомендуется создавать его резервную копию и переносить устаревшие записи в архив. Такая процедура способствует поддержанию удобства работы с журналом и предотвращает накопление чрезмерного объема данных.</w:t>
-      </w:r>
-    </w:p>
-    <w:p>
-      <w:pPr>
-        <w:spacing w:line="360" w:lineRule="auto"/>
-        <w:ind w:firstLine="709"/>
-        <w:jc w:val="both"/>
-        <w:rPr>
-          <w:szCs w:val="28"/>
-        </w:rPr>
-      </w:pPr>
-      <w:r>
-        <w:rPr>
-          <w:szCs w:val="28"/>
-        </w:rPr>
-        <w:t>Если журнал был случайно удален, поврежден или изменен сторонними средствами, необходимо выполнить его восстановление из резервной копии.</w:t>
-      </w:r>
-    </w:p>
-    <w:p>
-      <w:pPr>
-        <w:spacing w:line="360" w:lineRule="auto"/>
-        <w:ind w:firstLine="709"/>
-        <w:jc w:val="both"/>
-        <w:rPr>
-          <w:b/>
-          <w:bCs/>
-          <w:szCs w:val="28"/>
-        </w:rPr>
-      </w:pPr>
-      <w:r>
-        <w:rPr>
-          <w:b/>
-          <w:bCs/>
-          <w:szCs w:val="28"/>
-        </w:rPr>
-        <w:t>6. Порядок резервного копирования</w:t>
-      </w:r>
-    </w:p>
-    <w:p>
-      <w:pPr>
-        <w:spacing w:line="360" w:lineRule="auto"/>
-        <w:ind w:firstLine="709"/>
-        <w:jc w:val="both"/>
-        <w:rPr>
-          <w:szCs w:val="28"/>
-        </w:rPr>
-      </w:pPr>
-      <w:r>
-        <w:rPr>
-          <w:szCs w:val="28"/>
-        </w:rPr>
-        <w:t>Резервное копирование выполняется для предотвращения потери информации в результате технических сбоев, действий пользователя или повреждения файловой системы.</w:t>
-      </w:r>
-    </w:p>
-    <w:p>
-      <w:pPr>
-        <w:spacing w:line="360" w:lineRule="auto"/>
-        <w:ind w:firstLine="709"/>
-        <w:jc w:val="both"/>
-        <w:rPr>
-          <w:szCs w:val="28"/>
-        </w:rPr>
-      </w:pPr>
-      <w:r>
-        <w:rPr>
-          <w:szCs w:val="28"/>
-        </w:rPr>
-        <w:t>В процессе работы программы предусмотрен специальный механизм создания резервных копий. После выполнения операции резервного копирования формируется отдельный файл, содержащий полную копию текущего журнала вычислений.</w:t>
-      </w:r>
-    </w:p>
-    <w:p>
-      <w:pPr>
-        <w:spacing w:line="360" w:lineRule="auto"/>
-        <w:ind w:firstLine="709"/>
-        <w:jc w:val="both"/>
-        <w:rPr>
-          <w:szCs w:val="28"/>
-        </w:rPr>
-      </w:pPr>
-      <w:r>
-        <w:rPr>
-          <w:szCs w:val="28"/>
-        </w:rPr>
-        <w:t>Рекомендуется выполнять резервное копирование:</w:t>
-      </w:r>
-    </w:p>
-    <w:p>
-      <w:pPr>
-        <w:pStyle w:val="a7"/>
-        <w:numPr>
-          <w:ilvl w:val="0"/>
-          <w:numId w:val="6"/>
-        </w:numPr>
-        <w:spacing w:line="360" w:lineRule="auto"/>
-        <w:ind w:firstLine="709"/>
-        <w:jc w:val="both"/>
-        <w:rPr>
-          <w:szCs w:val="28"/>
-        </w:rPr>
-      </w:pPr>
-      <w:r>
-        <w:rPr>
-          <w:szCs w:val="28"/>
-        </w:rPr>
-        <w:t>после завершения серии вычислений;</w:t>
-      </w:r>
-    </w:p>
-    <w:p>
-      <w:pPr>
-        <w:pStyle w:val="a7"/>
-        <w:numPr>
-          <w:ilvl w:val="0"/>
-          <w:numId w:val="6"/>
-        </w:numPr>
-        <w:spacing w:line="360" w:lineRule="auto"/>
-        <w:ind w:firstLine="709"/>
-        <w:jc w:val="both"/>
-        <w:rPr>
-          <w:szCs w:val="28"/>
-        </w:rPr>
-      </w:pPr>
-      <w:r>
-        <w:rPr>
-          <w:szCs w:val="28"/>
-        </w:rPr>
-        <w:t>перед обновлением программы;</w:t>
-      </w:r>
-    </w:p>
-    <w:p>
-      <w:pPr>
-        <w:pStyle w:val="a7"/>
-        <w:numPr>
-          <w:ilvl w:val="0"/>
-          <w:numId w:val="6"/>
-        </w:numPr>
-        <w:spacing w:line="360" w:lineRule="auto"/>
-        <w:ind w:firstLine="709"/>
-        <w:jc w:val="both"/>
-        <w:rPr>
-          <w:szCs w:val="28"/>
-        </w:rPr>
-      </w:pPr>
-      <w:r>
-        <w:rPr>
-          <w:szCs w:val="28"/>
-        </w:rPr>
-        <w:t>перед внесением изменений в исходный код;</w:t>
-      </w:r>
-    </w:p>
-    <w:p>
-      <w:pPr>
-        <w:pStyle w:val="a7"/>
-        <w:numPr>
-          <w:ilvl w:val="0"/>
-          <w:numId w:val="6"/>
-        </w:numPr>
-        <w:spacing w:line="360" w:lineRule="auto"/>
-        <w:ind w:firstLine="709"/>
-        <w:jc w:val="both"/>
-        <w:rPr>
-          <w:szCs w:val="28"/>
-        </w:rPr>
-      </w:pPr>
-      <w:r>
-        <w:rPr>
-          <w:szCs w:val="28"/>
-        </w:rPr>
-        <w:lastRenderedPageBreak/>
-        <w:t>после выполнения тестирования;</w:t>
-      </w:r>
-    </w:p>
-    <w:p>
-      <w:pPr>
-        <w:pStyle w:val="a7"/>
-        <w:numPr>
-          <w:ilvl w:val="0"/>
-          <w:numId w:val="6"/>
-        </w:numPr>
-        <w:spacing w:line="360" w:lineRule="auto"/>
-        <w:ind w:firstLine="709"/>
-        <w:jc w:val="both"/>
-        <w:rPr>
-          <w:szCs w:val="28"/>
-        </w:rPr>
-      </w:pPr>
-      <w:r>
-        <w:rPr>
-          <w:szCs w:val="28"/>
-        </w:rPr>
-        <w:t>не реже одного раза в неделю.</w:t>
-      </w:r>
-    </w:p>
-    <w:p>
-      <w:pPr>
-        <w:spacing w:line="360" w:lineRule="auto"/>
-        <w:ind w:firstLine="709"/>
-        <w:jc w:val="both"/>
-        <w:rPr>
-          <w:szCs w:val="28"/>
-        </w:rPr>
-      </w:pPr>
-      <w:r>
-        <w:rPr>
-          <w:szCs w:val="28"/>
-        </w:rPr>
-        <w:t xml:space="preserve">Созданные резервные копии должны храниться в каталоге </w:t>
-      </w:r>
-      <w:proofErr w:type="spellStart"/>
-      <w:r>
-        <w:rPr>
-          <w:szCs w:val="28"/>
-        </w:rPr>
-        <w:t>backup</w:t>
-      </w:r>
-      <w:proofErr w:type="spellEnd"/>
-      <w:r>
-        <w:rPr>
-          <w:szCs w:val="28"/>
-        </w:rPr>
-        <w:t>. Пользователь должен периодически проверять наличие резервных файлов и их доступность для восстановления.</w:t>
-      </w:r>
-    </w:p>
-    <w:p>
-      <w:pPr>
-        <w:spacing w:line="360" w:lineRule="auto"/>
-        <w:ind w:firstLine="709"/>
-        <w:jc w:val="both"/>
-        <w:rPr>
-          <w:b/>
-          <w:bCs/>
-          <w:szCs w:val="28"/>
-        </w:rPr>
-      </w:pPr>
-      <w:r>
-        <w:rPr>
-          <w:b/>
-          <w:bCs/>
-          <w:szCs w:val="28"/>
-        </w:rPr>
-        <w:t>7. Порядок восстановления данных</w:t>
-      </w:r>
-    </w:p>
-    <w:p>
-      <w:pPr>
-        <w:spacing w:line="360" w:lineRule="auto"/>
-        <w:ind w:firstLine="709"/>
-        <w:jc w:val="both"/>
-        <w:rPr>
-          <w:szCs w:val="28"/>
-        </w:rPr>
-      </w:pPr>
-      <w:r>
-        <w:rPr>
-          <w:szCs w:val="28"/>
-        </w:rPr>
-        <w:t>Восстановление данных выполняется в случаях повреждения, удаления или недоступности журнала вычислений. Для выполнения процедуры необходимо воспользоваться встроенной функцией программы, предназначенной для восстановления информации из резервной копии.</w:t>
-      </w:r>
-    </w:p>
-    <w:p>
-      <w:pPr>
-        <w:spacing w:line="360" w:lineRule="auto"/>
-        <w:ind w:firstLine="709"/>
-        <w:jc w:val="both"/>
-        <w:rPr>
-          <w:szCs w:val="28"/>
-        </w:rPr>
-      </w:pPr>
-      <w:r>
-        <w:rPr>
-          <w:szCs w:val="28"/>
-        </w:rPr>
-        <w:t>После завершения процедуры восстановления следует убедиться, что журнал вычислений снова доступен для чтения и содержит необходимые записи. При наличии нескольких резервных копий рекомендуется использовать наиболее актуальную версию файла.</w:t>
-      </w:r>
-    </w:p>
-    <w:p>
-      <w:pPr>
-        <w:spacing w:line="360" w:lineRule="auto"/>
-        <w:ind w:firstLine="709"/>
-        <w:jc w:val="both"/>
-        <w:rPr>
-          <w:szCs w:val="28"/>
-        </w:rPr>
-      </w:pPr>
-      <w:r>
-        <w:rPr>
-          <w:szCs w:val="28"/>
-        </w:rPr>
-        <w:t>В случае успешного восстановления необходимо выполнить контрольный запуск программы и убедиться в возможности дальнейшего ведения журнала вычислений.</w:t>
-      </w:r>
-    </w:p>
-    <w:p>
-      <w:pPr>
-        <w:spacing w:line="360" w:lineRule="auto"/>
-        <w:ind w:firstLine="709"/>
-        <w:jc w:val="both"/>
-        <w:rPr>
-          <w:b/>
-          <w:bCs/>
-          <w:szCs w:val="28"/>
-        </w:rPr>
-      </w:pPr>
-      <w:r>
-        <w:rPr>
-          <w:b/>
-          <w:bCs/>
-          <w:szCs w:val="28"/>
-        </w:rPr>
-        <w:t>8. Действия при возникновении неисправностей</w:t>
-      </w:r>
-    </w:p>
-    <w:p>
-      <w:pPr>
-        <w:spacing w:line="360" w:lineRule="auto"/>
-        <w:ind w:firstLine="709"/>
-        <w:jc w:val="both"/>
-        <w:rPr>
-          <w:szCs w:val="28"/>
-        </w:rPr>
-      </w:pPr>
-      <w:r>
-        <w:rPr>
-          <w:szCs w:val="28"/>
-        </w:rPr>
-        <w:t>Если программа не запускается или завершает работу с ошибкой, необходимо определить причину неисправности. В первую очередь следует проверить наличие всех файлов проекта и корректность их расположения в рабочем каталоге.</w:t>
-      </w:r>
-    </w:p>
-    <w:p>
-      <w:pPr>
-        <w:spacing w:line="360" w:lineRule="auto"/>
-        <w:ind w:firstLine="709"/>
-        <w:jc w:val="both"/>
-        <w:rPr>
-          <w:szCs w:val="28"/>
-        </w:rPr>
-      </w:pPr>
-      <w:r>
-        <w:rPr>
-          <w:szCs w:val="28"/>
-        </w:rPr>
-        <w:t>Также необходимо убедиться в установленной версии Python и наличии используемых библиотек. Особое внимание следует обратить на файлы gui.py, logic.py и main.py, так как их повреждение может привести к полной неработоспособности программного продукта.</w:t>
-      </w:r>
-    </w:p>
-    <w:p>
-      <w:pPr>
-        <w:spacing w:line="360" w:lineRule="auto"/>
-        <w:ind w:firstLine="709"/>
-        <w:jc w:val="both"/>
-        <w:rPr>
-          <w:szCs w:val="28"/>
-        </w:rPr>
-      </w:pPr>
-      <w:r>
-        <w:rPr>
-          <w:szCs w:val="28"/>
-        </w:rPr>
-        <w:t>Наиболее распространенными неисправностями являются:</w:t>
-      </w:r>
-    </w:p>
-    <w:p>
-      <w:pPr>
-        <w:pStyle w:val="a7"/>
-        <w:numPr>
-          <w:ilvl w:val="0"/>
-          <w:numId w:val="5"/>
-        </w:numPr>
-        <w:spacing w:line="360" w:lineRule="auto"/>
-        <w:ind w:firstLine="709"/>
-        <w:jc w:val="both"/>
-        <w:rPr>
-          <w:szCs w:val="28"/>
-        </w:rPr>
-      </w:pPr>
-      <w:r>
-        <w:rPr>
-          <w:szCs w:val="28"/>
-        </w:rPr>
-        <w:lastRenderedPageBreak/>
-        <w:t>удаление файлов проекта;</w:t>
-      </w:r>
-    </w:p>
-    <w:p>
-      <w:pPr>
-        <w:pStyle w:val="a7"/>
-        <w:numPr>
-          <w:ilvl w:val="0"/>
-          <w:numId w:val="5"/>
-        </w:numPr>
-        <w:spacing w:line="360" w:lineRule="auto"/>
-        <w:ind w:firstLine="709"/>
-        <w:jc w:val="both"/>
-        <w:rPr>
-          <w:szCs w:val="28"/>
-        </w:rPr>
-      </w:pPr>
-      <w:r>
-        <w:rPr>
-          <w:szCs w:val="28"/>
-        </w:rPr>
-        <w:t>повреждение журнала вычислений;</w:t>
-      </w:r>
-    </w:p>
-    <w:p>
-      <w:pPr>
-        <w:pStyle w:val="a7"/>
-        <w:numPr>
-          <w:ilvl w:val="0"/>
-          <w:numId w:val="5"/>
-        </w:numPr>
-        <w:spacing w:line="360" w:lineRule="auto"/>
-        <w:ind w:firstLine="709"/>
-        <w:jc w:val="both"/>
-        <w:rPr>
-          <w:szCs w:val="28"/>
-        </w:rPr>
-      </w:pPr>
-      <w:r>
-        <w:rPr>
-          <w:szCs w:val="28"/>
-        </w:rPr>
-        <w:t>отсутствие резервной копии;</w:t>
-      </w:r>
-    </w:p>
-    <w:p>
-      <w:pPr>
-        <w:pStyle w:val="a7"/>
-        <w:numPr>
-          <w:ilvl w:val="0"/>
-          <w:numId w:val="5"/>
-        </w:numPr>
-        <w:spacing w:line="360" w:lineRule="auto"/>
-        <w:ind w:firstLine="709"/>
-        <w:jc w:val="both"/>
-        <w:rPr>
-          <w:szCs w:val="28"/>
-        </w:rPr>
-      </w:pPr>
-      <w:r>
-        <w:rPr>
-          <w:szCs w:val="28"/>
-        </w:rPr>
-        <w:t>ввод пользователем некорректных данных;</w:t>
-      </w:r>
-    </w:p>
-    <w:p>
-      <w:pPr>
-        <w:pStyle w:val="a7"/>
-        <w:numPr>
-          <w:ilvl w:val="0"/>
-          <w:numId w:val="5"/>
-        </w:numPr>
-        <w:spacing w:line="360" w:lineRule="auto"/>
-        <w:ind w:firstLine="709"/>
-        <w:jc w:val="both"/>
-        <w:rPr>
-          <w:szCs w:val="28"/>
-        </w:rPr>
-      </w:pPr>
-      <w:r>
-        <w:rPr>
-          <w:szCs w:val="28"/>
-        </w:rPr>
-        <w:t>изменение структуры каталогов проекта;</w:t>
-      </w:r>
-    </w:p>
-    <w:p>
-      <w:pPr>
-        <w:pStyle w:val="a7"/>
-        <w:numPr>
-          <w:ilvl w:val="0"/>
-          <w:numId w:val="5"/>
-        </w:numPr>
-        <w:spacing w:line="360" w:lineRule="auto"/>
-        <w:ind w:firstLine="709"/>
-        <w:jc w:val="both"/>
-        <w:rPr>
-          <w:szCs w:val="28"/>
-        </w:rPr>
-      </w:pPr>
-      <w:r>
-        <w:rPr>
-          <w:szCs w:val="28"/>
-        </w:rPr>
-        <w:t>ошибки в исходном коде после внесения изменений.</w:t>
-      </w:r>
-    </w:p>
-    <w:p>
-      <w:pPr>
-        <w:spacing w:line="360" w:lineRule="auto"/>
-        <w:ind w:firstLine="709"/>
-        <w:jc w:val="both"/>
-        <w:rPr>
-          <w:szCs w:val="28"/>
-        </w:rPr>
-      </w:pPr>
-      <w:r>
-        <w:rPr>
-          <w:szCs w:val="28"/>
-        </w:rPr>
-        <w:t>При обнаружении указанных неисправностей необходимо выполнить диагностику, восстановить поврежденные файлы и повторно проверить работоспособность программы.</w:t>
-      </w:r>
-    </w:p>
-    <w:p>
-      <w:pPr>
-        <w:spacing w:line="360" w:lineRule="auto"/>
-        <w:ind w:firstLine="709"/>
-        <w:jc w:val="both"/>
-        <w:rPr>
-          <w:b/>
-          <w:bCs/>
-          <w:szCs w:val="28"/>
-        </w:rPr>
-      </w:pPr>
-      <w:r>
-        <w:rPr>
-          <w:b/>
-          <w:bCs/>
-          <w:szCs w:val="28"/>
-        </w:rPr>
-        <w:t>9. Требования безопасности при эксплуатации</w:t>
-      </w:r>
-    </w:p>
-    <w:p>
-      <w:pPr>
-        <w:spacing w:line="360" w:lineRule="auto"/>
-        <w:ind w:firstLine="709"/>
-        <w:jc w:val="both"/>
-        <w:rPr>
-          <w:szCs w:val="28"/>
-        </w:rPr>
-      </w:pPr>
-      <w:r>
-        <w:rPr>
-          <w:szCs w:val="28"/>
-        </w:rPr>
-        <w:t>В процессе эксплуатации необходимо соблюдать требования по обеспечению целостности программного обеспечения и сохранности данных. Пользователю не рекомендуется вручную изменять содержимое файлов журналов и резервных копий без необходимости.</w:t>
-      </w:r>
-    </w:p>
-    <w:p>
-      <w:pPr>
-        <w:spacing w:line="360" w:lineRule="auto"/>
-        <w:ind w:firstLine="709"/>
-        <w:jc w:val="both"/>
-        <w:rPr>
-          <w:szCs w:val="28"/>
-        </w:rPr>
-      </w:pPr>
-      <w:r>
-        <w:rPr>
-          <w:szCs w:val="28"/>
-        </w:rPr>
-        <w:t xml:space="preserve">Не допускается удаление каталогов </w:t>
-      </w:r>
-      <w:proofErr w:type="spellStart"/>
-      <w:r>
-        <w:rPr>
-          <w:szCs w:val="28"/>
-        </w:rPr>
-        <w:t>logs</w:t>
-      </w:r>
-      <w:proofErr w:type="spellEnd"/>
-      <w:r>
-        <w:rPr>
-          <w:szCs w:val="28"/>
-        </w:rPr>
-        <w:t xml:space="preserve"> и </w:t>
-      </w:r>
-      <w:proofErr w:type="spellStart"/>
-      <w:r>
-        <w:rPr>
-          <w:szCs w:val="28"/>
-        </w:rPr>
-        <w:t>backup</w:t>
-      </w:r>
-      <w:proofErr w:type="spellEnd"/>
-      <w:r>
-        <w:rPr>
-          <w:szCs w:val="28"/>
-        </w:rPr>
-        <w:t>, а также изменение структуры проекта без предварительного создания резервной копии. Все изменения исходного кода рекомендуется выполнять только после сохранения рабочей версии проекта.</w:t>
-      </w:r>
-    </w:p>
-    <w:p>
-      <w:pPr>
-        <w:spacing w:line="360" w:lineRule="auto"/>
-        <w:ind w:firstLine="709"/>
-        <w:jc w:val="both"/>
-        <w:rPr>
-          <w:szCs w:val="28"/>
-        </w:rPr>
-      </w:pPr>
-      <w:r>
-        <w:rPr>
-          <w:szCs w:val="28"/>
-        </w:rPr>
-        <w:t>При использовании системы контроля версий GitHub рекомендуется регулярно фиксировать изменения в репозитории посредством создания коммитов. Это позволяет восстановить работоспособную версию проекта в случае возникновения ошибок.</w:t>
-      </w:r>
-    </w:p>
-    <w:p>
-      <w:pPr>
-        <w:spacing w:line="360" w:lineRule="auto"/>
-        <w:ind w:firstLine="709"/>
-        <w:jc w:val="both"/>
-        <w:rPr>
-          <w:b/>
-          <w:bCs/>
-          <w:szCs w:val="28"/>
-        </w:rPr>
-      </w:pPr>
-      <w:r>
-        <w:rPr>
-          <w:b/>
-          <w:bCs/>
-          <w:szCs w:val="28"/>
-        </w:rPr>
-        <w:t>10. Заключительные положения</w:t>
-      </w:r>
-    </w:p>
-    <w:p>
-      <w:pPr>
-        <w:spacing w:line="360" w:lineRule="auto"/>
-        <w:ind w:firstLine="709"/>
-        <w:jc w:val="both"/>
-        <w:rPr>
-          <w:szCs w:val="28"/>
-        </w:rPr>
-      </w:pPr>
-      <w:r>
-        <w:rPr>
-          <w:szCs w:val="28"/>
-        </w:rPr>
-        <w:t xml:space="preserve">Соблюдение требований настоящего регламента обеспечивает стабильную работу программного обеспечения, правильное функционирование его основных модулей и надежное хранение результатов вычислений. Выполнение процедур проверки, резервного копирования и восстановления данных </w:t>
-      </w:r>
-      <w:r>
-        <w:rPr>
-          <w:szCs w:val="28"/>
-        </w:rPr>
-        <w:lastRenderedPageBreak/>
-        <w:t>позволяет минимизировать риск потери информации и повысить общую надежность эксплуатации программного продукта.</w:t>
-      </w:r>
-    </w:p>
-    <w:p>
-      <w:pPr>
-        <w:spacing w:line="360" w:lineRule="auto"/>
-        <w:ind w:firstLine="709"/>
-        <w:jc w:val="both"/>
-        <w:rPr>
-          <w:szCs w:val="28"/>
-        </w:rPr>
-      </w:pPr>
-      <w:r>
-        <w:rPr>
-          <w:szCs w:val="28"/>
-        </w:rPr>
-        <w:t>Настоящий регламент является обязательным документом при сопровождении и техническом обслуживании разработанного программного обеспечения и должен использоваться совместно с техническим заданием, руководством пользователя и тестовой документацией проекта.</w:t>
-      </w:r>
-    </w:p>
-    <w:p>
-      <w:pPr>
-        <w:spacing w:line="360" w:lineRule="auto"/>
-        <w:jc w:val="both"/>
-        <w:rPr>
-          <w:sz w:val="32"/>
-          <w:szCs w:val="24"/>
-        </w:rPr>
-      </w:pPr>
     </w:p>
     <w:sectPr>
       <w:pgSz w:w="11906" w:h="16838"/>
@@ -1410,6 +3449,232 @@
 <file path=word/numbering.xml><?xml version="1.0" encoding="utf-8"?>
 <w:numbering xmlns:wpc="http://schemas.microsoft.com/office/word/2010/wordprocessingCanvas" xmlns:cx="http://schemas.microsoft.com/office/drawing/2014/chartex" xmlns:cx1="http://schemas.microsoft.com/office/drawing/2015/9/8/chartex" xmlns:cx2="http://schemas.microsoft.com/office/drawing/2015/10/21/chartex" xmlns:cx3="http://schemas.microsoft.com/office/drawing/2016/5/9/chartex" xmlns:cx4="http://schemas.microsoft.com/office/drawing/2016/5/10/chartex" xmlns:cx5="http://schemas.microsoft.com/office/drawing/2016/5/11/chartex" xmlns:cx6="http://schemas.microsoft.com/office/drawing/2016/5/12/chartex" xmlns:cx7="http://schemas.microsoft.com/office/drawing/2016/5/13/chartex" xmlns:cx8="http://schemas.microsoft.com/office/drawing/2016/5/14/chartex" xmlns:mc="http://schemas.openxmlformats.org/markup-compatibility/2006" xmlns:aink="http://schemas.microsoft.com/office/drawing/2016/ink" xmlns:am3d="http://schemas.microsoft.com/office/drawing/2017/model3d" xmlns:o="urn:schemas-microsoft-com:office:office" xmlns:oel="http://schemas.microsoft.com/office/2019/extlst" xmlns:r="http://schemas.openxmlformats.org/officeDocument/2006/relationships" xmlns:m="http://schemas.openxmlformats.org/officeDocument/2006/math" xmlns:v="urn:schemas-microsoft-com:vml" xmlns:wp14="http://schemas.microsoft.com/office/word/2010/wordprocessingDrawing" xmlns:wp="http://schemas.openxmlformats.org/drawingml/2006/wordprocessingDrawing" xmlns:w10="urn:schemas-microsoft-com:office:word" xmlns:w="http://schemas.openxmlformats.org/wordprocessingml/2006/main" xmlns:w14="http://schemas.microsoft.com/office/word/2010/wordml" xmlns:w15="http://schemas.microsoft.com/office/word/2012/wordml" xmlns:w16cex="http://schemas.microsoft.com/office/word/2018/wordml/cex" xmlns:w16cid="http://schemas.microsoft.com/office/word/2016/wordml/cid" xmlns:w16="http://schemas.microsoft.com/office/word/2018/wordml" xmlns:w16sdtdh="http://schemas.microsoft.com/office/word/2020/wordml/sdtdatahash" xmlns:w16se="http://schemas.microsoft.com/office/word/2015/wordml/symex" xmlns:wpg="http://schemas.microsoft.com/office/word/2010/wordprocessingGroup" xmlns:wpi="http://schemas.microsoft.com/office/word/2010/wordprocessingInk" xmlns:wne="http://schemas.microsoft.com/office/word/2006/wordml" xmlns:wps="http://schemas.microsoft.com/office/word/2010/wordprocessingShape" mc:Ignorable="w14 w15 w16se w16cid w16 w16cex w16sdtdh wp14">
   <w:abstractNum w:abstractNumId="0" w15:restartNumberingAfterBreak="0">
+    <w:nsid w:val="01D3186F"/>
+    <w:multiLevelType w:val="hybridMultilevel"/>
+    <w:tmpl w:val="D930AE68"/>
+    <w:lvl w:ilvl="0" w:tplc="BA723C60">
+      <w:start w:val="1"/>
+      <w:numFmt w:val="bullet"/>
+      <w:lvlText w:val="‒"/>
+      <w:lvlJc w:val="left"/>
+      <w:pPr>
+        <w:ind w:left="720" w:hanging="360"/>
+      </w:pPr>
+      <w:rPr>
+        <w:rFonts w:ascii="Arial" w:hAnsi="Arial" w:hint="default"/>
+      </w:rPr>
+    </w:lvl>
+    <w:lvl w:ilvl="1" w:tplc="04190003" w:tentative="1">
+      <w:start w:val="1"/>
+      <w:numFmt w:val="bullet"/>
+      <w:lvlText w:val="o"/>
+      <w:lvlJc w:val="left"/>
+      <w:pPr>
+        <w:ind w:left="1440" w:hanging="360"/>
+      </w:pPr>
+      <w:rPr>
+        <w:rFonts w:ascii="Courier New" w:hAnsi="Courier New" w:cs="Courier New" w:hint="default"/>
+      </w:rPr>
+    </w:lvl>
+    <w:lvl w:ilvl="2" w:tplc="04190005" w:tentative="1">
+      <w:start w:val="1"/>
+      <w:numFmt w:val="bullet"/>
+      <w:lvlText w:val=""/>
+      <w:lvlJc w:val="left"/>
+      <w:pPr>
+        <w:ind w:left="2160" w:hanging="360"/>
+      </w:pPr>
+      <w:rPr>
+        <w:rFonts w:ascii="Wingdings" w:hAnsi="Wingdings" w:hint="default"/>
+      </w:rPr>
+    </w:lvl>
+    <w:lvl w:ilvl="3" w:tplc="04190001" w:tentative="1">
+      <w:start w:val="1"/>
+      <w:numFmt w:val="bullet"/>
+      <w:lvlText w:val=""/>
+      <w:lvlJc w:val="left"/>
+      <w:pPr>
+        <w:ind w:left="2880" w:hanging="360"/>
+      </w:pPr>
+      <w:rPr>
+        <w:rFonts w:ascii="Symbol" w:hAnsi="Symbol" w:hint="default"/>
+      </w:rPr>
+    </w:lvl>
+    <w:lvl w:ilvl="4" w:tplc="04190003" w:tentative="1">
+      <w:start w:val="1"/>
+      <w:numFmt w:val="bullet"/>
+      <w:lvlText w:val="o"/>
+      <w:lvlJc w:val="left"/>
+      <w:pPr>
+        <w:ind w:left="3600" w:hanging="360"/>
+      </w:pPr>
+      <w:rPr>
+        <w:rFonts w:ascii="Courier New" w:hAnsi="Courier New" w:cs="Courier New" w:hint="default"/>
+      </w:rPr>
+    </w:lvl>
+    <w:lvl w:ilvl="5" w:tplc="04190005" w:tentative="1">
+      <w:start w:val="1"/>
+      <w:numFmt w:val="bullet"/>
+      <w:lvlText w:val=""/>
+      <w:lvlJc w:val="left"/>
+      <w:pPr>
+        <w:ind w:left="4320" w:hanging="360"/>
+      </w:pPr>
+      <w:rPr>
+        <w:rFonts w:ascii="Wingdings" w:hAnsi="Wingdings" w:hint="default"/>
+      </w:rPr>
+    </w:lvl>
+    <w:lvl w:ilvl="6" w:tplc="04190001" w:tentative="1">
+      <w:start w:val="1"/>
+      <w:numFmt w:val="bullet"/>
+      <w:lvlText w:val=""/>
+      <w:lvlJc w:val="left"/>
+      <w:pPr>
+        <w:ind w:left="5040" w:hanging="360"/>
+      </w:pPr>
+      <w:rPr>
+        <w:rFonts w:ascii="Symbol" w:hAnsi="Symbol" w:hint="default"/>
+      </w:rPr>
+    </w:lvl>
+    <w:lvl w:ilvl="7" w:tplc="04190003" w:tentative="1">
+      <w:start w:val="1"/>
+      <w:numFmt w:val="bullet"/>
+      <w:lvlText w:val="o"/>
+      <w:lvlJc w:val="left"/>
+      <w:pPr>
+        <w:ind w:left="5760" w:hanging="360"/>
+      </w:pPr>
+      <w:rPr>
+        <w:rFonts w:ascii="Courier New" w:hAnsi="Courier New" w:cs="Courier New" w:hint="default"/>
+      </w:rPr>
+    </w:lvl>
+    <w:lvl w:ilvl="8" w:tplc="04190005" w:tentative="1">
+      <w:start w:val="1"/>
+      <w:numFmt w:val="bullet"/>
+      <w:lvlText w:val=""/>
+      <w:lvlJc w:val="left"/>
+      <w:pPr>
+        <w:ind w:left="6480" w:hanging="360"/>
+      </w:pPr>
+      <w:rPr>
+        <w:rFonts w:ascii="Wingdings" w:hAnsi="Wingdings" w:hint="default"/>
+      </w:rPr>
+    </w:lvl>
+  </w:abstractNum>
+  <w:abstractNum w:abstractNumId="1" w15:restartNumberingAfterBreak="0">
+    <w:nsid w:val="0516579C"/>
+    <w:multiLevelType w:val="hybridMultilevel"/>
+    <w:tmpl w:val="E4ECCBB8"/>
+    <w:lvl w:ilvl="0" w:tplc="BA723C60">
+      <w:start w:val="1"/>
+      <w:numFmt w:val="bullet"/>
+      <w:lvlText w:val="‒"/>
+      <w:lvlJc w:val="left"/>
+      <w:pPr>
+        <w:ind w:left="720" w:hanging="360"/>
+      </w:pPr>
+      <w:rPr>
+        <w:rFonts w:ascii="Arial" w:hAnsi="Arial" w:hint="default"/>
+      </w:rPr>
+    </w:lvl>
+    <w:lvl w:ilvl="1" w:tplc="04190003" w:tentative="1">
+      <w:start w:val="1"/>
+      <w:numFmt w:val="bullet"/>
+      <w:lvlText w:val="o"/>
+      <w:lvlJc w:val="left"/>
+      <w:pPr>
+        <w:ind w:left="1440" w:hanging="360"/>
+      </w:pPr>
+      <w:rPr>
+        <w:rFonts w:ascii="Courier New" w:hAnsi="Courier New" w:cs="Courier New" w:hint="default"/>
+      </w:rPr>
+    </w:lvl>
+    <w:lvl w:ilvl="2" w:tplc="04190005" w:tentative="1">
+      <w:start w:val="1"/>
+      <w:numFmt w:val="bullet"/>
+      <w:lvlText w:val=""/>
+      <w:lvlJc w:val="left"/>
+      <w:pPr>
+        <w:ind w:left="2160" w:hanging="360"/>
+      </w:pPr>
+      <w:rPr>
+        <w:rFonts w:ascii="Wingdings" w:hAnsi="Wingdings" w:hint="default"/>
+      </w:rPr>
+    </w:lvl>
+    <w:lvl w:ilvl="3" w:tplc="04190001" w:tentative="1">
+      <w:start w:val="1"/>
+      <w:numFmt w:val="bullet"/>
+      <w:lvlText w:val=""/>
+      <w:lvlJc w:val="left"/>
+      <w:pPr>
+        <w:ind w:left="2880" w:hanging="360"/>
+      </w:pPr>
+      <w:rPr>
+        <w:rFonts w:ascii="Symbol" w:hAnsi="Symbol" w:hint="default"/>
+      </w:rPr>
+    </w:lvl>
+    <w:lvl w:ilvl="4" w:tplc="04190003" w:tentative="1">
+      <w:start w:val="1"/>
+      <w:numFmt w:val="bullet"/>
+      <w:lvlText w:val="o"/>
+      <w:lvlJc w:val="left"/>
+      <w:pPr>
+        <w:ind w:left="3600" w:hanging="360"/>
+      </w:pPr>
+      <w:rPr>
+        <w:rFonts w:ascii="Courier New" w:hAnsi="Courier New" w:cs="Courier New" w:hint="default"/>
+      </w:rPr>
+    </w:lvl>
+    <w:lvl w:ilvl="5" w:tplc="04190005" w:tentative="1">
+      <w:start w:val="1"/>
+      <w:numFmt w:val="bullet"/>
+      <w:lvlText w:val=""/>
+      <w:lvlJc w:val="left"/>
+      <w:pPr>
+        <w:ind w:left="4320" w:hanging="360"/>
+      </w:pPr>
+      <w:rPr>
+        <w:rFonts w:ascii="Wingdings" w:hAnsi="Wingdings" w:hint="default"/>
+      </w:rPr>
+    </w:lvl>
+    <w:lvl w:ilvl="6" w:tplc="04190001" w:tentative="1">
+      <w:start w:val="1"/>
+      <w:numFmt w:val="bullet"/>
+      <w:lvlText w:val=""/>
+      <w:lvlJc w:val="left"/>
+      <w:pPr>
+        <w:ind w:left="5040" w:hanging="360"/>
+      </w:pPr>
+      <w:rPr>
+        <w:rFonts w:ascii="Symbol" w:hAnsi="Symbol" w:hint="default"/>
+      </w:rPr>
+    </w:lvl>
+    <w:lvl w:ilvl="7" w:tplc="04190003" w:tentative="1">
+      <w:start w:val="1"/>
+      <w:numFmt w:val="bullet"/>
+      <w:lvlText w:val="o"/>
+      <w:lvlJc w:val="left"/>
+      <w:pPr>
+        <w:ind w:left="5760" w:hanging="360"/>
+      </w:pPr>
+      <w:rPr>
+        <w:rFonts w:ascii="Courier New" w:hAnsi="Courier New" w:cs="Courier New" w:hint="default"/>
+      </w:rPr>
+    </w:lvl>
+    <w:lvl w:ilvl="8" w:tplc="04190005" w:tentative="1">
+      <w:start w:val="1"/>
+      <w:numFmt w:val="bullet"/>
+      <w:lvlText w:val=""/>
+      <w:lvlJc w:val="left"/>
+      <w:pPr>
+        <w:ind w:left="6480" w:hanging="360"/>
+      </w:pPr>
+      <w:rPr>
+        <w:rFonts w:ascii="Wingdings" w:hAnsi="Wingdings" w:hint="default"/>
+      </w:rPr>
+    </w:lvl>
+  </w:abstractNum>
+  <w:abstractNum w:abstractNumId="2" w15:restartNumberingAfterBreak="0">
     <w:nsid w:val="05D854B2"/>
     <w:multiLevelType w:val="multilevel"/>
     <w:tmpl w:val="F1AACBF0"/>
@@ -1558,7 +3823,721 @@
       </w:rPr>
     </w:lvl>
   </w:abstractNum>
-  <w:abstractNum w:abstractNumId="1" w15:restartNumberingAfterBreak="0">
+  <w:abstractNum w:abstractNumId="3" w15:restartNumberingAfterBreak="0">
+    <w:nsid w:val="07A90C89"/>
+    <w:multiLevelType w:val="hybridMultilevel"/>
+    <w:tmpl w:val="5E485CFA"/>
+    <w:lvl w:ilvl="0" w:tplc="BA723C60">
+      <w:start w:val="1"/>
+      <w:numFmt w:val="bullet"/>
+      <w:lvlText w:val="‒"/>
+      <w:lvlJc w:val="left"/>
+      <w:pPr>
+        <w:ind w:left="720" w:hanging="360"/>
+      </w:pPr>
+      <w:rPr>
+        <w:rFonts w:ascii="Arial" w:hAnsi="Arial" w:hint="default"/>
+      </w:rPr>
+    </w:lvl>
+    <w:lvl w:ilvl="1" w:tplc="04190003" w:tentative="1">
+      <w:start w:val="1"/>
+      <w:numFmt w:val="bullet"/>
+      <w:lvlText w:val="o"/>
+      <w:lvlJc w:val="left"/>
+      <w:pPr>
+        <w:ind w:left="1440" w:hanging="360"/>
+      </w:pPr>
+      <w:rPr>
+        <w:rFonts w:ascii="Courier New" w:hAnsi="Courier New" w:cs="Courier New" w:hint="default"/>
+      </w:rPr>
+    </w:lvl>
+    <w:lvl w:ilvl="2" w:tplc="04190005" w:tentative="1">
+      <w:start w:val="1"/>
+      <w:numFmt w:val="bullet"/>
+      <w:lvlText w:val=""/>
+      <w:lvlJc w:val="left"/>
+      <w:pPr>
+        <w:ind w:left="2160" w:hanging="360"/>
+      </w:pPr>
+      <w:rPr>
+        <w:rFonts w:ascii="Wingdings" w:hAnsi="Wingdings" w:hint="default"/>
+      </w:rPr>
+    </w:lvl>
+    <w:lvl w:ilvl="3" w:tplc="04190001" w:tentative="1">
+      <w:start w:val="1"/>
+      <w:numFmt w:val="bullet"/>
+      <w:lvlText w:val=""/>
+      <w:lvlJc w:val="left"/>
+      <w:pPr>
+        <w:ind w:left="2880" w:hanging="360"/>
+      </w:pPr>
+      <w:rPr>
+        <w:rFonts w:ascii="Symbol" w:hAnsi="Symbol" w:hint="default"/>
+      </w:rPr>
+    </w:lvl>
+    <w:lvl w:ilvl="4" w:tplc="04190003" w:tentative="1">
+      <w:start w:val="1"/>
+      <w:numFmt w:val="bullet"/>
+      <w:lvlText w:val="o"/>
+      <w:lvlJc w:val="left"/>
+      <w:pPr>
+        <w:ind w:left="3600" w:hanging="360"/>
+      </w:pPr>
+      <w:rPr>
+        <w:rFonts w:ascii="Courier New" w:hAnsi="Courier New" w:cs="Courier New" w:hint="default"/>
+      </w:rPr>
+    </w:lvl>
+    <w:lvl w:ilvl="5" w:tplc="04190005" w:tentative="1">
+      <w:start w:val="1"/>
+      <w:numFmt w:val="bullet"/>
+      <w:lvlText w:val=""/>
+      <w:lvlJc w:val="left"/>
+      <w:pPr>
+        <w:ind w:left="4320" w:hanging="360"/>
+      </w:pPr>
+      <w:rPr>
+        <w:rFonts w:ascii="Wingdings" w:hAnsi="Wingdings" w:hint="default"/>
+      </w:rPr>
+    </w:lvl>
+    <w:lvl w:ilvl="6" w:tplc="04190001" w:tentative="1">
+      <w:start w:val="1"/>
+      <w:numFmt w:val="bullet"/>
+      <w:lvlText w:val=""/>
+      <w:lvlJc w:val="left"/>
+      <w:pPr>
+        <w:ind w:left="5040" w:hanging="360"/>
+      </w:pPr>
+      <w:rPr>
+        <w:rFonts w:ascii="Symbol" w:hAnsi="Symbol" w:hint="default"/>
+      </w:rPr>
+    </w:lvl>
+    <w:lvl w:ilvl="7" w:tplc="04190003" w:tentative="1">
+      <w:start w:val="1"/>
+      <w:numFmt w:val="bullet"/>
+      <w:lvlText w:val="o"/>
+      <w:lvlJc w:val="left"/>
+      <w:pPr>
+        <w:ind w:left="5760" w:hanging="360"/>
+      </w:pPr>
+      <w:rPr>
+        <w:rFonts w:ascii="Courier New" w:hAnsi="Courier New" w:cs="Courier New" w:hint="default"/>
+      </w:rPr>
+    </w:lvl>
+    <w:lvl w:ilvl="8" w:tplc="04190005" w:tentative="1">
+      <w:start w:val="1"/>
+      <w:numFmt w:val="bullet"/>
+      <w:lvlText w:val=""/>
+      <w:lvlJc w:val="left"/>
+      <w:pPr>
+        <w:ind w:left="6480" w:hanging="360"/>
+      </w:pPr>
+      <w:rPr>
+        <w:rFonts w:ascii="Wingdings" w:hAnsi="Wingdings" w:hint="default"/>
+      </w:rPr>
+    </w:lvl>
+  </w:abstractNum>
+  <w:abstractNum w:abstractNumId="4" w15:restartNumberingAfterBreak="0">
+    <w:nsid w:val="094F3F80"/>
+    <w:multiLevelType w:val="multilevel"/>
+    <w:tmpl w:val="BF686EB4"/>
+    <w:lvl w:ilvl="0">
+      <w:start w:val="1"/>
+      <w:numFmt w:val="decimal"/>
+      <w:lvlText w:val="%1."/>
+      <w:lvlJc w:val="left"/>
+      <w:pPr>
+        <w:tabs>
+          <w:tab w:val="num" w:pos="720"/>
+        </w:tabs>
+        <w:ind w:left="720" w:hanging="360"/>
+      </w:pPr>
+    </w:lvl>
+    <w:lvl w:ilvl="1" w:tentative="1">
+      <w:start w:val="1"/>
+      <w:numFmt w:val="decimal"/>
+      <w:lvlText w:val="%2."/>
+      <w:lvlJc w:val="left"/>
+      <w:pPr>
+        <w:tabs>
+          <w:tab w:val="num" w:pos="1440"/>
+        </w:tabs>
+        <w:ind w:left="1440" w:hanging="360"/>
+      </w:pPr>
+    </w:lvl>
+    <w:lvl w:ilvl="2" w:tentative="1">
+      <w:start w:val="1"/>
+      <w:numFmt w:val="decimal"/>
+      <w:lvlText w:val="%3."/>
+      <w:lvlJc w:val="left"/>
+      <w:pPr>
+        <w:tabs>
+          <w:tab w:val="num" w:pos="2160"/>
+        </w:tabs>
+        <w:ind w:left="2160" w:hanging="360"/>
+      </w:pPr>
+    </w:lvl>
+    <w:lvl w:ilvl="3" w:tentative="1">
+      <w:start w:val="1"/>
+      <w:numFmt w:val="decimal"/>
+      <w:lvlText w:val="%4."/>
+      <w:lvlJc w:val="left"/>
+      <w:pPr>
+        <w:tabs>
+          <w:tab w:val="num" w:pos="2880"/>
+        </w:tabs>
+        <w:ind w:left="2880" w:hanging="360"/>
+      </w:pPr>
+    </w:lvl>
+    <w:lvl w:ilvl="4" w:tentative="1">
+      <w:start w:val="1"/>
+      <w:numFmt w:val="decimal"/>
+      <w:lvlText w:val="%5."/>
+      <w:lvlJc w:val="left"/>
+      <w:pPr>
+        <w:tabs>
+          <w:tab w:val="num" w:pos="3600"/>
+        </w:tabs>
+        <w:ind w:left="3600" w:hanging="360"/>
+      </w:pPr>
+    </w:lvl>
+    <w:lvl w:ilvl="5" w:tentative="1">
+      <w:start w:val="1"/>
+      <w:numFmt w:val="decimal"/>
+      <w:lvlText w:val="%6."/>
+      <w:lvlJc w:val="left"/>
+      <w:pPr>
+        <w:tabs>
+          <w:tab w:val="num" w:pos="4320"/>
+        </w:tabs>
+        <w:ind w:left="4320" w:hanging="360"/>
+      </w:pPr>
+    </w:lvl>
+    <w:lvl w:ilvl="6" w:tentative="1">
+      <w:start w:val="1"/>
+      <w:numFmt w:val="decimal"/>
+      <w:lvlText w:val="%7."/>
+      <w:lvlJc w:val="left"/>
+      <w:pPr>
+        <w:tabs>
+          <w:tab w:val="num" w:pos="5040"/>
+        </w:tabs>
+        <w:ind w:left="5040" w:hanging="360"/>
+      </w:pPr>
+    </w:lvl>
+    <w:lvl w:ilvl="7" w:tentative="1">
+      <w:start w:val="1"/>
+      <w:numFmt w:val="decimal"/>
+      <w:lvlText w:val="%8."/>
+      <w:lvlJc w:val="left"/>
+      <w:pPr>
+        <w:tabs>
+          <w:tab w:val="num" w:pos="5760"/>
+        </w:tabs>
+        <w:ind w:left="5760" w:hanging="360"/>
+      </w:pPr>
+    </w:lvl>
+    <w:lvl w:ilvl="8" w:tentative="1">
+      <w:start w:val="1"/>
+      <w:numFmt w:val="decimal"/>
+      <w:lvlText w:val="%9."/>
+      <w:lvlJc w:val="left"/>
+      <w:pPr>
+        <w:tabs>
+          <w:tab w:val="num" w:pos="6480"/>
+        </w:tabs>
+        <w:ind w:left="6480" w:hanging="360"/>
+      </w:pPr>
+    </w:lvl>
+  </w:abstractNum>
+  <w:abstractNum w:abstractNumId="5" w15:restartNumberingAfterBreak="0">
+    <w:nsid w:val="099D0E6C"/>
+    <w:multiLevelType w:val="hybridMultilevel"/>
+    <w:tmpl w:val="C9CC10E8"/>
+    <w:lvl w:ilvl="0" w:tplc="BA723C60">
+      <w:start w:val="1"/>
+      <w:numFmt w:val="bullet"/>
+      <w:lvlText w:val="‒"/>
+      <w:lvlJc w:val="left"/>
+      <w:pPr>
+        <w:ind w:left="1429" w:hanging="360"/>
+      </w:pPr>
+      <w:rPr>
+        <w:rFonts w:ascii="Arial" w:hAnsi="Arial" w:hint="default"/>
+      </w:rPr>
+    </w:lvl>
+    <w:lvl w:ilvl="1" w:tplc="04190003" w:tentative="1">
+      <w:start w:val="1"/>
+      <w:numFmt w:val="bullet"/>
+      <w:lvlText w:val="o"/>
+      <w:lvlJc w:val="left"/>
+      <w:pPr>
+        <w:ind w:left="2149" w:hanging="360"/>
+      </w:pPr>
+      <w:rPr>
+        <w:rFonts w:ascii="Courier New" w:hAnsi="Courier New" w:cs="Courier New" w:hint="default"/>
+      </w:rPr>
+    </w:lvl>
+    <w:lvl w:ilvl="2" w:tplc="04190005" w:tentative="1">
+      <w:start w:val="1"/>
+      <w:numFmt w:val="bullet"/>
+      <w:lvlText w:val=""/>
+      <w:lvlJc w:val="left"/>
+      <w:pPr>
+        <w:ind w:left="2869" w:hanging="360"/>
+      </w:pPr>
+      <w:rPr>
+        <w:rFonts w:ascii="Wingdings" w:hAnsi="Wingdings" w:hint="default"/>
+      </w:rPr>
+    </w:lvl>
+    <w:lvl w:ilvl="3" w:tplc="04190001" w:tentative="1">
+      <w:start w:val="1"/>
+      <w:numFmt w:val="bullet"/>
+      <w:lvlText w:val=""/>
+      <w:lvlJc w:val="left"/>
+      <w:pPr>
+        <w:ind w:left="3589" w:hanging="360"/>
+      </w:pPr>
+      <w:rPr>
+        <w:rFonts w:ascii="Symbol" w:hAnsi="Symbol" w:hint="default"/>
+      </w:rPr>
+    </w:lvl>
+    <w:lvl w:ilvl="4" w:tplc="04190003" w:tentative="1">
+      <w:start w:val="1"/>
+      <w:numFmt w:val="bullet"/>
+      <w:lvlText w:val="o"/>
+      <w:lvlJc w:val="left"/>
+      <w:pPr>
+        <w:ind w:left="4309" w:hanging="360"/>
+      </w:pPr>
+      <w:rPr>
+        <w:rFonts w:ascii="Courier New" w:hAnsi="Courier New" w:cs="Courier New" w:hint="default"/>
+      </w:rPr>
+    </w:lvl>
+    <w:lvl w:ilvl="5" w:tplc="04190005" w:tentative="1">
+      <w:start w:val="1"/>
+      <w:numFmt w:val="bullet"/>
+      <w:lvlText w:val=""/>
+      <w:lvlJc w:val="left"/>
+      <w:pPr>
+        <w:ind w:left="5029" w:hanging="360"/>
+      </w:pPr>
+      <w:rPr>
+        <w:rFonts w:ascii="Wingdings" w:hAnsi="Wingdings" w:hint="default"/>
+      </w:rPr>
+    </w:lvl>
+    <w:lvl w:ilvl="6" w:tplc="04190001" w:tentative="1">
+      <w:start w:val="1"/>
+      <w:numFmt w:val="bullet"/>
+      <w:lvlText w:val=""/>
+      <w:lvlJc w:val="left"/>
+      <w:pPr>
+        <w:ind w:left="5749" w:hanging="360"/>
+      </w:pPr>
+      <w:rPr>
+        <w:rFonts w:ascii="Symbol" w:hAnsi="Symbol" w:hint="default"/>
+      </w:rPr>
+    </w:lvl>
+    <w:lvl w:ilvl="7" w:tplc="04190003" w:tentative="1">
+      <w:start w:val="1"/>
+      <w:numFmt w:val="bullet"/>
+      <w:lvlText w:val="o"/>
+      <w:lvlJc w:val="left"/>
+      <w:pPr>
+        <w:ind w:left="6469" w:hanging="360"/>
+      </w:pPr>
+      <w:rPr>
+        <w:rFonts w:ascii="Courier New" w:hAnsi="Courier New" w:cs="Courier New" w:hint="default"/>
+      </w:rPr>
+    </w:lvl>
+    <w:lvl w:ilvl="8" w:tplc="04190005" w:tentative="1">
+      <w:start w:val="1"/>
+      <w:numFmt w:val="bullet"/>
+      <w:lvlText w:val=""/>
+      <w:lvlJc w:val="left"/>
+      <w:pPr>
+        <w:ind w:left="7189" w:hanging="360"/>
+      </w:pPr>
+      <w:rPr>
+        <w:rFonts w:ascii="Wingdings" w:hAnsi="Wingdings" w:hint="default"/>
+      </w:rPr>
+    </w:lvl>
+  </w:abstractNum>
+  <w:abstractNum w:abstractNumId="6" w15:restartNumberingAfterBreak="0">
+    <w:nsid w:val="0D866D9A"/>
+    <w:multiLevelType w:val="multilevel"/>
+    <w:tmpl w:val="16B0A87E"/>
+    <w:lvl w:ilvl="0">
+      <w:start w:val="1"/>
+      <w:numFmt w:val="decimal"/>
+      <w:lvlText w:val="%1."/>
+      <w:lvlJc w:val="left"/>
+      <w:pPr>
+        <w:tabs>
+          <w:tab w:val="num" w:pos="720"/>
+        </w:tabs>
+        <w:ind w:left="720" w:hanging="360"/>
+      </w:pPr>
+    </w:lvl>
+    <w:lvl w:ilvl="1" w:tentative="1">
+      <w:start w:val="1"/>
+      <w:numFmt w:val="decimal"/>
+      <w:lvlText w:val="%2."/>
+      <w:lvlJc w:val="left"/>
+      <w:pPr>
+        <w:tabs>
+          <w:tab w:val="num" w:pos="1440"/>
+        </w:tabs>
+        <w:ind w:left="1440" w:hanging="360"/>
+      </w:pPr>
+    </w:lvl>
+    <w:lvl w:ilvl="2" w:tentative="1">
+      <w:start w:val="1"/>
+      <w:numFmt w:val="decimal"/>
+      <w:lvlText w:val="%3."/>
+      <w:lvlJc w:val="left"/>
+      <w:pPr>
+        <w:tabs>
+          <w:tab w:val="num" w:pos="2160"/>
+        </w:tabs>
+        <w:ind w:left="2160" w:hanging="360"/>
+      </w:pPr>
+    </w:lvl>
+    <w:lvl w:ilvl="3" w:tentative="1">
+      <w:start w:val="1"/>
+      <w:numFmt w:val="decimal"/>
+      <w:lvlText w:val="%4."/>
+      <w:lvlJc w:val="left"/>
+      <w:pPr>
+        <w:tabs>
+          <w:tab w:val="num" w:pos="2880"/>
+        </w:tabs>
+        <w:ind w:left="2880" w:hanging="360"/>
+      </w:pPr>
+    </w:lvl>
+    <w:lvl w:ilvl="4" w:tentative="1">
+      <w:start w:val="1"/>
+      <w:numFmt w:val="decimal"/>
+      <w:lvlText w:val="%5."/>
+      <w:lvlJc w:val="left"/>
+      <w:pPr>
+        <w:tabs>
+          <w:tab w:val="num" w:pos="3600"/>
+        </w:tabs>
+        <w:ind w:left="3600" w:hanging="360"/>
+      </w:pPr>
+    </w:lvl>
+    <w:lvl w:ilvl="5" w:tentative="1">
+      <w:start w:val="1"/>
+      <w:numFmt w:val="decimal"/>
+      <w:lvlText w:val="%6."/>
+      <w:lvlJc w:val="left"/>
+      <w:pPr>
+        <w:tabs>
+          <w:tab w:val="num" w:pos="4320"/>
+        </w:tabs>
+        <w:ind w:left="4320" w:hanging="360"/>
+      </w:pPr>
+    </w:lvl>
+    <w:lvl w:ilvl="6" w:tentative="1">
+      <w:start w:val="1"/>
+      <w:numFmt w:val="decimal"/>
+      <w:lvlText w:val="%7."/>
+      <w:lvlJc w:val="left"/>
+      <w:pPr>
+        <w:tabs>
+          <w:tab w:val="num" w:pos="5040"/>
+        </w:tabs>
+        <w:ind w:left="5040" w:hanging="360"/>
+      </w:pPr>
+    </w:lvl>
+    <w:lvl w:ilvl="7" w:tentative="1">
+      <w:start w:val="1"/>
+      <w:numFmt w:val="decimal"/>
+      <w:lvlText w:val="%8."/>
+      <w:lvlJc w:val="left"/>
+      <w:pPr>
+        <w:tabs>
+          <w:tab w:val="num" w:pos="5760"/>
+        </w:tabs>
+        <w:ind w:left="5760" w:hanging="360"/>
+      </w:pPr>
+    </w:lvl>
+    <w:lvl w:ilvl="8" w:tentative="1">
+      <w:start w:val="1"/>
+      <w:numFmt w:val="decimal"/>
+      <w:lvlText w:val="%9."/>
+      <w:lvlJc w:val="left"/>
+      <w:pPr>
+        <w:tabs>
+          <w:tab w:val="num" w:pos="6480"/>
+        </w:tabs>
+        <w:ind w:left="6480" w:hanging="360"/>
+      </w:pPr>
+    </w:lvl>
+  </w:abstractNum>
+  <w:abstractNum w:abstractNumId="7" w15:restartNumberingAfterBreak="0">
+    <w:nsid w:val="135546F9"/>
+    <w:multiLevelType w:val="multilevel"/>
+    <w:tmpl w:val="EF2875C2"/>
+    <w:lvl w:ilvl="0">
+      <w:start w:val="1"/>
+      <w:numFmt w:val="bullet"/>
+      <w:lvlText w:val=""/>
+      <w:lvlJc w:val="left"/>
+      <w:pPr>
+        <w:tabs>
+          <w:tab w:val="num" w:pos="720"/>
+        </w:tabs>
+        <w:ind w:left="720" w:hanging="360"/>
+      </w:pPr>
+      <w:rPr>
+        <w:rFonts w:ascii="Symbol" w:hAnsi="Symbol" w:hint="default"/>
+        <w:sz w:val="20"/>
+      </w:rPr>
+    </w:lvl>
+    <w:lvl w:ilvl="1" w:tentative="1">
+      <w:start w:val="1"/>
+      <w:numFmt w:val="bullet"/>
+      <w:lvlText w:val="o"/>
+      <w:lvlJc w:val="left"/>
+      <w:pPr>
+        <w:tabs>
+          <w:tab w:val="num" w:pos="1440"/>
+        </w:tabs>
+        <w:ind w:left="1440" w:hanging="360"/>
+      </w:pPr>
+      <w:rPr>
+        <w:rFonts w:ascii="Courier New" w:hAnsi="Courier New" w:hint="default"/>
+        <w:sz w:val="20"/>
+      </w:rPr>
+    </w:lvl>
+    <w:lvl w:ilvl="2" w:tentative="1">
+      <w:start w:val="1"/>
+      <w:numFmt w:val="bullet"/>
+      <w:lvlText w:val=""/>
+      <w:lvlJc w:val="left"/>
+      <w:pPr>
+        <w:tabs>
+          <w:tab w:val="num" w:pos="2160"/>
+        </w:tabs>
+        <w:ind w:left="2160" w:hanging="360"/>
+      </w:pPr>
+      <w:rPr>
+        <w:rFonts w:ascii="Wingdings" w:hAnsi="Wingdings" w:hint="default"/>
+        <w:sz w:val="20"/>
+      </w:rPr>
+    </w:lvl>
+    <w:lvl w:ilvl="3" w:tentative="1">
+      <w:start w:val="1"/>
+      <w:numFmt w:val="bullet"/>
+      <w:lvlText w:val=""/>
+      <w:lvlJc w:val="left"/>
+      <w:pPr>
+        <w:tabs>
+          <w:tab w:val="num" w:pos="2880"/>
+        </w:tabs>
+        <w:ind w:left="2880" w:hanging="360"/>
+      </w:pPr>
+      <w:rPr>
+        <w:rFonts w:ascii="Wingdings" w:hAnsi="Wingdings" w:hint="default"/>
+        <w:sz w:val="20"/>
+      </w:rPr>
+    </w:lvl>
+    <w:lvl w:ilvl="4" w:tentative="1">
+      <w:start w:val="1"/>
+      <w:numFmt w:val="bullet"/>
+      <w:lvlText w:val=""/>
+      <w:lvlJc w:val="left"/>
+      <w:pPr>
+        <w:tabs>
+          <w:tab w:val="num" w:pos="3600"/>
+        </w:tabs>
+        <w:ind w:left="3600" w:hanging="360"/>
+      </w:pPr>
+      <w:rPr>
+        <w:rFonts w:ascii="Wingdings" w:hAnsi="Wingdings" w:hint="default"/>
+        <w:sz w:val="20"/>
+      </w:rPr>
+    </w:lvl>
+    <w:lvl w:ilvl="5" w:tentative="1">
+      <w:start w:val="1"/>
+      <w:numFmt w:val="bullet"/>
+      <w:lvlText w:val=""/>
+      <w:lvlJc w:val="left"/>
+      <w:pPr>
+        <w:tabs>
+          <w:tab w:val="num" w:pos="4320"/>
+        </w:tabs>
+        <w:ind w:left="4320" w:hanging="360"/>
+      </w:pPr>
+      <w:rPr>
+        <w:rFonts w:ascii="Wingdings" w:hAnsi="Wingdings" w:hint="default"/>
+        <w:sz w:val="20"/>
+      </w:rPr>
+    </w:lvl>
+    <w:lvl w:ilvl="6" w:tentative="1">
+      <w:start w:val="1"/>
+      <w:numFmt w:val="bullet"/>
+      <w:lvlText w:val=""/>
+      <w:lvlJc w:val="left"/>
+      <w:pPr>
+        <w:tabs>
+          <w:tab w:val="num" w:pos="5040"/>
+        </w:tabs>
+        <w:ind w:left="5040" w:hanging="360"/>
+      </w:pPr>
+      <w:rPr>
+        <w:rFonts w:ascii="Wingdings" w:hAnsi="Wingdings" w:hint="default"/>
+        <w:sz w:val="20"/>
+      </w:rPr>
+    </w:lvl>
+    <w:lvl w:ilvl="7" w:tentative="1">
+      <w:start w:val="1"/>
+      <w:numFmt w:val="bullet"/>
+      <w:lvlText w:val=""/>
+      <w:lvlJc w:val="left"/>
+      <w:pPr>
+        <w:tabs>
+          <w:tab w:val="num" w:pos="5760"/>
+        </w:tabs>
+        <w:ind w:left="5760" w:hanging="360"/>
+      </w:pPr>
+      <w:rPr>
+        <w:rFonts w:ascii="Wingdings" w:hAnsi="Wingdings" w:hint="default"/>
+        <w:sz w:val="20"/>
+      </w:rPr>
+    </w:lvl>
+    <w:lvl w:ilvl="8" w:tentative="1">
+      <w:start w:val="1"/>
+      <w:numFmt w:val="bullet"/>
+      <w:lvlText w:val=""/>
+      <w:lvlJc w:val="left"/>
+      <w:pPr>
+        <w:tabs>
+          <w:tab w:val="num" w:pos="6480"/>
+        </w:tabs>
+        <w:ind w:left="6480" w:hanging="360"/>
+      </w:pPr>
+      <w:rPr>
+        <w:rFonts w:ascii="Wingdings" w:hAnsi="Wingdings" w:hint="default"/>
+        <w:sz w:val="20"/>
+      </w:rPr>
+    </w:lvl>
+  </w:abstractNum>
+  <w:abstractNum w:abstractNumId="8" w15:restartNumberingAfterBreak="0">
+    <w:nsid w:val="16475C57"/>
+    <w:multiLevelType w:val="hybridMultilevel"/>
+    <w:tmpl w:val="A260E89C"/>
+    <w:lvl w:ilvl="0" w:tplc="BA723C60">
+      <w:start w:val="1"/>
+      <w:numFmt w:val="bullet"/>
+      <w:lvlText w:val="‒"/>
+      <w:lvlJc w:val="left"/>
+      <w:pPr>
+        <w:ind w:left="720" w:hanging="360"/>
+      </w:pPr>
+      <w:rPr>
+        <w:rFonts w:ascii="Arial" w:hAnsi="Arial" w:hint="default"/>
+      </w:rPr>
+    </w:lvl>
+    <w:lvl w:ilvl="1" w:tplc="04190003" w:tentative="1">
+      <w:start w:val="1"/>
+      <w:numFmt w:val="bullet"/>
+      <w:lvlText w:val="o"/>
+      <w:lvlJc w:val="left"/>
+      <w:pPr>
+        <w:ind w:left="1440" w:hanging="360"/>
+      </w:pPr>
+      <w:rPr>
+        <w:rFonts w:ascii="Courier New" w:hAnsi="Courier New" w:cs="Courier New" w:hint="default"/>
+      </w:rPr>
+    </w:lvl>
+    <w:lvl w:ilvl="2" w:tplc="04190005" w:tentative="1">
+      <w:start w:val="1"/>
+      <w:numFmt w:val="bullet"/>
+      <w:lvlText w:val=""/>
+      <w:lvlJc w:val="left"/>
+      <w:pPr>
+        <w:ind w:left="2160" w:hanging="360"/>
+      </w:pPr>
+      <w:rPr>
+        <w:rFonts w:ascii="Wingdings" w:hAnsi="Wingdings" w:hint="default"/>
+      </w:rPr>
+    </w:lvl>
+    <w:lvl w:ilvl="3" w:tplc="04190001" w:tentative="1">
+      <w:start w:val="1"/>
+      <w:numFmt w:val="bullet"/>
+      <w:lvlText w:val=""/>
+      <w:lvlJc w:val="left"/>
+      <w:pPr>
+        <w:ind w:left="2880" w:hanging="360"/>
+      </w:pPr>
+      <w:rPr>
+        <w:rFonts w:ascii="Symbol" w:hAnsi="Symbol" w:hint="default"/>
+      </w:rPr>
+    </w:lvl>
+    <w:lvl w:ilvl="4" w:tplc="04190003" w:tentative="1">
+      <w:start w:val="1"/>
+      <w:numFmt w:val="bullet"/>
+      <w:lvlText w:val="o"/>
+      <w:lvlJc w:val="left"/>
+      <w:pPr>
+        <w:ind w:left="3600" w:hanging="360"/>
+      </w:pPr>
+      <w:rPr>
+        <w:rFonts w:ascii="Courier New" w:hAnsi="Courier New" w:cs="Courier New" w:hint="default"/>
+      </w:rPr>
+    </w:lvl>
+    <w:lvl w:ilvl="5" w:tplc="04190005" w:tentative="1">
+      <w:start w:val="1"/>
+      <w:numFmt w:val="bullet"/>
+      <w:lvlText w:val=""/>
+      <w:lvlJc w:val="left"/>
+      <w:pPr>
+        <w:ind w:left="4320" w:hanging="360"/>
+      </w:pPr>
+      <w:rPr>
+        <w:rFonts w:ascii="Wingdings" w:hAnsi="Wingdings" w:hint="default"/>
+      </w:rPr>
+    </w:lvl>
+    <w:lvl w:ilvl="6" w:tplc="04190001" w:tentative="1">
+      <w:start w:val="1"/>
+      <w:numFmt w:val="bullet"/>
+      <w:lvlText w:val=""/>
+      <w:lvlJc w:val="left"/>
+      <w:pPr>
+        <w:ind w:left="5040" w:hanging="360"/>
+      </w:pPr>
+      <w:rPr>
+        <w:rFonts w:ascii="Symbol" w:hAnsi="Symbol" w:hint="default"/>
+      </w:rPr>
+    </w:lvl>
+    <w:lvl w:ilvl="7" w:tplc="04190003" w:tentative="1">
+      <w:start w:val="1"/>
+      <w:numFmt w:val="bullet"/>
+      <w:lvlText w:val="o"/>
+      <w:lvlJc w:val="left"/>
+      <w:pPr>
+        <w:ind w:left="5760" w:hanging="360"/>
+      </w:pPr>
+      <w:rPr>
+        <w:rFonts w:ascii="Courier New" w:hAnsi="Courier New" w:cs="Courier New" w:hint="default"/>
+      </w:rPr>
+    </w:lvl>
+    <w:lvl w:ilvl="8" w:tplc="04190005" w:tentative="1">
+      <w:start w:val="1"/>
+      <w:numFmt w:val="bullet"/>
+      <w:lvlText w:val=""/>
+      <w:lvlJc w:val="left"/>
+      <w:pPr>
+        <w:ind w:left="6480" w:hanging="360"/>
+      </w:pPr>
+      <w:rPr>
+        <w:rFonts w:ascii="Wingdings" w:hAnsi="Wingdings" w:hint="default"/>
+      </w:rPr>
+    </w:lvl>
+  </w:abstractNum>
+  <w:abstractNum w:abstractNumId="9" w15:restartNumberingAfterBreak="0">
     <w:nsid w:val="197E3422"/>
     <w:multiLevelType w:val="hybridMultilevel"/>
     <w:tmpl w:val="4FBE7B70"/>
@@ -1671,7 +4650,716 @@
       </w:rPr>
     </w:lvl>
   </w:abstractNum>
-  <w:abstractNum w:abstractNumId="2" w15:restartNumberingAfterBreak="0">
+  <w:abstractNum w:abstractNumId="10" w15:restartNumberingAfterBreak="0">
+    <w:nsid w:val="1CBB7815"/>
+    <w:multiLevelType w:val="hybridMultilevel"/>
+    <w:tmpl w:val="2550F2F0"/>
+    <w:lvl w:ilvl="0" w:tplc="BA723C60">
+      <w:start w:val="1"/>
+      <w:numFmt w:val="bullet"/>
+      <w:lvlText w:val="‒"/>
+      <w:lvlJc w:val="left"/>
+      <w:pPr>
+        <w:ind w:left="720" w:hanging="360"/>
+      </w:pPr>
+      <w:rPr>
+        <w:rFonts w:ascii="Arial" w:hAnsi="Arial" w:hint="default"/>
+      </w:rPr>
+    </w:lvl>
+    <w:lvl w:ilvl="1" w:tplc="04190003" w:tentative="1">
+      <w:start w:val="1"/>
+      <w:numFmt w:val="bullet"/>
+      <w:lvlText w:val="o"/>
+      <w:lvlJc w:val="left"/>
+      <w:pPr>
+        <w:ind w:left="1440" w:hanging="360"/>
+      </w:pPr>
+      <w:rPr>
+        <w:rFonts w:ascii="Courier New" w:hAnsi="Courier New" w:cs="Courier New" w:hint="default"/>
+      </w:rPr>
+    </w:lvl>
+    <w:lvl w:ilvl="2" w:tplc="04190005" w:tentative="1">
+      <w:start w:val="1"/>
+      <w:numFmt w:val="bullet"/>
+      <w:lvlText w:val=""/>
+      <w:lvlJc w:val="left"/>
+      <w:pPr>
+        <w:ind w:left="2160" w:hanging="360"/>
+      </w:pPr>
+      <w:rPr>
+        <w:rFonts w:ascii="Wingdings" w:hAnsi="Wingdings" w:hint="default"/>
+      </w:rPr>
+    </w:lvl>
+    <w:lvl w:ilvl="3" w:tplc="04190001" w:tentative="1">
+      <w:start w:val="1"/>
+      <w:numFmt w:val="bullet"/>
+      <w:lvlText w:val=""/>
+      <w:lvlJc w:val="left"/>
+      <w:pPr>
+        <w:ind w:left="2880" w:hanging="360"/>
+      </w:pPr>
+      <w:rPr>
+        <w:rFonts w:ascii="Symbol" w:hAnsi="Symbol" w:hint="default"/>
+      </w:rPr>
+    </w:lvl>
+    <w:lvl w:ilvl="4" w:tplc="04190003" w:tentative="1">
+      <w:start w:val="1"/>
+      <w:numFmt w:val="bullet"/>
+      <w:lvlText w:val="o"/>
+      <w:lvlJc w:val="left"/>
+      <w:pPr>
+        <w:ind w:left="3600" w:hanging="360"/>
+      </w:pPr>
+      <w:rPr>
+        <w:rFonts w:ascii="Courier New" w:hAnsi="Courier New" w:cs="Courier New" w:hint="default"/>
+      </w:rPr>
+    </w:lvl>
+    <w:lvl w:ilvl="5" w:tplc="04190005" w:tentative="1">
+      <w:start w:val="1"/>
+      <w:numFmt w:val="bullet"/>
+      <w:lvlText w:val=""/>
+      <w:lvlJc w:val="left"/>
+      <w:pPr>
+        <w:ind w:left="4320" w:hanging="360"/>
+      </w:pPr>
+      <w:rPr>
+        <w:rFonts w:ascii="Wingdings" w:hAnsi="Wingdings" w:hint="default"/>
+      </w:rPr>
+    </w:lvl>
+    <w:lvl w:ilvl="6" w:tplc="04190001" w:tentative="1">
+      <w:start w:val="1"/>
+      <w:numFmt w:val="bullet"/>
+      <w:lvlText w:val=""/>
+      <w:lvlJc w:val="left"/>
+      <w:pPr>
+        <w:ind w:left="5040" w:hanging="360"/>
+      </w:pPr>
+      <w:rPr>
+        <w:rFonts w:ascii="Symbol" w:hAnsi="Symbol" w:hint="default"/>
+      </w:rPr>
+    </w:lvl>
+    <w:lvl w:ilvl="7" w:tplc="04190003" w:tentative="1">
+      <w:start w:val="1"/>
+      <w:numFmt w:val="bullet"/>
+      <w:lvlText w:val="o"/>
+      <w:lvlJc w:val="left"/>
+      <w:pPr>
+        <w:ind w:left="5760" w:hanging="360"/>
+      </w:pPr>
+      <w:rPr>
+        <w:rFonts w:ascii="Courier New" w:hAnsi="Courier New" w:cs="Courier New" w:hint="default"/>
+      </w:rPr>
+    </w:lvl>
+    <w:lvl w:ilvl="8" w:tplc="04190005" w:tentative="1">
+      <w:start w:val="1"/>
+      <w:numFmt w:val="bullet"/>
+      <w:lvlText w:val=""/>
+      <w:lvlJc w:val="left"/>
+      <w:pPr>
+        <w:ind w:left="6480" w:hanging="360"/>
+      </w:pPr>
+      <w:rPr>
+        <w:rFonts w:ascii="Wingdings" w:hAnsi="Wingdings" w:hint="default"/>
+      </w:rPr>
+    </w:lvl>
+  </w:abstractNum>
+  <w:abstractNum w:abstractNumId="11" w15:restartNumberingAfterBreak="0">
+    <w:nsid w:val="2CD64A4D"/>
+    <w:multiLevelType w:val="multilevel"/>
+    <w:tmpl w:val="405EAA66"/>
+    <w:lvl w:ilvl="0">
+      <w:start w:val="1"/>
+      <w:numFmt w:val="bullet"/>
+      <w:lvlText w:val=""/>
+      <w:lvlJc w:val="left"/>
+      <w:pPr>
+        <w:tabs>
+          <w:tab w:val="num" w:pos="720"/>
+        </w:tabs>
+        <w:ind w:left="720" w:hanging="360"/>
+      </w:pPr>
+      <w:rPr>
+        <w:rFonts w:ascii="Symbol" w:hAnsi="Symbol" w:hint="default"/>
+        <w:sz w:val="20"/>
+      </w:rPr>
+    </w:lvl>
+    <w:lvl w:ilvl="1" w:tentative="1">
+      <w:start w:val="1"/>
+      <w:numFmt w:val="bullet"/>
+      <w:lvlText w:val="o"/>
+      <w:lvlJc w:val="left"/>
+      <w:pPr>
+        <w:tabs>
+          <w:tab w:val="num" w:pos="1440"/>
+        </w:tabs>
+        <w:ind w:left="1440" w:hanging="360"/>
+      </w:pPr>
+      <w:rPr>
+        <w:rFonts w:ascii="Courier New" w:hAnsi="Courier New" w:hint="default"/>
+        <w:sz w:val="20"/>
+      </w:rPr>
+    </w:lvl>
+    <w:lvl w:ilvl="2" w:tentative="1">
+      <w:start w:val="1"/>
+      <w:numFmt w:val="bullet"/>
+      <w:lvlText w:val=""/>
+      <w:lvlJc w:val="left"/>
+      <w:pPr>
+        <w:tabs>
+          <w:tab w:val="num" w:pos="2160"/>
+        </w:tabs>
+        <w:ind w:left="2160" w:hanging="360"/>
+      </w:pPr>
+      <w:rPr>
+        <w:rFonts w:ascii="Wingdings" w:hAnsi="Wingdings" w:hint="default"/>
+        <w:sz w:val="20"/>
+      </w:rPr>
+    </w:lvl>
+    <w:lvl w:ilvl="3" w:tentative="1">
+      <w:start w:val="1"/>
+      <w:numFmt w:val="bullet"/>
+      <w:lvlText w:val=""/>
+      <w:lvlJc w:val="left"/>
+      <w:pPr>
+        <w:tabs>
+          <w:tab w:val="num" w:pos="2880"/>
+        </w:tabs>
+        <w:ind w:left="2880" w:hanging="360"/>
+      </w:pPr>
+      <w:rPr>
+        <w:rFonts w:ascii="Wingdings" w:hAnsi="Wingdings" w:hint="default"/>
+        <w:sz w:val="20"/>
+      </w:rPr>
+    </w:lvl>
+    <w:lvl w:ilvl="4" w:tentative="1">
+      <w:start w:val="1"/>
+      <w:numFmt w:val="bullet"/>
+      <w:lvlText w:val=""/>
+      <w:lvlJc w:val="left"/>
+      <w:pPr>
+        <w:tabs>
+          <w:tab w:val="num" w:pos="3600"/>
+        </w:tabs>
+        <w:ind w:left="3600" w:hanging="360"/>
+      </w:pPr>
+      <w:rPr>
+        <w:rFonts w:ascii="Wingdings" w:hAnsi="Wingdings" w:hint="default"/>
+        <w:sz w:val="20"/>
+      </w:rPr>
+    </w:lvl>
+    <w:lvl w:ilvl="5" w:tentative="1">
+      <w:start w:val="1"/>
+      <w:numFmt w:val="bullet"/>
+      <w:lvlText w:val=""/>
+      <w:lvlJc w:val="left"/>
+      <w:pPr>
+        <w:tabs>
+          <w:tab w:val="num" w:pos="4320"/>
+        </w:tabs>
+        <w:ind w:left="4320" w:hanging="360"/>
+      </w:pPr>
+      <w:rPr>
+        <w:rFonts w:ascii="Wingdings" w:hAnsi="Wingdings" w:hint="default"/>
+        <w:sz w:val="20"/>
+      </w:rPr>
+    </w:lvl>
+    <w:lvl w:ilvl="6" w:tentative="1">
+      <w:start w:val="1"/>
+      <w:numFmt w:val="bullet"/>
+      <w:lvlText w:val=""/>
+      <w:lvlJc w:val="left"/>
+      <w:pPr>
+        <w:tabs>
+          <w:tab w:val="num" w:pos="5040"/>
+        </w:tabs>
+        <w:ind w:left="5040" w:hanging="360"/>
+      </w:pPr>
+      <w:rPr>
+        <w:rFonts w:ascii="Wingdings" w:hAnsi="Wingdings" w:hint="default"/>
+        <w:sz w:val="20"/>
+      </w:rPr>
+    </w:lvl>
+    <w:lvl w:ilvl="7" w:tentative="1">
+      <w:start w:val="1"/>
+      <w:numFmt w:val="bullet"/>
+      <w:lvlText w:val=""/>
+      <w:lvlJc w:val="left"/>
+      <w:pPr>
+        <w:tabs>
+          <w:tab w:val="num" w:pos="5760"/>
+        </w:tabs>
+        <w:ind w:left="5760" w:hanging="360"/>
+      </w:pPr>
+      <w:rPr>
+        <w:rFonts w:ascii="Wingdings" w:hAnsi="Wingdings" w:hint="default"/>
+        <w:sz w:val="20"/>
+      </w:rPr>
+    </w:lvl>
+    <w:lvl w:ilvl="8" w:tentative="1">
+      <w:start w:val="1"/>
+      <w:numFmt w:val="bullet"/>
+      <w:lvlText w:val=""/>
+      <w:lvlJc w:val="left"/>
+      <w:pPr>
+        <w:tabs>
+          <w:tab w:val="num" w:pos="6480"/>
+        </w:tabs>
+        <w:ind w:left="6480" w:hanging="360"/>
+      </w:pPr>
+      <w:rPr>
+        <w:rFonts w:ascii="Wingdings" w:hAnsi="Wingdings" w:hint="default"/>
+        <w:sz w:val="20"/>
+      </w:rPr>
+    </w:lvl>
+  </w:abstractNum>
+  <w:abstractNum w:abstractNumId="12" w15:restartNumberingAfterBreak="0">
+    <w:nsid w:val="32D26986"/>
+    <w:multiLevelType w:val="multilevel"/>
+    <w:tmpl w:val="F6A8525E"/>
+    <w:lvl w:ilvl="0">
+      <w:start w:val="1"/>
+      <w:numFmt w:val="bullet"/>
+      <w:lvlText w:val=""/>
+      <w:lvlJc w:val="left"/>
+      <w:pPr>
+        <w:tabs>
+          <w:tab w:val="num" w:pos="720"/>
+        </w:tabs>
+        <w:ind w:left="720" w:hanging="360"/>
+      </w:pPr>
+      <w:rPr>
+        <w:rFonts w:ascii="Symbol" w:hAnsi="Symbol" w:hint="default"/>
+        <w:sz w:val="20"/>
+      </w:rPr>
+    </w:lvl>
+    <w:lvl w:ilvl="1" w:tentative="1">
+      <w:start w:val="1"/>
+      <w:numFmt w:val="bullet"/>
+      <w:lvlText w:val="o"/>
+      <w:lvlJc w:val="left"/>
+      <w:pPr>
+        <w:tabs>
+          <w:tab w:val="num" w:pos="1440"/>
+        </w:tabs>
+        <w:ind w:left="1440" w:hanging="360"/>
+      </w:pPr>
+      <w:rPr>
+        <w:rFonts w:ascii="Courier New" w:hAnsi="Courier New" w:hint="default"/>
+        <w:sz w:val="20"/>
+      </w:rPr>
+    </w:lvl>
+    <w:lvl w:ilvl="2" w:tentative="1">
+      <w:start w:val="1"/>
+      <w:numFmt w:val="bullet"/>
+      <w:lvlText w:val=""/>
+      <w:lvlJc w:val="left"/>
+      <w:pPr>
+        <w:tabs>
+          <w:tab w:val="num" w:pos="2160"/>
+        </w:tabs>
+        <w:ind w:left="2160" w:hanging="360"/>
+      </w:pPr>
+      <w:rPr>
+        <w:rFonts w:ascii="Wingdings" w:hAnsi="Wingdings" w:hint="default"/>
+        <w:sz w:val="20"/>
+      </w:rPr>
+    </w:lvl>
+    <w:lvl w:ilvl="3" w:tentative="1">
+      <w:start w:val="1"/>
+      <w:numFmt w:val="bullet"/>
+      <w:lvlText w:val=""/>
+      <w:lvlJc w:val="left"/>
+      <w:pPr>
+        <w:tabs>
+          <w:tab w:val="num" w:pos="2880"/>
+        </w:tabs>
+        <w:ind w:left="2880" w:hanging="360"/>
+      </w:pPr>
+      <w:rPr>
+        <w:rFonts w:ascii="Wingdings" w:hAnsi="Wingdings" w:hint="default"/>
+        <w:sz w:val="20"/>
+      </w:rPr>
+    </w:lvl>
+    <w:lvl w:ilvl="4" w:tentative="1">
+      <w:start w:val="1"/>
+      <w:numFmt w:val="bullet"/>
+      <w:lvlText w:val=""/>
+      <w:lvlJc w:val="left"/>
+      <w:pPr>
+        <w:tabs>
+          <w:tab w:val="num" w:pos="3600"/>
+        </w:tabs>
+        <w:ind w:left="3600" w:hanging="360"/>
+      </w:pPr>
+      <w:rPr>
+        <w:rFonts w:ascii="Wingdings" w:hAnsi="Wingdings" w:hint="default"/>
+        <w:sz w:val="20"/>
+      </w:rPr>
+    </w:lvl>
+    <w:lvl w:ilvl="5" w:tentative="1">
+      <w:start w:val="1"/>
+      <w:numFmt w:val="bullet"/>
+      <w:lvlText w:val=""/>
+      <w:lvlJc w:val="left"/>
+      <w:pPr>
+        <w:tabs>
+          <w:tab w:val="num" w:pos="4320"/>
+        </w:tabs>
+        <w:ind w:left="4320" w:hanging="360"/>
+      </w:pPr>
+      <w:rPr>
+        <w:rFonts w:ascii="Wingdings" w:hAnsi="Wingdings" w:hint="default"/>
+        <w:sz w:val="20"/>
+      </w:rPr>
+    </w:lvl>
+    <w:lvl w:ilvl="6" w:tentative="1">
+      <w:start w:val="1"/>
+      <w:numFmt w:val="bullet"/>
+      <w:lvlText w:val=""/>
+      <w:lvlJc w:val="left"/>
+      <w:pPr>
+        <w:tabs>
+          <w:tab w:val="num" w:pos="5040"/>
+        </w:tabs>
+        <w:ind w:left="5040" w:hanging="360"/>
+      </w:pPr>
+      <w:rPr>
+        <w:rFonts w:ascii="Wingdings" w:hAnsi="Wingdings" w:hint="default"/>
+        <w:sz w:val="20"/>
+      </w:rPr>
+    </w:lvl>
+    <w:lvl w:ilvl="7" w:tentative="1">
+      <w:start w:val="1"/>
+      <w:numFmt w:val="bullet"/>
+      <w:lvlText w:val=""/>
+      <w:lvlJc w:val="left"/>
+      <w:pPr>
+        <w:tabs>
+          <w:tab w:val="num" w:pos="5760"/>
+        </w:tabs>
+        <w:ind w:left="5760" w:hanging="360"/>
+      </w:pPr>
+      <w:rPr>
+        <w:rFonts w:ascii="Wingdings" w:hAnsi="Wingdings" w:hint="default"/>
+        <w:sz w:val="20"/>
+      </w:rPr>
+    </w:lvl>
+    <w:lvl w:ilvl="8" w:tentative="1">
+      <w:start w:val="1"/>
+      <w:numFmt w:val="bullet"/>
+      <w:lvlText w:val=""/>
+      <w:lvlJc w:val="left"/>
+      <w:pPr>
+        <w:tabs>
+          <w:tab w:val="num" w:pos="6480"/>
+        </w:tabs>
+        <w:ind w:left="6480" w:hanging="360"/>
+      </w:pPr>
+      <w:rPr>
+        <w:rFonts w:ascii="Wingdings" w:hAnsi="Wingdings" w:hint="default"/>
+        <w:sz w:val="20"/>
+      </w:rPr>
+    </w:lvl>
+  </w:abstractNum>
+  <w:abstractNum w:abstractNumId="13" w15:restartNumberingAfterBreak="0">
+    <w:nsid w:val="358D228D"/>
+    <w:multiLevelType w:val="multilevel"/>
+    <w:tmpl w:val="5B903E9E"/>
+    <w:lvl w:ilvl="0">
+      <w:start w:val="1"/>
+      <w:numFmt w:val="bullet"/>
+      <w:lvlText w:val=""/>
+      <w:lvlJc w:val="left"/>
+      <w:pPr>
+        <w:tabs>
+          <w:tab w:val="num" w:pos="720"/>
+        </w:tabs>
+        <w:ind w:left="720" w:hanging="360"/>
+      </w:pPr>
+      <w:rPr>
+        <w:rFonts w:ascii="Symbol" w:hAnsi="Symbol" w:hint="default"/>
+        <w:sz w:val="20"/>
+      </w:rPr>
+    </w:lvl>
+    <w:lvl w:ilvl="1" w:tentative="1">
+      <w:start w:val="1"/>
+      <w:numFmt w:val="bullet"/>
+      <w:lvlText w:val="o"/>
+      <w:lvlJc w:val="left"/>
+      <w:pPr>
+        <w:tabs>
+          <w:tab w:val="num" w:pos="1440"/>
+        </w:tabs>
+        <w:ind w:left="1440" w:hanging="360"/>
+      </w:pPr>
+      <w:rPr>
+        <w:rFonts w:ascii="Courier New" w:hAnsi="Courier New" w:hint="default"/>
+        <w:sz w:val="20"/>
+      </w:rPr>
+    </w:lvl>
+    <w:lvl w:ilvl="2" w:tentative="1">
+      <w:start w:val="1"/>
+      <w:numFmt w:val="bullet"/>
+      <w:lvlText w:val=""/>
+      <w:lvlJc w:val="left"/>
+      <w:pPr>
+        <w:tabs>
+          <w:tab w:val="num" w:pos="2160"/>
+        </w:tabs>
+        <w:ind w:left="2160" w:hanging="360"/>
+      </w:pPr>
+      <w:rPr>
+        <w:rFonts w:ascii="Wingdings" w:hAnsi="Wingdings" w:hint="default"/>
+        <w:sz w:val="20"/>
+      </w:rPr>
+    </w:lvl>
+    <w:lvl w:ilvl="3" w:tentative="1">
+      <w:start w:val="1"/>
+      <w:numFmt w:val="bullet"/>
+      <w:lvlText w:val=""/>
+      <w:lvlJc w:val="left"/>
+      <w:pPr>
+        <w:tabs>
+          <w:tab w:val="num" w:pos="2880"/>
+        </w:tabs>
+        <w:ind w:left="2880" w:hanging="360"/>
+      </w:pPr>
+      <w:rPr>
+        <w:rFonts w:ascii="Wingdings" w:hAnsi="Wingdings" w:hint="default"/>
+        <w:sz w:val="20"/>
+      </w:rPr>
+    </w:lvl>
+    <w:lvl w:ilvl="4" w:tentative="1">
+      <w:start w:val="1"/>
+      <w:numFmt w:val="bullet"/>
+      <w:lvlText w:val=""/>
+      <w:lvlJc w:val="left"/>
+      <w:pPr>
+        <w:tabs>
+          <w:tab w:val="num" w:pos="3600"/>
+        </w:tabs>
+        <w:ind w:left="3600" w:hanging="360"/>
+      </w:pPr>
+      <w:rPr>
+        <w:rFonts w:ascii="Wingdings" w:hAnsi="Wingdings" w:hint="default"/>
+        <w:sz w:val="20"/>
+      </w:rPr>
+    </w:lvl>
+    <w:lvl w:ilvl="5" w:tentative="1">
+      <w:start w:val="1"/>
+      <w:numFmt w:val="bullet"/>
+      <w:lvlText w:val=""/>
+      <w:lvlJc w:val="left"/>
+      <w:pPr>
+        <w:tabs>
+          <w:tab w:val="num" w:pos="4320"/>
+        </w:tabs>
+        <w:ind w:left="4320" w:hanging="360"/>
+      </w:pPr>
+      <w:rPr>
+        <w:rFonts w:ascii="Wingdings" w:hAnsi="Wingdings" w:hint="default"/>
+        <w:sz w:val="20"/>
+      </w:rPr>
+    </w:lvl>
+    <w:lvl w:ilvl="6" w:tentative="1">
+      <w:start w:val="1"/>
+      <w:numFmt w:val="bullet"/>
+      <w:lvlText w:val=""/>
+      <w:lvlJc w:val="left"/>
+      <w:pPr>
+        <w:tabs>
+          <w:tab w:val="num" w:pos="5040"/>
+        </w:tabs>
+        <w:ind w:left="5040" w:hanging="360"/>
+      </w:pPr>
+      <w:rPr>
+        <w:rFonts w:ascii="Wingdings" w:hAnsi="Wingdings" w:hint="default"/>
+        <w:sz w:val="20"/>
+      </w:rPr>
+    </w:lvl>
+    <w:lvl w:ilvl="7" w:tentative="1">
+      <w:start w:val="1"/>
+      <w:numFmt w:val="bullet"/>
+      <w:lvlText w:val=""/>
+      <w:lvlJc w:val="left"/>
+      <w:pPr>
+        <w:tabs>
+          <w:tab w:val="num" w:pos="5760"/>
+        </w:tabs>
+        <w:ind w:left="5760" w:hanging="360"/>
+      </w:pPr>
+      <w:rPr>
+        <w:rFonts w:ascii="Wingdings" w:hAnsi="Wingdings" w:hint="default"/>
+        <w:sz w:val="20"/>
+      </w:rPr>
+    </w:lvl>
+    <w:lvl w:ilvl="8" w:tentative="1">
+      <w:start w:val="1"/>
+      <w:numFmt w:val="bullet"/>
+      <w:lvlText w:val=""/>
+      <w:lvlJc w:val="left"/>
+      <w:pPr>
+        <w:tabs>
+          <w:tab w:val="num" w:pos="6480"/>
+        </w:tabs>
+        <w:ind w:left="6480" w:hanging="360"/>
+      </w:pPr>
+      <w:rPr>
+        <w:rFonts w:ascii="Wingdings" w:hAnsi="Wingdings" w:hint="default"/>
+        <w:sz w:val="20"/>
+      </w:rPr>
+    </w:lvl>
+  </w:abstractNum>
+  <w:abstractNum w:abstractNumId="14" w15:restartNumberingAfterBreak="0">
+    <w:nsid w:val="3874075D"/>
+    <w:multiLevelType w:val="multilevel"/>
+    <w:tmpl w:val="320A1C04"/>
+    <w:lvl w:ilvl="0">
+      <w:start w:val="1"/>
+      <w:numFmt w:val="bullet"/>
+      <w:lvlText w:val=""/>
+      <w:lvlJc w:val="left"/>
+      <w:pPr>
+        <w:tabs>
+          <w:tab w:val="num" w:pos="720"/>
+        </w:tabs>
+        <w:ind w:left="720" w:hanging="360"/>
+      </w:pPr>
+      <w:rPr>
+        <w:rFonts w:ascii="Symbol" w:hAnsi="Symbol" w:hint="default"/>
+        <w:sz w:val="20"/>
+      </w:rPr>
+    </w:lvl>
+    <w:lvl w:ilvl="1" w:tentative="1">
+      <w:start w:val="1"/>
+      <w:numFmt w:val="bullet"/>
+      <w:lvlText w:val="o"/>
+      <w:lvlJc w:val="left"/>
+      <w:pPr>
+        <w:tabs>
+          <w:tab w:val="num" w:pos="1440"/>
+        </w:tabs>
+        <w:ind w:left="1440" w:hanging="360"/>
+      </w:pPr>
+      <w:rPr>
+        <w:rFonts w:ascii="Courier New" w:hAnsi="Courier New" w:hint="default"/>
+        <w:sz w:val="20"/>
+      </w:rPr>
+    </w:lvl>
+    <w:lvl w:ilvl="2" w:tentative="1">
+      <w:start w:val="1"/>
+      <w:numFmt w:val="bullet"/>
+      <w:lvlText w:val=""/>
+      <w:lvlJc w:val="left"/>
+      <w:pPr>
+        <w:tabs>
+          <w:tab w:val="num" w:pos="2160"/>
+        </w:tabs>
+        <w:ind w:left="2160" w:hanging="360"/>
+      </w:pPr>
+      <w:rPr>
+        <w:rFonts w:ascii="Wingdings" w:hAnsi="Wingdings" w:hint="default"/>
+        <w:sz w:val="20"/>
+      </w:rPr>
+    </w:lvl>
+    <w:lvl w:ilvl="3" w:tentative="1">
+      <w:start w:val="1"/>
+      <w:numFmt w:val="bullet"/>
+      <w:lvlText w:val=""/>
+      <w:lvlJc w:val="left"/>
+      <w:pPr>
+        <w:tabs>
+          <w:tab w:val="num" w:pos="2880"/>
+        </w:tabs>
+        <w:ind w:left="2880" w:hanging="360"/>
+      </w:pPr>
+      <w:rPr>
+        <w:rFonts w:ascii="Wingdings" w:hAnsi="Wingdings" w:hint="default"/>
+        <w:sz w:val="20"/>
+      </w:rPr>
+    </w:lvl>
+    <w:lvl w:ilvl="4" w:tentative="1">
+      <w:start w:val="1"/>
+      <w:numFmt w:val="bullet"/>
+      <w:lvlText w:val=""/>
+      <w:lvlJc w:val="left"/>
+      <w:pPr>
+        <w:tabs>
+          <w:tab w:val="num" w:pos="3600"/>
+        </w:tabs>
+        <w:ind w:left="3600" w:hanging="360"/>
+      </w:pPr>
+      <w:rPr>
+        <w:rFonts w:ascii="Wingdings" w:hAnsi="Wingdings" w:hint="default"/>
+        <w:sz w:val="20"/>
+      </w:rPr>
+    </w:lvl>
+    <w:lvl w:ilvl="5" w:tentative="1">
+      <w:start w:val="1"/>
+      <w:numFmt w:val="bullet"/>
+      <w:lvlText w:val=""/>
+      <w:lvlJc w:val="left"/>
+      <w:pPr>
+        <w:tabs>
+          <w:tab w:val="num" w:pos="4320"/>
+        </w:tabs>
+        <w:ind w:left="4320" w:hanging="360"/>
+      </w:pPr>
+      <w:rPr>
+        <w:rFonts w:ascii="Wingdings" w:hAnsi="Wingdings" w:hint="default"/>
+        <w:sz w:val="20"/>
+      </w:rPr>
+    </w:lvl>
+    <w:lvl w:ilvl="6" w:tentative="1">
+      <w:start w:val="1"/>
+      <w:numFmt w:val="bullet"/>
+      <w:lvlText w:val=""/>
+      <w:lvlJc w:val="left"/>
+      <w:pPr>
+        <w:tabs>
+          <w:tab w:val="num" w:pos="5040"/>
+        </w:tabs>
+        <w:ind w:left="5040" w:hanging="360"/>
+      </w:pPr>
+      <w:rPr>
+        <w:rFonts w:ascii="Wingdings" w:hAnsi="Wingdings" w:hint="default"/>
+        <w:sz w:val="20"/>
+      </w:rPr>
+    </w:lvl>
+    <w:lvl w:ilvl="7" w:tentative="1">
+      <w:start w:val="1"/>
+      <w:numFmt w:val="bullet"/>
+      <w:lvlText w:val=""/>
+      <w:lvlJc w:val="left"/>
+      <w:pPr>
+        <w:tabs>
+          <w:tab w:val="num" w:pos="5760"/>
+        </w:tabs>
+        <w:ind w:left="5760" w:hanging="360"/>
+      </w:pPr>
+      <w:rPr>
+        <w:rFonts w:ascii="Wingdings" w:hAnsi="Wingdings" w:hint="default"/>
+        <w:sz w:val="20"/>
+      </w:rPr>
+    </w:lvl>
+    <w:lvl w:ilvl="8" w:tentative="1">
+      <w:start w:val="1"/>
+      <w:numFmt w:val="bullet"/>
+      <w:lvlText w:val=""/>
+      <w:lvlJc w:val="left"/>
+      <w:pPr>
+        <w:tabs>
+          <w:tab w:val="num" w:pos="6480"/>
+        </w:tabs>
+        <w:ind w:left="6480" w:hanging="360"/>
+      </w:pPr>
+      <w:rPr>
+        <w:rFonts w:ascii="Wingdings" w:hAnsi="Wingdings" w:hint="default"/>
+        <w:sz w:val="20"/>
+      </w:rPr>
+    </w:lvl>
+  </w:abstractNum>
+  <w:abstractNum w:abstractNumId="15" w15:restartNumberingAfterBreak="0">
     <w:nsid w:val="387D5EA4"/>
     <w:multiLevelType w:val="hybridMultilevel"/>
     <w:tmpl w:val="2C8ECEAE"/>
@@ -1784,7 +5472,156 @@
       </w:rPr>
     </w:lvl>
   </w:abstractNum>
-  <w:abstractNum w:abstractNumId="3" w15:restartNumberingAfterBreak="0">
+  <w:abstractNum w:abstractNumId="16" w15:restartNumberingAfterBreak="0">
+    <w:nsid w:val="3C705BB9"/>
+    <w:multiLevelType w:val="multilevel"/>
+    <w:tmpl w:val="14BA64E2"/>
+    <w:lvl w:ilvl="0">
+      <w:start w:val="1"/>
+      <w:numFmt w:val="bullet"/>
+      <w:lvlText w:val=""/>
+      <w:lvlJc w:val="left"/>
+      <w:pPr>
+        <w:tabs>
+          <w:tab w:val="num" w:pos="720"/>
+        </w:tabs>
+        <w:ind w:left="720" w:hanging="360"/>
+      </w:pPr>
+      <w:rPr>
+        <w:rFonts w:ascii="Symbol" w:hAnsi="Symbol" w:hint="default"/>
+        <w:sz w:val="20"/>
+      </w:rPr>
+    </w:lvl>
+    <w:lvl w:ilvl="1" w:tentative="1">
+      <w:start w:val="1"/>
+      <w:numFmt w:val="bullet"/>
+      <w:lvlText w:val="o"/>
+      <w:lvlJc w:val="left"/>
+      <w:pPr>
+        <w:tabs>
+          <w:tab w:val="num" w:pos="1440"/>
+        </w:tabs>
+        <w:ind w:left="1440" w:hanging="360"/>
+      </w:pPr>
+      <w:rPr>
+        <w:rFonts w:ascii="Courier New" w:hAnsi="Courier New" w:hint="default"/>
+        <w:sz w:val="20"/>
+      </w:rPr>
+    </w:lvl>
+    <w:lvl w:ilvl="2" w:tentative="1">
+      <w:start w:val="1"/>
+      <w:numFmt w:val="bullet"/>
+      <w:lvlText w:val=""/>
+      <w:lvlJc w:val="left"/>
+      <w:pPr>
+        <w:tabs>
+          <w:tab w:val="num" w:pos="2160"/>
+        </w:tabs>
+        <w:ind w:left="2160" w:hanging="360"/>
+      </w:pPr>
+      <w:rPr>
+        <w:rFonts w:ascii="Wingdings" w:hAnsi="Wingdings" w:hint="default"/>
+        <w:sz w:val="20"/>
+      </w:rPr>
+    </w:lvl>
+    <w:lvl w:ilvl="3" w:tentative="1">
+      <w:start w:val="1"/>
+      <w:numFmt w:val="bullet"/>
+      <w:lvlText w:val=""/>
+      <w:lvlJc w:val="left"/>
+      <w:pPr>
+        <w:tabs>
+          <w:tab w:val="num" w:pos="2880"/>
+        </w:tabs>
+        <w:ind w:left="2880" w:hanging="360"/>
+      </w:pPr>
+      <w:rPr>
+        <w:rFonts w:ascii="Wingdings" w:hAnsi="Wingdings" w:hint="default"/>
+        <w:sz w:val="20"/>
+      </w:rPr>
+    </w:lvl>
+    <w:lvl w:ilvl="4" w:tentative="1">
+      <w:start w:val="1"/>
+      <w:numFmt w:val="bullet"/>
+      <w:lvlText w:val=""/>
+      <w:lvlJc w:val="left"/>
+      <w:pPr>
+        <w:tabs>
+          <w:tab w:val="num" w:pos="3600"/>
+        </w:tabs>
+        <w:ind w:left="3600" w:hanging="360"/>
+      </w:pPr>
+      <w:rPr>
+        <w:rFonts w:ascii="Wingdings" w:hAnsi="Wingdings" w:hint="default"/>
+        <w:sz w:val="20"/>
+      </w:rPr>
+    </w:lvl>
+    <w:lvl w:ilvl="5" w:tentative="1">
+      <w:start w:val="1"/>
+      <w:numFmt w:val="bullet"/>
+      <w:lvlText w:val=""/>
+      <w:lvlJc w:val="left"/>
+      <w:pPr>
+        <w:tabs>
+          <w:tab w:val="num" w:pos="4320"/>
+        </w:tabs>
+        <w:ind w:left="4320" w:hanging="360"/>
+      </w:pPr>
+      <w:rPr>
+        <w:rFonts w:ascii="Wingdings" w:hAnsi="Wingdings" w:hint="default"/>
+        <w:sz w:val="20"/>
+      </w:rPr>
+    </w:lvl>
+    <w:lvl w:ilvl="6" w:tentative="1">
+      <w:start w:val="1"/>
+      <w:numFmt w:val="bullet"/>
+      <w:lvlText w:val=""/>
+      <w:lvlJc w:val="left"/>
+      <w:pPr>
+        <w:tabs>
+          <w:tab w:val="num" w:pos="5040"/>
+        </w:tabs>
+        <w:ind w:left="5040" w:hanging="360"/>
+      </w:pPr>
+      <w:rPr>
+        <w:rFonts w:ascii="Wingdings" w:hAnsi="Wingdings" w:hint="default"/>
+        <w:sz w:val="20"/>
+      </w:rPr>
+    </w:lvl>
+    <w:lvl w:ilvl="7" w:tentative="1">
+      <w:start w:val="1"/>
+      <w:numFmt w:val="bullet"/>
+      <w:lvlText w:val=""/>
+      <w:lvlJc w:val="left"/>
+      <w:pPr>
+        <w:tabs>
+          <w:tab w:val="num" w:pos="5760"/>
+        </w:tabs>
+        <w:ind w:left="5760" w:hanging="360"/>
+      </w:pPr>
+      <w:rPr>
+        <w:rFonts w:ascii="Wingdings" w:hAnsi="Wingdings" w:hint="default"/>
+        <w:sz w:val="20"/>
+      </w:rPr>
+    </w:lvl>
+    <w:lvl w:ilvl="8" w:tentative="1">
+      <w:start w:val="1"/>
+      <w:numFmt w:val="bullet"/>
+      <w:lvlText w:val=""/>
+      <w:lvlJc w:val="left"/>
+      <w:pPr>
+        <w:tabs>
+          <w:tab w:val="num" w:pos="6480"/>
+        </w:tabs>
+        <w:ind w:left="6480" w:hanging="360"/>
+      </w:pPr>
+      <w:rPr>
+        <w:rFonts w:ascii="Wingdings" w:hAnsi="Wingdings" w:hint="default"/>
+        <w:sz w:val="20"/>
+      </w:rPr>
+    </w:lvl>
+  </w:abstractNum>
+  <w:abstractNum w:abstractNumId="17" w15:restartNumberingAfterBreak="0">
     <w:nsid w:val="3CB35D8B"/>
     <w:multiLevelType w:val="hybridMultilevel"/>
     <w:tmpl w:val="AA32CDDA"/>
@@ -1897,7 +5734,233 @@
       </w:rPr>
     </w:lvl>
   </w:abstractNum>
-  <w:abstractNum w:abstractNumId="4" w15:restartNumberingAfterBreak="0">
+  <w:abstractNum w:abstractNumId="18" w15:restartNumberingAfterBreak="0">
+    <w:nsid w:val="40361320"/>
+    <w:multiLevelType w:val="hybridMultilevel"/>
+    <w:tmpl w:val="F7262414"/>
+    <w:lvl w:ilvl="0" w:tplc="BA723C60">
+      <w:start w:val="1"/>
+      <w:numFmt w:val="bullet"/>
+      <w:lvlText w:val="‒"/>
+      <w:lvlJc w:val="left"/>
+      <w:pPr>
+        <w:ind w:left="720" w:hanging="360"/>
+      </w:pPr>
+      <w:rPr>
+        <w:rFonts w:ascii="Arial" w:hAnsi="Arial" w:hint="default"/>
+      </w:rPr>
+    </w:lvl>
+    <w:lvl w:ilvl="1" w:tplc="04190003" w:tentative="1">
+      <w:start w:val="1"/>
+      <w:numFmt w:val="bullet"/>
+      <w:lvlText w:val="o"/>
+      <w:lvlJc w:val="left"/>
+      <w:pPr>
+        <w:ind w:left="1440" w:hanging="360"/>
+      </w:pPr>
+      <w:rPr>
+        <w:rFonts w:ascii="Courier New" w:hAnsi="Courier New" w:cs="Courier New" w:hint="default"/>
+      </w:rPr>
+    </w:lvl>
+    <w:lvl w:ilvl="2" w:tplc="04190005" w:tentative="1">
+      <w:start w:val="1"/>
+      <w:numFmt w:val="bullet"/>
+      <w:lvlText w:val=""/>
+      <w:lvlJc w:val="left"/>
+      <w:pPr>
+        <w:ind w:left="2160" w:hanging="360"/>
+      </w:pPr>
+      <w:rPr>
+        <w:rFonts w:ascii="Wingdings" w:hAnsi="Wingdings" w:hint="default"/>
+      </w:rPr>
+    </w:lvl>
+    <w:lvl w:ilvl="3" w:tplc="04190001" w:tentative="1">
+      <w:start w:val="1"/>
+      <w:numFmt w:val="bullet"/>
+      <w:lvlText w:val=""/>
+      <w:lvlJc w:val="left"/>
+      <w:pPr>
+        <w:ind w:left="2880" w:hanging="360"/>
+      </w:pPr>
+      <w:rPr>
+        <w:rFonts w:ascii="Symbol" w:hAnsi="Symbol" w:hint="default"/>
+      </w:rPr>
+    </w:lvl>
+    <w:lvl w:ilvl="4" w:tplc="04190003" w:tentative="1">
+      <w:start w:val="1"/>
+      <w:numFmt w:val="bullet"/>
+      <w:lvlText w:val="o"/>
+      <w:lvlJc w:val="left"/>
+      <w:pPr>
+        <w:ind w:left="3600" w:hanging="360"/>
+      </w:pPr>
+      <w:rPr>
+        <w:rFonts w:ascii="Courier New" w:hAnsi="Courier New" w:cs="Courier New" w:hint="default"/>
+      </w:rPr>
+    </w:lvl>
+    <w:lvl w:ilvl="5" w:tplc="04190005" w:tentative="1">
+      <w:start w:val="1"/>
+      <w:numFmt w:val="bullet"/>
+      <w:lvlText w:val=""/>
+      <w:lvlJc w:val="left"/>
+      <w:pPr>
+        <w:ind w:left="4320" w:hanging="360"/>
+      </w:pPr>
+      <w:rPr>
+        <w:rFonts w:ascii="Wingdings" w:hAnsi="Wingdings" w:hint="default"/>
+      </w:rPr>
+    </w:lvl>
+    <w:lvl w:ilvl="6" w:tplc="04190001" w:tentative="1">
+      <w:start w:val="1"/>
+      <w:numFmt w:val="bullet"/>
+      <w:lvlText w:val=""/>
+      <w:lvlJc w:val="left"/>
+      <w:pPr>
+        <w:ind w:left="5040" w:hanging="360"/>
+      </w:pPr>
+      <w:rPr>
+        <w:rFonts w:ascii="Symbol" w:hAnsi="Symbol" w:hint="default"/>
+      </w:rPr>
+    </w:lvl>
+    <w:lvl w:ilvl="7" w:tplc="04190003" w:tentative="1">
+      <w:start w:val="1"/>
+      <w:numFmt w:val="bullet"/>
+      <w:lvlText w:val="o"/>
+      <w:lvlJc w:val="left"/>
+      <w:pPr>
+        <w:ind w:left="5760" w:hanging="360"/>
+      </w:pPr>
+      <w:rPr>
+        <w:rFonts w:ascii="Courier New" w:hAnsi="Courier New" w:cs="Courier New" w:hint="default"/>
+      </w:rPr>
+    </w:lvl>
+    <w:lvl w:ilvl="8" w:tplc="04190005" w:tentative="1">
+      <w:start w:val="1"/>
+      <w:numFmt w:val="bullet"/>
+      <w:lvlText w:val=""/>
+      <w:lvlJc w:val="left"/>
+      <w:pPr>
+        <w:ind w:left="6480" w:hanging="360"/>
+      </w:pPr>
+      <w:rPr>
+        <w:rFonts w:ascii="Wingdings" w:hAnsi="Wingdings" w:hint="default"/>
+      </w:rPr>
+    </w:lvl>
+  </w:abstractNum>
+  <w:abstractNum w:abstractNumId="19" w15:restartNumberingAfterBreak="0">
+    <w:nsid w:val="42C82E0B"/>
+    <w:multiLevelType w:val="hybridMultilevel"/>
+    <w:tmpl w:val="4C4C5144"/>
+    <w:lvl w:ilvl="0" w:tplc="BA723C60">
+      <w:start w:val="1"/>
+      <w:numFmt w:val="bullet"/>
+      <w:lvlText w:val="‒"/>
+      <w:lvlJc w:val="left"/>
+      <w:pPr>
+        <w:ind w:left="1080" w:hanging="360"/>
+      </w:pPr>
+      <w:rPr>
+        <w:rFonts w:ascii="Arial" w:hAnsi="Arial" w:hint="default"/>
+      </w:rPr>
+    </w:lvl>
+    <w:lvl w:ilvl="1" w:tplc="04190003" w:tentative="1">
+      <w:start w:val="1"/>
+      <w:numFmt w:val="bullet"/>
+      <w:lvlText w:val="o"/>
+      <w:lvlJc w:val="left"/>
+      <w:pPr>
+        <w:ind w:left="1800" w:hanging="360"/>
+      </w:pPr>
+      <w:rPr>
+        <w:rFonts w:ascii="Courier New" w:hAnsi="Courier New" w:cs="Courier New" w:hint="default"/>
+      </w:rPr>
+    </w:lvl>
+    <w:lvl w:ilvl="2" w:tplc="04190005" w:tentative="1">
+      <w:start w:val="1"/>
+      <w:numFmt w:val="bullet"/>
+      <w:lvlText w:val=""/>
+      <w:lvlJc w:val="left"/>
+      <w:pPr>
+        <w:ind w:left="2520" w:hanging="360"/>
+      </w:pPr>
+      <w:rPr>
+        <w:rFonts w:ascii="Wingdings" w:hAnsi="Wingdings" w:hint="default"/>
+      </w:rPr>
+    </w:lvl>
+    <w:lvl w:ilvl="3" w:tplc="04190001" w:tentative="1">
+      <w:start w:val="1"/>
+      <w:numFmt w:val="bullet"/>
+      <w:lvlText w:val=""/>
+      <w:lvlJc w:val="left"/>
+      <w:pPr>
+        <w:ind w:left="3240" w:hanging="360"/>
+      </w:pPr>
+      <w:rPr>
+        <w:rFonts w:ascii="Symbol" w:hAnsi="Symbol" w:hint="default"/>
+      </w:rPr>
+    </w:lvl>
+    <w:lvl w:ilvl="4" w:tplc="04190003" w:tentative="1">
+      <w:start w:val="1"/>
+      <w:numFmt w:val="bullet"/>
+      <w:lvlText w:val="o"/>
+      <w:lvlJc w:val="left"/>
+      <w:pPr>
+        <w:ind w:left="3960" w:hanging="360"/>
+      </w:pPr>
+      <w:rPr>
+        <w:rFonts w:ascii="Courier New" w:hAnsi="Courier New" w:cs="Courier New" w:hint="default"/>
+      </w:rPr>
+    </w:lvl>
+    <w:lvl w:ilvl="5" w:tplc="04190005" w:tentative="1">
+      <w:start w:val="1"/>
+      <w:numFmt w:val="bullet"/>
+      <w:lvlText w:val=""/>
+      <w:lvlJc w:val="left"/>
+      <w:pPr>
+        <w:ind w:left="4680" w:hanging="360"/>
+      </w:pPr>
+      <w:rPr>
+        <w:rFonts w:ascii="Wingdings" w:hAnsi="Wingdings" w:hint="default"/>
+      </w:rPr>
+    </w:lvl>
+    <w:lvl w:ilvl="6" w:tplc="04190001" w:tentative="1">
+      <w:start w:val="1"/>
+      <w:numFmt w:val="bullet"/>
+      <w:lvlText w:val=""/>
+      <w:lvlJc w:val="left"/>
+      <w:pPr>
+        <w:ind w:left="5400" w:hanging="360"/>
+      </w:pPr>
+      <w:rPr>
+        <w:rFonts w:ascii="Symbol" w:hAnsi="Symbol" w:hint="default"/>
+      </w:rPr>
+    </w:lvl>
+    <w:lvl w:ilvl="7" w:tplc="04190003" w:tentative="1">
+      <w:start w:val="1"/>
+      <w:numFmt w:val="bullet"/>
+      <w:lvlText w:val="o"/>
+      <w:lvlJc w:val="left"/>
+      <w:pPr>
+        <w:ind w:left="6120" w:hanging="360"/>
+      </w:pPr>
+      <w:rPr>
+        <w:rFonts w:ascii="Courier New" w:hAnsi="Courier New" w:cs="Courier New" w:hint="default"/>
+      </w:rPr>
+    </w:lvl>
+    <w:lvl w:ilvl="8" w:tplc="04190005" w:tentative="1">
+      <w:start w:val="1"/>
+      <w:numFmt w:val="bullet"/>
+      <w:lvlText w:val=""/>
+      <w:lvlJc w:val="left"/>
+      <w:pPr>
+        <w:ind w:left="6840" w:hanging="360"/>
+      </w:pPr>
+      <w:rPr>
+        <w:rFonts w:ascii="Wingdings" w:hAnsi="Wingdings" w:hint="default"/>
+      </w:rPr>
+    </w:lvl>
+  </w:abstractNum>
+  <w:abstractNum w:abstractNumId="20" w15:restartNumberingAfterBreak="0">
     <w:nsid w:val="462E0F3F"/>
     <w:multiLevelType w:val="multilevel"/>
     <w:tmpl w:val="49ACBF06"/>
@@ -2046,7 +6109,495 @@
       </w:rPr>
     </w:lvl>
   </w:abstractNum>
-  <w:abstractNum w:abstractNumId="5" w15:restartNumberingAfterBreak="0">
+  <w:abstractNum w:abstractNumId="21" w15:restartNumberingAfterBreak="0">
+    <w:nsid w:val="467E03B5"/>
+    <w:multiLevelType w:val="multilevel"/>
+    <w:tmpl w:val="CD945F8E"/>
+    <w:lvl w:ilvl="0">
+      <w:start w:val="1"/>
+      <w:numFmt w:val="decimal"/>
+      <w:lvlText w:val="%1."/>
+      <w:lvlJc w:val="left"/>
+      <w:pPr>
+        <w:tabs>
+          <w:tab w:val="num" w:pos="720"/>
+        </w:tabs>
+        <w:ind w:left="720" w:hanging="360"/>
+      </w:pPr>
+    </w:lvl>
+    <w:lvl w:ilvl="1" w:tentative="1">
+      <w:start w:val="1"/>
+      <w:numFmt w:val="decimal"/>
+      <w:lvlText w:val="%2."/>
+      <w:lvlJc w:val="left"/>
+      <w:pPr>
+        <w:tabs>
+          <w:tab w:val="num" w:pos="1440"/>
+        </w:tabs>
+        <w:ind w:left="1440" w:hanging="360"/>
+      </w:pPr>
+    </w:lvl>
+    <w:lvl w:ilvl="2" w:tentative="1">
+      <w:start w:val="1"/>
+      <w:numFmt w:val="decimal"/>
+      <w:lvlText w:val="%3."/>
+      <w:lvlJc w:val="left"/>
+      <w:pPr>
+        <w:tabs>
+          <w:tab w:val="num" w:pos="2160"/>
+        </w:tabs>
+        <w:ind w:left="2160" w:hanging="360"/>
+      </w:pPr>
+    </w:lvl>
+    <w:lvl w:ilvl="3" w:tentative="1">
+      <w:start w:val="1"/>
+      <w:numFmt w:val="decimal"/>
+      <w:lvlText w:val="%4."/>
+      <w:lvlJc w:val="left"/>
+      <w:pPr>
+        <w:tabs>
+          <w:tab w:val="num" w:pos="2880"/>
+        </w:tabs>
+        <w:ind w:left="2880" w:hanging="360"/>
+      </w:pPr>
+    </w:lvl>
+    <w:lvl w:ilvl="4" w:tentative="1">
+      <w:start w:val="1"/>
+      <w:numFmt w:val="decimal"/>
+      <w:lvlText w:val="%5."/>
+      <w:lvlJc w:val="left"/>
+      <w:pPr>
+        <w:tabs>
+          <w:tab w:val="num" w:pos="3600"/>
+        </w:tabs>
+        <w:ind w:left="3600" w:hanging="360"/>
+      </w:pPr>
+    </w:lvl>
+    <w:lvl w:ilvl="5" w:tentative="1">
+      <w:start w:val="1"/>
+      <w:numFmt w:val="decimal"/>
+      <w:lvlText w:val="%6."/>
+      <w:lvlJc w:val="left"/>
+      <w:pPr>
+        <w:tabs>
+          <w:tab w:val="num" w:pos="4320"/>
+        </w:tabs>
+        <w:ind w:left="4320" w:hanging="360"/>
+      </w:pPr>
+    </w:lvl>
+    <w:lvl w:ilvl="6" w:tentative="1">
+      <w:start w:val="1"/>
+      <w:numFmt w:val="decimal"/>
+      <w:lvlText w:val="%7."/>
+      <w:lvlJc w:val="left"/>
+      <w:pPr>
+        <w:tabs>
+          <w:tab w:val="num" w:pos="5040"/>
+        </w:tabs>
+        <w:ind w:left="5040" w:hanging="360"/>
+      </w:pPr>
+    </w:lvl>
+    <w:lvl w:ilvl="7" w:tentative="1">
+      <w:start w:val="1"/>
+      <w:numFmt w:val="decimal"/>
+      <w:lvlText w:val="%8."/>
+      <w:lvlJc w:val="left"/>
+      <w:pPr>
+        <w:tabs>
+          <w:tab w:val="num" w:pos="5760"/>
+        </w:tabs>
+        <w:ind w:left="5760" w:hanging="360"/>
+      </w:pPr>
+    </w:lvl>
+    <w:lvl w:ilvl="8" w:tentative="1">
+      <w:start w:val="1"/>
+      <w:numFmt w:val="decimal"/>
+      <w:lvlText w:val="%9."/>
+      <w:lvlJc w:val="left"/>
+      <w:pPr>
+        <w:tabs>
+          <w:tab w:val="num" w:pos="6480"/>
+        </w:tabs>
+        <w:ind w:left="6480" w:hanging="360"/>
+      </w:pPr>
+    </w:lvl>
+  </w:abstractNum>
+  <w:abstractNum w:abstractNumId="22" w15:restartNumberingAfterBreak="0">
+    <w:nsid w:val="4DD22B3E"/>
+    <w:multiLevelType w:val="multilevel"/>
+    <w:tmpl w:val="3CC2393E"/>
+    <w:lvl w:ilvl="0">
+      <w:start w:val="1"/>
+      <w:numFmt w:val="bullet"/>
+      <w:lvlText w:val=""/>
+      <w:lvlJc w:val="left"/>
+      <w:pPr>
+        <w:tabs>
+          <w:tab w:val="num" w:pos="720"/>
+        </w:tabs>
+        <w:ind w:left="720" w:hanging="360"/>
+      </w:pPr>
+      <w:rPr>
+        <w:rFonts w:ascii="Symbol" w:hAnsi="Symbol" w:hint="default"/>
+        <w:sz w:val="20"/>
+      </w:rPr>
+    </w:lvl>
+    <w:lvl w:ilvl="1" w:tentative="1">
+      <w:start w:val="1"/>
+      <w:numFmt w:val="bullet"/>
+      <w:lvlText w:val="o"/>
+      <w:lvlJc w:val="left"/>
+      <w:pPr>
+        <w:tabs>
+          <w:tab w:val="num" w:pos="1440"/>
+        </w:tabs>
+        <w:ind w:left="1440" w:hanging="360"/>
+      </w:pPr>
+      <w:rPr>
+        <w:rFonts w:ascii="Courier New" w:hAnsi="Courier New" w:hint="default"/>
+        <w:sz w:val="20"/>
+      </w:rPr>
+    </w:lvl>
+    <w:lvl w:ilvl="2" w:tentative="1">
+      <w:start w:val="1"/>
+      <w:numFmt w:val="bullet"/>
+      <w:lvlText w:val=""/>
+      <w:lvlJc w:val="left"/>
+      <w:pPr>
+        <w:tabs>
+          <w:tab w:val="num" w:pos="2160"/>
+        </w:tabs>
+        <w:ind w:left="2160" w:hanging="360"/>
+      </w:pPr>
+      <w:rPr>
+        <w:rFonts w:ascii="Wingdings" w:hAnsi="Wingdings" w:hint="default"/>
+        <w:sz w:val="20"/>
+      </w:rPr>
+    </w:lvl>
+    <w:lvl w:ilvl="3" w:tentative="1">
+      <w:start w:val="1"/>
+      <w:numFmt w:val="bullet"/>
+      <w:lvlText w:val=""/>
+      <w:lvlJc w:val="left"/>
+      <w:pPr>
+        <w:tabs>
+          <w:tab w:val="num" w:pos="2880"/>
+        </w:tabs>
+        <w:ind w:left="2880" w:hanging="360"/>
+      </w:pPr>
+      <w:rPr>
+        <w:rFonts w:ascii="Wingdings" w:hAnsi="Wingdings" w:hint="default"/>
+        <w:sz w:val="20"/>
+      </w:rPr>
+    </w:lvl>
+    <w:lvl w:ilvl="4" w:tentative="1">
+      <w:start w:val="1"/>
+      <w:numFmt w:val="bullet"/>
+      <w:lvlText w:val=""/>
+      <w:lvlJc w:val="left"/>
+      <w:pPr>
+        <w:tabs>
+          <w:tab w:val="num" w:pos="3600"/>
+        </w:tabs>
+        <w:ind w:left="3600" w:hanging="360"/>
+      </w:pPr>
+      <w:rPr>
+        <w:rFonts w:ascii="Wingdings" w:hAnsi="Wingdings" w:hint="default"/>
+        <w:sz w:val="20"/>
+      </w:rPr>
+    </w:lvl>
+    <w:lvl w:ilvl="5" w:tentative="1">
+      <w:start w:val="1"/>
+      <w:numFmt w:val="bullet"/>
+      <w:lvlText w:val=""/>
+      <w:lvlJc w:val="left"/>
+      <w:pPr>
+        <w:tabs>
+          <w:tab w:val="num" w:pos="4320"/>
+        </w:tabs>
+        <w:ind w:left="4320" w:hanging="360"/>
+      </w:pPr>
+      <w:rPr>
+        <w:rFonts w:ascii="Wingdings" w:hAnsi="Wingdings" w:hint="default"/>
+        <w:sz w:val="20"/>
+      </w:rPr>
+    </w:lvl>
+    <w:lvl w:ilvl="6" w:tentative="1">
+      <w:start w:val="1"/>
+      <w:numFmt w:val="bullet"/>
+      <w:lvlText w:val=""/>
+      <w:lvlJc w:val="left"/>
+      <w:pPr>
+        <w:tabs>
+          <w:tab w:val="num" w:pos="5040"/>
+        </w:tabs>
+        <w:ind w:left="5040" w:hanging="360"/>
+      </w:pPr>
+      <w:rPr>
+        <w:rFonts w:ascii="Wingdings" w:hAnsi="Wingdings" w:hint="default"/>
+        <w:sz w:val="20"/>
+      </w:rPr>
+    </w:lvl>
+    <w:lvl w:ilvl="7" w:tentative="1">
+      <w:start w:val="1"/>
+      <w:numFmt w:val="bullet"/>
+      <w:lvlText w:val=""/>
+      <w:lvlJc w:val="left"/>
+      <w:pPr>
+        <w:tabs>
+          <w:tab w:val="num" w:pos="5760"/>
+        </w:tabs>
+        <w:ind w:left="5760" w:hanging="360"/>
+      </w:pPr>
+      <w:rPr>
+        <w:rFonts w:ascii="Wingdings" w:hAnsi="Wingdings" w:hint="default"/>
+        <w:sz w:val="20"/>
+      </w:rPr>
+    </w:lvl>
+    <w:lvl w:ilvl="8" w:tentative="1">
+      <w:start w:val="1"/>
+      <w:numFmt w:val="bullet"/>
+      <w:lvlText w:val=""/>
+      <w:lvlJc w:val="left"/>
+      <w:pPr>
+        <w:tabs>
+          <w:tab w:val="num" w:pos="6480"/>
+        </w:tabs>
+        <w:ind w:left="6480" w:hanging="360"/>
+      </w:pPr>
+      <w:rPr>
+        <w:rFonts w:ascii="Wingdings" w:hAnsi="Wingdings" w:hint="default"/>
+        <w:sz w:val="20"/>
+      </w:rPr>
+    </w:lvl>
+  </w:abstractNum>
+  <w:abstractNum w:abstractNumId="23" w15:restartNumberingAfterBreak="0">
+    <w:nsid w:val="4F054AD8"/>
+    <w:multiLevelType w:val="multilevel"/>
+    <w:tmpl w:val="09FA020C"/>
+    <w:lvl w:ilvl="0">
+      <w:start w:val="1"/>
+      <w:numFmt w:val="decimal"/>
+      <w:lvlText w:val="%1."/>
+      <w:lvlJc w:val="left"/>
+      <w:pPr>
+        <w:tabs>
+          <w:tab w:val="num" w:pos="720"/>
+        </w:tabs>
+        <w:ind w:left="720" w:hanging="360"/>
+      </w:pPr>
+    </w:lvl>
+    <w:lvl w:ilvl="1" w:tentative="1">
+      <w:start w:val="1"/>
+      <w:numFmt w:val="decimal"/>
+      <w:lvlText w:val="%2."/>
+      <w:lvlJc w:val="left"/>
+      <w:pPr>
+        <w:tabs>
+          <w:tab w:val="num" w:pos="1440"/>
+        </w:tabs>
+        <w:ind w:left="1440" w:hanging="360"/>
+      </w:pPr>
+    </w:lvl>
+    <w:lvl w:ilvl="2" w:tentative="1">
+      <w:start w:val="1"/>
+      <w:numFmt w:val="decimal"/>
+      <w:lvlText w:val="%3."/>
+      <w:lvlJc w:val="left"/>
+      <w:pPr>
+        <w:tabs>
+          <w:tab w:val="num" w:pos="2160"/>
+        </w:tabs>
+        <w:ind w:left="2160" w:hanging="360"/>
+      </w:pPr>
+    </w:lvl>
+    <w:lvl w:ilvl="3" w:tentative="1">
+      <w:start w:val="1"/>
+      <w:numFmt w:val="decimal"/>
+      <w:lvlText w:val="%4."/>
+      <w:lvlJc w:val="left"/>
+      <w:pPr>
+        <w:tabs>
+          <w:tab w:val="num" w:pos="2880"/>
+        </w:tabs>
+        <w:ind w:left="2880" w:hanging="360"/>
+      </w:pPr>
+    </w:lvl>
+    <w:lvl w:ilvl="4" w:tentative="1">
+      <w:start w:val="1"/>
+      <w:numFmt w:val="decimal"/>
+      <w:lvlText w:val="%5."/>
+      <w:lvlJc w:val="left"/>
+      <w:pPr>
+        <w:tabs>
+          <w:tab w:val="num" w:pos="3600"/>
+        </w:tabs>
+        <w:ind w:left="3600" w:hanging="360"/>
+      </w:pPr>
+    </w:lvl>
+    <w:lvl w:ilvl="5" w:tentative="1">
+      <w:start w:val="1"/>
+      <w:numFmt w:val="decimal"/>
+      <w:lvlText w:val="%6."/>
+      <w:lvlJc w:val="left"/>
+      <w:pPr>
+        <w:tabs>
+          <w:tab w:val="num" w:pos="4320"/>
+        </w:tabs>
+        <w:ind w:left="4320" w:hanging="360"/>
+      </w:pPr>
+    </w:lvl>
+    <w:lvl w:ilvl="6" w:tentative="1">
+      <w:start w:val="1"/>
+      <w:numFmt w:val="decimal"/>
+      <w:lvlText w:val="%7."/>
+      <w:lvlJc w:val="left"/>
+      <w:pPr>
+        <w:tabs>
+          <w:tab w:val="num" w:pos="5040"/>
+        </w:tabs>
+        <w:ind w:left="5040" w:hanging="360"/>
+      </w:pPr>
+    </w:lvl>
+    <w:lvl w:ilvl="7" w:tentative="1">
+      <w:start w:val="1"/>
+      <w:numFmt w:val="decimal"/>
+      <w:lvlText w:val="%8."/>
+      <w:lvlJc w:val="left"/>
+      <w:pPr>
+        <w:tabs>
+          <w:tab w:val="num" w:pos="5760"/>
+        </w:tabs>
+        <w:ind w:left="5760" w:hanging="360"/>
+      </w:pPr>
+    </w:lvl>
+    <w:lvl w:ilvl="8" w:tentative="1">
+      <w:start w:val="1"/>
+      <w:numFmt w:val="decimal"/>
+      <w:lvlText w:val="%9."/>
+      <w:lvlJc w:val="left"/>
+      <w:pPr>
+        <w:tabs>
+          <w:tab w:val="num" w:pos="6480"/>
+        </w:tabs>
+        <w:ind w:left="6480" w:hanging="360"/>
+      </w:pPr>
+    </w:lvl>
+  </w:abstractNum>
+  <w:abstractNum w:abstractNumId="24" w15:restartNumberingAfterBreak="0">
+    <w:nsid w:val="4FC333B6"/>
+    <w:multiLevelType w:val="hybridMultilevel"/>
+    <w:tmpl w:val="E8325F7A"/>
+    <w:lvl w:ilvl="0" w:tplc="BA723C60">
+      <w:start w:val="1"/>
+      <w:numFmt w:val="bullet"/>
+      <w:lvlText w:val="‒"/>
+      <w:lvlJc w:val="left"/>
+      <w:pPr>
+        <w:ind w:left="720" w:hanging="360"/>
+      </w:pPr>
+      <w:rPr>
+        <w:rFonts w:ascii="Arial" w:hAnsi="Arial" w:hint="default"/>
+      </w:rPr>
+    </w:lvl>
+    <w:lvl w:ilvl="1" w:tplc="04190003" w:tentative="1">
+      <w:start w:val="1"/>
+      <w:numFmt w:val="bullet"/>
+      <w:lvlText w:val="o"/>
+      <w:lvlJc w:val="left"/>
+      <w:pPr>
+        <w:ind w:left="1440" w:hanging="360"/>
+      </w:pPr>
+      <w:rPr>
+        <w:rFonts w:ascii="Courier New" w:hAnsi="Courier New" w:cs="Courier New" w:hint="default"/>
+      </w:rPr>
+    </w:lvl>
+    <w:lvl w:ilvl="2" w:tplc="04190005" w:tentative="1">
+      <w:start w:val="1"/>
+      <w:numFmt w:val="bullet"/>
+      <w:lvlText w:val=""/>
+      <w:lvlJc w:val="left"/>
+      <w:pPr>
+        <w:ind w:left="2160" w:hanging="360"/>
+      </w:pPr>
+      <w:rPr>
+        <w:rFonts w:ascii="Wingdings" w:hAnsi="Wingdings" w:hint="default"/>
+      </w:rPr>
+    </w:lvl>
+    <w:lvl w:ilvl="3" w:tplc="04190001" w:tentative="1">
+      <w:start w:val="1"/>
+      <w:numFmt w:val="bullet"/>
+      <w:lvlText w:val=""/>
+      <w:lvlJc w:val="left"/>
+      <w:pPr>
+        <w:ind w:left="2880" w:hanging="360"/>
+      </w:pPr>
+      <w:rPr>
+        <w:rFonts w:ascii="Symbol" w:hAnsi="Symbol" w:hint="default"/>
+      </w:rPr>
+    </w:lvl>
+    <w:lvl w:ilvl="4" w:tplc="04190003" w:tentative="1">
+      <w:start w:val="1"/>
+      <w:numFmt w:val="bullet"/>
+      <w:lvlText w:val="o"/>
+      <w:lvlJc w:val="left"/>
+      <w:pPr>
+        <w:ind w:left="3600" w:hanging="360"/>
+      </w:pPr>
+      <w:rPr>
+        <w:rFonts w:ascii="Courier New" w:hAnsi="Courier New" w:cs="Courier New" w:hint="default"/>
+      </w:rPr>
+    </w:lvl>
+    <w:lvl w:ilvl="5" w:tplc="04190005" w:tentative="1">
+      <w:start w:val="1"/>
+      <w:numFmt w:val="bullet"/>
+      <w:lvlText w:val=""/>
+      <w:lvlJc w:val="left"/>
+      <w:pPr>
+        <w:ind w:left="4320" w:hanging="360"/>
+      </w:pPr>
+      <w:rPr>
+        <w:rFonts w:ascii="Wingdings" w:hAnsi="Wingdings" w:hint="default"/>
+      </w:rPr>
+    </w:lvl>
+    <w:lvl w:ilvl="6" w:tplc="04190001" w:tentative="1">
+      <w:start w:val="1"/>
+      <w:numFmt w:val="bullet"/>
+      <w:lvlText w:val=""/>
+      <w:lvlJc w:val="left"/>
+      <w:pPr>
+        <w:ind w:left="5040" w:hanging="360"/>
+      </w:pPr>
+      <w:rPr>
+        <w:rFonts w:ascii="Symbol" w:hAnsi="Symbol" w:hint="default"/>
+      </w:rPr>
+    </w:lvl>
+    <w:lvl w:ilvl="7" w:tplc="04190003" w:tentative="1">
+      <w:start w:val="1"/>
+      <w:numFmt w:val="bullet"/>
+      <w:lvlText w:val="o"/>
+      <w:lvlJc w:val="left"/>
+      <w:pPr>
+        <w:ind w:left="5760" w:hanging="360"/>
+      </w:pPr>
+      <w:rPr>
+        <w:rFonts w:ascii="Courier New" w:hAnsi="Courier New" w:cs="Courier New" w:hint="default"/>
+      </w:rPr>
+    </w:lvl>
+    <w:lvl w:ilvl="8" w:tplc="04190005" w:tentative="1">
+      <w:start w:val="1"/>
+      <w:numFmt w:val="bullet"/>
+      <w:lvlText w:val=""/>
+      <w:lvlJc w:val="left"/>
+      <w:pPr>
+        <w:ind w:left="6480" w:hanging="360"/>
+      </w:pPr>
+      <w:rPr>
+        <w:rFonts w:ascii="Wingdings" w:hAnsi="Wingdings" w:hint="default"/>
+      </w:rPr>
+    </w:lvl>
+  </w:abstractNum>
+  <w:abstractNum w:abstractNumId="25" w15:restartNumberingAfterBreak="0">
     <w:nsid w:val="502F7034"/>
     <w:multiLevelType w:val="hybridMultilevel"/>
     <w:tmpl w:val="B0F2D51E"/>
@@ -2159,7 +6710,942 @@
       </w:rPr>
     </w:lvl>
   </w:abstractNum>
-  <w:abstractNum w:abstractNumId="6" w15:restartNumberingAfterBreak="0">
+  <w:abstractNum w:abstractNumId="26" w15:restartNumberingAfterBreak="0">
+    <w:nsid w:val="507432ED"/>
+    <w:multiLevelType w:val="multilevel"/>
+    <w:tmpl w:val="C4323506"/>
+    <w:lvl w:ilvl="0">
+      <w:start w:val="1"/>
+      <w:numFmt w:val="decimal"/>
+      <w:lvlText w:val="%1."/>
+      <w:lvlJc w:val="left"/>
+      <w:pPr>
+        <w:tabs>
+          <w:tab w:val="num" w:pos="720"/>
+        </w:tabs>
+        <w:ind w:left="720" w:hanging="360"/>
+      </w:pPr>
+    </w:lvl>
+    <w:lvl w:ilvl="1" w:tentative="1">
+      <w:start w:val="1"/>
+      <w:numFmt w:val="decimal"/>
+      <w:lvlText w:val="%2."/>
+      <w:lvlJc w:val="left"/>
+      <w:pPr>
+        <w:tabs>
+          <w:tab w:val="num" w:pos="1440"/>
+        </w:tabs>
+        <w:ind w:left="1440" w:hanging="360"/>
+      </w:pPr>
+    </w:lvl>
+    <w:lvl w:ilvl="2" w:tentative="1">
+      <w:start w:val="1"/>
+      <w:numFmt w:val="decimal"/>
+      <w:lvlText w:val="%3."/>
+      <w:lvlJc w:val="left"/>
+      <w:pPr>
+        <w:tabs>
+          <w:tab w:val="num" w:pos="2160"/>
+        </w:tabs>
+        <w:ind w:left="2160" w:hanging="360"/>
+      </w:pPr>
+    </w:lvl>
+    <w:lvl w:ilvl="3" w:tentative="1">
+      <w:start w:val="1"/>
+      <w:numFmt w:val="decimal"/>
+      <w:lvlText w:val="%4."/>
+      <w:lvlJc w:val="left"/>
+      <w:pPr>
+        <w:tabs>
+          <w:tab w:val="num" w:pos="2880"/>
+        </w:tabs>
+        <w:ind w:left="2880" w:hanging="360"/>
+      </w:pPr>
+    </w:lvl>
+    <w:lvl w:ilvl="4" w:tentative="1">
+      <w:start w:val="1"/>
+      <w:numFmt w:val="decimal"/>
+      <w:lvlText w:val="%5."/>
+      <w:lvlJc w:val="left"/>
+      <w:pPr>
+        <w:tabs>
+          <w:tab w:val="num" w:pos="3600"/>
+        </w:tabs>
+        <w:ind w:left="3600" w:hanging="360"/>
+      </w:pPr>
+    </w:lvl>
+    <w:lvl w:ilvl="5" w:tentative="1">
+      <w:start w:val="1"/>
+      <w:numFmt w:val="decimal"/>
+      <w:lvlText w:val="%6."/>
+      <w:lvlJc w:val="left"/>
+      <w:pPr>
+        <w:tabs>
+          <w:tab w:val="num" w:pos="4320"/>
+        </w:tabs>
+        <w:ind w:left="4320" w:hanging="360"/>
+      </w:pPr>
+    </w:lvl>
+    <w:lvl w:ilvl="6" w:tentative="1">
+      <w:start w:val="1"/>
+      <w:numFmt w:val="decimal"/>
+      <w:lvlText w:val="%7."/>
+      <w:lvlJc w:val="left"/>
+      <w:pPr>
+        <w:tabs>
+          <w:tab w:val="num" w:pos="5040"/>
+        </w:tabs>
+        <w:ind w:left="5040" w:hanging="360"/>
+      </w:pPr>
+    </w:lvl>
+    <w:lvl w:ilvl="7" w:tentative="1">
+      <w:start w:val="1"/>
+      <w:numFmt w:val="decimal"/>
+      <w:lvlText w:val="%8."/>
+      <w:lvlJc w:val="left"/>
+      <w:pPr>
+        <w:tabs>
+          <w:tab w:val="num" w:pos="5760"/>
+        </w:tabs>
+        <w:ind w:left="5760" w:hanging="360"/>
+      </w:pPr>
+    </w:lvl>
+    <w:lvl w:ilvl="8" w:tentative="1">
+      <w:start w:val="1"/>
+      <w:numFmt w:val="decimal"/>
+      <w:lvlText w:val="%9."/>
+      <w:lvlJc w:val="left"/>
+      <w:pPr>
+        <w:tabs>
+          <w:tab w:val="num" w:pos="6480"/>
+        </w:tabs>
+        <w:ind w:left="6480" w:hanging="360"/>
+      </w:pPr>
+    </w:lvl>
+  </w:abstractNum>
+  <w:abstractNum w:abstractNumId="27" w15:restartNumberingAfterBreak="0">
+    <w:nsid w:val="537E55A9"/>
+    <w:multiLevelType w:val="hybridMultilevel"/>
+    <w:tmpl w:val="18F487DA"/>
+    <w:lvl w:ilvl="0" w:tplc="BA723C60">
+      <w:start w:val="1"/>
+      <w:numFmt w:val="bullet"/>
+      <w:lvlText w:val="‒"/>
+      <w:lvlJc w:val="left"/>
+      <w:pPr>
+        <w:ind w:left="720" w:hanging="360"/>
+      </w:pPr>
+      <w:rPr>
+        <w:rFonts w:ascii="Arial" w:hAnsi="Arial" w:hint="default"/>
+      </w:rPr>
+    </w:lvl>
+    <w:lvl w:ilvl="1" w:tplc="04190003" w:tentative="1">
+      <w:start w:val="1"/>
+      <w:numFmt w:val="bullet"/>
+      <w:lvlText w:val="o"/>
+      <w:lvlJc w:val="left"/>
+      <w:pPr>
+        <w:ind w:left="1440" w:hanging="360"/>
+      </w:pPr>
+      <w:rPr>
+        <w:rFonts w:ascii="Courier New" w:hAnsi="Courier New" w:cs="Courier New" w:hint="default"/>
+      </w:rPr>
+    </w:lvl>
+    <w:lvl w:ilvl="2" w:tplc="04190005" w:tentative="1">
+      <w:start w:val="1"/>
+      <w:numFmt w:val="bullet"/>
+      <w:lvlText w:val=""/>
+      <w:lvlJc w:val="left"/>
+      <w:pPr>
+        <w:ind w:left="2160" w:hanging="360"/>
+      </w:pPr>
+      <w:rPr>
+        <w:rFonts w:ascii="Wingdings" w:hAnsi="Wingdings" w:hint="default"/>
+      </w:rPr>
+    </w:lvl>
+    <w:lvl w:ilvl="3" w:tplc="04190001" w:tentative="1">
+      <w:start w:val="1"/>
+      <w:numFmt w:val="bullet"/>
+      <w:lvlText w:val=""/>
+      <w:lvlJc w:val="left"/>
+      <w:pPr>
+        <w:ind w:left="2880" w:hanging="360"/>
+      </w:pPr>
+      <w:rPr>
+        <w:rFonts w:ascii="Symbol" w:hAnsi="Symbol" w:hint="default"/>
+      </w:rPr>
+    </w:lvl>
+    <w:lvl w:ilvl="4" w:tplc="04190003" w:tentative="1">
+      <w:start w:val="1"/>
+      <w:numFmt w:val="bullet"/>
+      <w:lvlText w:val="o"/>
+      <w:lvlJc w:val="left"/>
+      <w:pPr>
+        <w:ind w:left="3600" w:hanging="360"/>
+      </w:pPr>
+      <w:rPr>
+        <w:rFonts w:ascii="Courier New" w:hAnsi="Courier New" w:cs="Courier New" w:hint="default"/>
+      </w:rPr>
+    </w:lvl>
+    <w:lvl w:ilvl="5" w:tplc="04190005" w:tentative="1">
+      <w:start w:val="1"/>
+      <w:numFmt w:val="bullet"/>
+      <w:lvlText w:val=""/>
+      <w:lvlJc w:val="left"/>
+      <w:pPr>
+        <w:ind w:left="4320" w:hanging="360"/>
+      </w:pPr>
+      <w:rPr>
+        <w:rFonts w:ascii="Wingdings" w:hAnsi="Wingdings" w:hint="default"/>
+      </w:rPr>
+    </w:lvl>
+    <w:lvl w:ilvl="6" w:tplc="04190001" w:tentative="1">
+      <w:start w:val="1"/>
+      <w:numFmt w:val="bullet"/>
+      <w:lvlText w:val=""/>
+      <w:lvlJc w:val="left"/>
+      <w:pPr>
+        <w:ind w:left="5040" w:hanging="360"/>
+      </w:pPr>
+      <w:rPr>
+        <w:rFonts w:ascii="Symbol" w:hAnsi="Symbol" w:hint="default"/>
+      </w:rPr>
+    </w:lvl>
+    <w:lvl w:ilvl="7" w:tplc="04190003" w:tentative="1">
+      <w:start w:val="1"/>
+      <w:numFmt w:val="bullet"/>
+      <w:lvlText w:val="o"/>
+      <w:lvlJc w:val="left"/>
+      <w:pPr>
+        <w:ind w:left="5760" w:hanging="360"/>
+      </w:pPr>
+      <w:rPr>
+        <w:rFonts w:ascii="Courier New" w:hAnsi="Courier New" w:cs="Courier New" w:hint="default"/>
+      </w:rPr>
+    </w:lvl>
+    <w:lvl w:ilvl="8" w:tplc="04190005" w:tentative="1">
+      <w:start w:val="1"/>
+      <w:numFmt w:val="bullet"/>
+      <w:lvlText w:val=""/>
+      <w:lvlJc w:val="left"/>
+      <w:pPr>
+        <w:ind w:left="6480" w:hanging="360"/>
+      </w:pPr>
+      <w:rPr>
+        <w:rFonts w:ascii="Wingdings" w:hAnsi="Wingdings" w:hint="default"/>
+      </w:rPr>
+    </w:lvl>
+  </w:abstractNum>
+  <w:abstractNum w:abstractNumId="28" w15:restartNumberingAfterBreak="0">
+    <w:nsid w:val="5750638D"/>
+    <w:multiLevelType w:val="multilevel"/>
+    <w:tmpl w:val="EBFCBA02"/>
+    <w:lvl w:ilvl="0">
+      <w:start w:val="1"/>
+      <w:numFmt w:val="bullet"/>
+      <w:lvlText w:val=""/>
+      <w:lvlJc w:val="left"/>
+      <w:pPr>
+        <w:tabs>
+          <w:tab w:val="num" w:pos="720"/>
+        </w:tabs>
+        <w:ind w:left="720" w:hanging="360"/>
+      </w:pPr>
+      <w:rPr>
+        <w:rFonts w:ascii="Symbol" w:hAnsi="Symbol" w:hint="default"/>
+        <w:sz w:val="20"/>
+      </w:rPr>
+    </w:lvl>
+    <w:lvl w:ilvl="1" w:tentative="1">
+      <w:start w:val="1"/>
+      <w:numFmt w:val="bullet"/>
+      <w:lvlText w:val="o"/>
+      <w:lvlJc w:val="left"/>
+      <w:pPr>
+        <w:tabs>
+          <w:tab w:val="num" w:pos="1440"/>
+        </w:tabs>
+        <w:ind w:left="1440" w:hanging="360"/>
+      </w:pPr>
+      <w:rPr>
+        <w:rFonts w:ascii="Courier New" w:hAnsi="Courier New" w:hint="default"/>
+        <w:sz w:val="20"/>
+      </w:rPr>
+    </w:lvl>
+    <w:lvl w:ilvl="2" w:tentative="1">
+      <w:start w:val="1"/>
+      <w:numFmt w:val="bullet"/>
+      <w:lvlText w:val=""/>
+      <w:lvlJc w:val="left"/>
+      <w:pPr>
+        <w:tabs>
+          <w:tab w:val="num" w:pos="2160"/>
+        </w:tabs>
+        <w:ind w:left="2160" w:hanging="360"/>
+      </w:pPr>
+      <w:rPr>
+        <w:rFonts w:ascii="Wingdings" w:hAnsi="Wingdings" w:hint="default"/>
+        <w:sz w:val="20"/>
+      </w:rPr>
+    </w:lvl>
+    <w:lvl w:ilvl="3" w:tentative="1">
+      <w:start w:val="1"/>
+      <w:numFmt w:val="bullet"/>
+      <w:lvlText w:val=""/>
+      <w:lvlJc w:val="left"/>
+      <w:pPr>
+        <w:tabs>
+          <w:tab w:val="num" w:pos="2880"/>
+        </w:tabs>
+        <w:ind w:left="2880" w:hanging="360"/>
+      </w:pPr>
+      <w:rPr>
+        <w:rFonts w:ascii="Wingdings" w:hAnsi="Wingdings" w:hint="default"/>
+        <w:sz w:val="20"/>
+      </w:rPr>
+    </w:lvl>
+    <w:lvl w:ilvl="4" w:tentative="1">
+      <w:start w:val="1"/>
+      <w:numFmt w:val="bullet"/>
+      <w:lvlText w:val=""/>
+      <w:lvlJc w:val="left"/>
+      <w:pPr>
+        <w:tabs>
+          <w:tab w:val="num" w:pos="3600"/>
+        </w:tabs>
+        <w:ind w:left="3600" w:hanging="360"/>
+      </w:pPr>
+      <w:rPr>
+        <w:rFonts w:ascii="Wingdings" w:hAnsi="Wingdings" w:hint="default"/>
+        <w:sz w:val="20"/>
+      </w:rPr>
+    </w:lvl>
+    <w:lvl w:ilvl="5" w:tentative="1">
+      <w:start w:val="1"/>
+      <w:numFmt w:val="bullet"/>
+      <w:lvlText w:val=""/>
+      <w:lvlJc w:val="left"/>
+      <w:pPr>
+        <w:tabs>
+          <w:tab w:val="num" w:pos="4320"/>
+        </w:tabs>
+        <w:ind w:left="4320" w:hanging="360"/>
+      </w:pPr>
+      <w:rPr>
+        <w:rFonts w:ascii="Wingdings" w:hAnsi="Wingdings" w:hint="default"/>
+        <w:sz w:val="20"/>
+      </w:rPr>
+    </w:lvl>
+    <w:lvl w:ilvl="6" w:tentative="1">
+      <w:start w:val="1"/>
+      <w:numFmt w:val="bullet"/>
+      <w:lvlText w:val=""/>
+      <w:lvlJc w:val="left"/>
+      <w:pPr>
+        <w:tabs>
+          <w:tab w:val="num" w:pos="5040"/>
+        </w:tabs>
+        <w:ind w:left="5040" w:hanging="360"/>
+      </w:pPr>
+      <w:rPr>
+        <w:rFonts w:ascii="Wingdings" w:hAnsi="Wingdings" w:hint="default"/>
+        <w:sz w:val="20"/>
+      </w:rPr>
+    </w:lvl>
+    <w:lvl w:ilvl="7" w:tentative="1">
+      <w:start w:val="1"/>
+      <w:numFmt w:val="bullet"/>
+      <w:lvlText w:val=""/>
+      <w:lvlJc w:val="left"/>
+      <w:pPr>
+        <w:tabs>
+          <w:tab w:val="num" w:pos="5760"/>
+        </w:tabs>
+        <w:ind w:left="5760" w:hanging="360"/>
+      </w:pPr>
+      <w:rPr>
+        <w:rFonts w:ascii="Wingdings" w:hAnsi="Wingdings" w:hint="default"/>
+        <w:sz w:val="20"/>
+      </w:rPr>
+    </w:lvl>
+    <w:lvl w:ilvl="8" w:tentative="1">
+      <w:start w:val="1"/>
+      <w:numFmt w:val="bullet"/>
+      <w:lvlText w:val=""/>
+      <w:lvlJc w:val="left"/>
+      <w:pPr>
+        <w:tabs>
+          <w:tab w:val="num" w:pos="6480"/>
+        </w:tabs>
+        <w:ind w:left="6480" w:hanging="360"/>
+      </w:pPr>
+      <w:rPr>
+        <w:rFonts w:ascii="Wingdings" w:hAnsi="Wingdings" w:hint="default"/>
+        <w:sz w:val="20"/>
+      </w:rPr>
+    </w:lvl>
+  </w:abstractNum>
+  <w:abstractNum w:abstractNumId="29" w15:restartNumberingAfterBreak="0">
+    <w:nsid w:val="5DC23612"/>
+    <w:multiLevelType w:val="multilevel"/>
+    <w:tmpl w:val="247E4754"/>
+    <w:lvl w:ilvl="0">
+      <w:start w:val="1"/>
+      <w:numFmt w:val="decimal"/>
+      <w:lvlText w:val="%1."/>
+      <w:lvlJc w:val="left"/>
+      <w:pPr>
+        <w:tabs>
+          <w:tab w:val="num" w:pos="720"/>
+        </w:tabs>
+        <w:ind w:left="720" w:hanging="360"/>
+      </w:pPr>
+    </w:lvl>
+    <w:lvl w:ilvl="1" w:tentative="1">
+      <w:start w:val="1"/>
+      <w:numFmt w:val="decimal"/>
+      <w:lvlText w:val="%2."/>
+      <w:lvlJc w:val="left"/>
+      <w:pPr>
+        <w:tabs>
+          <w:tab w:val="num" w:pos="1440"/>
+        </w:tabs>
+        <w:ind w:left="1440" w:hanging="360"/>
+      </w:pPr>
+    </w:lvl>
+    <w:lvl w:ilvl="2" w:tentative="1">
+      <w:start w:val="1"/>
+      <w:numFmt w:val="decimal"/>
+      <w:lvlText w:val="%3."/>
+      <w:lvlJc w:val="left"/>
+      <w:pPr>
+        <w:tabs>
+          <w:tab w:val="num" w:pos="2160"/>
+        </w:tabs>
+        <w:ind w:left="2160" w:hanging="360"/>
+      </w:pPr>
+    </w:lvl>
+    <w:lvl w:ilvl="3" w:tentative="1">
+      <w:start w:val="1"/>
+      <w:numFmt w:val="decimal"/>
+      <w:lvlText w:val="%4."/>
+      <w:lvlJc w:val="left"/>
+      <w:pPr>
+        <w:tabs>
+          <w:tab w:val="num" w:pos="2880"/>
+        </w:tabs>
+        <w:ind w:left="2880" w:hanging="360"/>
+      </w:pPr>
+    </w:lvl>
+    <w:lvl w:ilvl="4" w:tentative="1">
+      <w:start w:val="1"/>
+      <w:numFmt w:val="decimal"/>
+      <w:lvlText w:val="%5."/>
+      <w:lvlJc w:val="left"/>
+      <w:pPr>
+        <w:tabs>
+          <w:tab w:val="num" w:pos="3600"/>
+        </w:tabs>
+        <w:ind w:left="3600" w:hanging="360"/>
+      </w:pPr>
+    </w:lvl>
+    <w:lvl w:ilvl="5" w:tentative="1">
+      <w:start w:val="1"/>
+      <w:numFmt w:val="decimal"/>
+      <w:lvlText w:val="%6."/>
+      <w:lvlJc w:val="left"/>
+      <w:pPr>
+        <w:tabs>
+          <w:tab w:val="num" w:pos="4320"/>
+        </w:tabs>
+        <w:ind w:left="4320" w:hanging="360"/>
+      </w:pPr>
+    </w:lvl>
+    <w:lvl w:ilvl="6" w:tentative="1">
+      <w:start w:val="1"/>
+      <w:numFmt w:val="decimal"/>
+      <w:lvlText w:val="%7."/>
+      <w:lvlJc w:val="left"/>
+      <w:pPr>
+        <w:tabs>
+          <w:tab w:val="num" w:pos="5040"/>
+        </w:tabs>
+        <w:ind w:left="5040" w:hanging="360"/>
+      </w:pPr>
+    </w:lvl>
+    <w:lvl w:ilvl="7" w:tentative="1">
+      <w:start w:val="1"/>
+      <w:numFmt w:val="decimal"/>
+      <w:lvlText w:val="%8."/>
+      <w:lvlJc w:val="left"/>
+      <w:pPr>
+        <w:tabs>
+          <w:tab w:val="num" w:pos="5760"/>
+        </w:tabs>
+        <w:ind w:left="5760" w:hanging="360"/>
+      </w:pPr>
+    </w:lvl>
+    <w:lvl w:ilvl="8" w:tentative="1">
+      <w:start w:val="1"/>
+      <w:numFmt w:val="decimal"/>
+      <w:lvlText w:val="%9."/>
+      <w:lvlJc w:val="left"/>
+      <w:pPr>
+        <w:tabs>
+          <w:tab w:val="num" w:pos="6480"/>
+        </w:tabs>
+        <w:ind w:left="6480" w:hanging="360"/>
+      </w:pPr>
+    </w:lvl>
+  </w:abstractNum>
+  <w:abstractNum w:abstractNumId="30" w15:restartNumberingAfterBreak="0">
+    <w:nsid w:val="5E941EB4"/>
+    <w:multiLevelType w:val="multilevel"/>
+    <w:tmpl w:val="3182D65A"/>
+    <w:lvl w:ilvl="0">
+      <w:start w:val="1"/>
+      <w:numFmt w:val="bullet"/>
+      <w:lvlText w:val=""/>
+      <w:lvlJc w:val="left"/>
+      <w:pPr>
+        <w:tabs>
+          <w:tab w:val="num" w:pos="720"/>
+        </w:tabs>
+        <w:ind w:left="720" w:hanging="360"/>
+      </w:pPr>
+      <w:rPr>
+        <w:rFonts w:ascii="Symbol" w:hAnsi="Symbol" w:hint="default"/>
+        <w:sz w:val="20"/>
+      </w:rPr>
+    </w:lvl>
+    <w:lvl w:ilvl="1" w:tentative="1">
+      <w:start w:val="1"/>
+      <w:numFmt w:val="bullet"/>
+      <w:lvlText w:val="o"/>
+      <w:lvlJc w:val="left"/>
+      <w:pPr>
+        <w:tabs>
+          <w:tab w:val="num" w:pos="1440"/>
+        </w:tabs>
+        <w:ind w:left="1440" w:hanging="360"/>
+      </w:pPr>
+      <w:rPr>
+        <w:rFonts w:ascii="Courier New" w:hAnsi="Courier New" w:hint="default"/>
+        <w:sz w:val="20"/>
+      </w:rPr>
+    </w:lvl>
+    <w:lvl w:ilvl="2" w:tentative="1">
+      <w:start w:val="1"/>
+      <w:numFmt w:val="bullet"/>
+      <w:lvlText w:val=""/>
+      <w:lvlJc w:val="left"/>
+      <w:pPr>
+        <w:tabs>
+          <w:tab w:val="num" w:pos="2160"/>
+        </w:tabs>
+        <w:ind w:left="2160" w:hanging="360"/>
+      </w:pPr>
+      <w:rPr>
+        <w:rFonts w:ascii="Wingdings" w:hAnsi="Wingdings" w:hint="default"/>
+        <w:sz w:val="20"/>
+      </w:rPr>
+    </w:lvl>
+    <w:lvl w:ilvl="3" w:tentative="1">
+      <w:start w:val="1"/>
+      <w:numFmt w:val="bullet"/>
+      <w:lvlText w:val=""/>
+      <w:lvlJc w:val="left"/>
+      <w:pPr>
+        <w:tabs>
+          <w:tab w:val="num" w:pos="2880"/>
+        </w:tabs>
+        <w:ind w:left="2880" w:hanging="360"/>
+      </w:pPr>
+      <w:rPr>
+        <w:rFonts w:ascii="Wingdings" w:hAnsi="Wingdings" w:hint="default"/>
+        <w:sz w:val="20"/>
+      </w:rPr>
+    </w:lvl>
+    <w:lvl w:ilvl="4" w:tentative="1">
+      <w:start w:val="1"/>
+      <w:numFmt w:val="bullet"/>
+      <w:lvlText w:val=""/>
+      <w:lvlJc w:val="left"/>
+      <w:pPr>
+        <w:tabs>
+          <w:tab w:val="num" w:pos="3600"/>
+        </w:tabs>
+        <w:ind w:left="3600" w:hanging="360"/>
+      </w:pPr>
+      <w:rPr>
+        <w:rFonts w:ascii="Wingdings" w:hAnsi="Wingdings" w:hint="default"/>
+        <w:sz w:val="20"/>
+      </w:rPr>
+    </w:lvl>
+    <w:lvl w:ilvl="5" w:tentative="1">
+      <w:start w:val="1"/>
+      <w:numFmt w:val="bullet"/>
+      <w:lvlText w:val=""/>
+      <w:lvlJc w:val="left"/>
+      <w:pPr>
+        <w:tabs>
+          <w:tab w:val="num" w:pos="4320"/>
+        </w:tabs>
+        <w:ind w:left="4320" w:hanging="360"/>
+      </w:pPr>
+      <w:rPr>
+        <w:rFonts w:ascii="Wingdings" w:hAnsi="Wingdings" w:hint="default"/>
+        <w:sz w:val="20"/>
+      </w:rPr>
+    </w:lvl>
+    <w:lvl w:ilvl="6" w:tentative="1">
+      <w:start w:val="1"/>
+      <w:numFmt w:val="bullet"/>
+      <w:lvlText w:val=""/>
+      <w:lvlJc w:val="left"/>
+      <w:pPr>
+        <w:tabs>
+          <w:tab w:val="num" w:pos="5040"/>
+        </w:tabs>
+        <w:ind w:left="5040" w:hanging="360"/>
+      </w:pPr>
+      <w:rPr>
+        <w:rFonts w:ascii="Wingdings" w:hAnsi="Wingdings" w:hint="default"/>
+        <w:sz w:val="20"/>
+      </w:rPr>
+    </w:lvl>
+    <w:lvl w:ilvl="7" w:tentative="1">
+      <w:start w:val="1"/>
+      <w:numFmt w:val="bullet"/>
+      <w:lvlText w:val=""/>
+      <w:lvlJc w:val="left"/>
+      <w:pPr>
+        <w:tabs>
+          <w:tab w:val="num" w:pos="5760"/>
+        </w:tabs>
+        <w:ind w:left="5760" w:hanging="360"/>
+      </w:pPr>
+      <w:rPr>
+        <w:rFonts w:ascii="Wingdings" w:hAnsi="Wingdings" w:hint="default"/>
+        <w:sz w:val="20"/>
+      </w:rPr>
+    </w:lvl>
+    <w:lvl w:ilvl="8" w:tentative="1">
+      <w:start w:val="1"/>
+      <w:numFmt w:val="bullet"/>
+      <w:lvlText w:val=""/>
+      <w:lvlJc w:val="left"/>
+      <w:pPr>
+        <w:tabs>
+          <w:tab w:val="num" w:pos="6480"/>
+        </w:tabs>
+        <w:ind w:left="6480" w:hanging="360"/>
+      </w:pPr>
+      <w:rPr>
+        <w:rFonts w:ascii="Wingdings" w:hAnsi="Wingdings" w:hint="default"/>
+        <w:sz w:val="20"/>
+      </w:rPr>
+    </w:lvl>
+  </w:abstractNum>
+  <w:abstractNum w:abstractNumId="31" w15:restartNumberingAfterBreak="0">
+    <w:nsid w:val="64475413"/>
+    <w:multiLevelType w:val="multilevel"/>
+    <w:tmpl w:val="49666082"/>
+    <w:lvl w:ilvl="0">
+      <w:start w:val="1"/>
+      <w:numFmt w:val="bullet"/>
+      <w:lvlText w:val=""/>
+      <w:lvlJc w:val="left"/>
+      <w:pPr>
+        <w:tabs>
+          <w:tab w:val="num" w:pos="720"/>
+        </w:tabs>
+        <w:ind w:left="720" w:hanging="360"/>
+      </w:pPr>
+      <w:rPr>
+        <w:rFonts w:ascii="Symbol" w:hAnsi="Symbol" w:hint="default"/>
+        <w:sz w:val="20"/>
+      </w:rPr>
+    </w:lvl>
+    <w:lvl w:ilvl="1" w:tentative="1">
+      <w:start w:val="1"/>
+      <w:numFmt w:val="bullet"/>
+      <w:lvlText w:val="o"/>
+      <w:lvlJc w:val="left"/>
+      <w:pPr>
+        <w:tabs>
+          <w:tab w:val="num" w:pos="1440"/>
+        </w:tabs>
+        <w:ind w:left="1440" w:hanging="360"/>
+      </w:pPr>
+      <w:rPr>
+        <w:rFonts w:ascii="Courier New" w:hAnsi="Courier New" w:hint="default"/>
+        <w:sz w:val="20"/>
+      </w:rPr>
+    </w:lvl>
+    <w:lvl w:ilvl="2" w:tentative="1">
+      <w:start w:val="1"/>
+      <w:numFmt w:val="bullet"/>
+      <w:lvlText w:val=""/>
+      <w:lvlJc w:val="left"/>
+      <w:pPr>
+        <w:tabs>
+          <w:tab w:val="num" w:pos="2160"/>
+        </w:tabs>
+        <w:ind w:left="2160" w:hanging="360"/>
+      </w:pPr>
+      <w:rPr>
+        <w:rFonts w:ascii="Wingdings" w:hAnsi="Wingdings" w:hint="default"/>
+        <w:sz w:val="20"/>
+      </w:rPr>
+    </w:lvl>
+    <w:lvl w:ilvl="3" w:tentative="1">
+      <w:start w:val="1"/>
+      <w:numFmt w:val="bullet"/>
+      <w:lvlText w:val=""/>
+      <w:lvlJc w:val="left"/>
+      <w:pPr>
+        <w:tabs>
+          <w:tab w:val="num" w:pos="2880"/>
+        </w:tabs>
+        <w:ind w:left="2880" w:hanging="360"/>
+      </w:pPr>
+      <w:rPr>
+        <w:rFonts w:ascii="Wingdings" w:hAnsi="Wingdings" w:hint="default"/>
+        <w:sz w:val="20"/>
+      </w:rPr>
+    </w:lvl>
+    <w:lvl w:ilvl="4" w:tentative="1">
+      <w:start w:val="1"/>
+      <w:numFmt w:val="bullet"/>
+      <w:lvlText w:val=""/>
+      <w:lvlJc w:val="left"/>
+      <w:pPr>
+        <w:tabs>
+          <w:tab w:val="num" w:pos="3600"/>
+        </w:tabs>
+        <w:ind w:left="3600" w:hanging="360"/>
+      </w:pPr>
+      <w:rPr>
+        <w:rFonts w:ascii="Wingdings" w:hAnsi="Wingdings" w:hint="default"/>
+        <w:sz w:val="20"/>
+      </w:rPr>
+    </w:lvl>
+    <w:lvl w:ilvl="5" w:tentative="1">
+      <w:start w:val="1"/>
+      <w:numFmt w:val="bullet"/>
+      <w:lvlText w:val=""/>
+      <w:lvlJc w:val="left"/>
+      <w:pPr>
+        <w:tabs>
+          <w:tab w:val="num" w:pos="4320"/>
+        </w:tabs>
+        <w:ind w:left="4320" w:hanging="360"/>
+      </w:pPr>
+      <w:rPr>
+        <w:rFonts w:ascii="Wingdings" w:hAnsi="Wingdings" w:hint="default"/>
+        <w:sz w:val="20"/>
+      </w:rPr>
+    </w:lvl>
+    <w:lvl w:ilvl="6" w:tentative="1">
+      <w:start w:val="1"/>
+      <w:numFmt w:val="bullet"/>
+      <w:lvlText w:val=""/>
+      <w:lvlJc w:val="left"/>
+      <w:pPr>
+        <w:tabs>
+          <w:tab w:val="num" w:pos="5040"/>
+        </w:tabs>
+        <w:ind w:left="5040" w:hanging="360"/>
+      </w:pPr>
+      <w:rPr>
+        <w:rFonts w:ascii="Wingdings" w:hAnsi="Wingdings" w:hint="default"/>
+        <w:sz w:val="20"/>
+      </w:rPr>
+    </w:lvl>
+    <w:lvl w:ilvl="7" w:tentative="1">
+      <w:start w:val="1"/>
+      <w:numFmt w:val="bullet"/>
+      <w:lvlText w:val=""/>
+      <w:lvlJc w:val="left"/>
+      <w:pPr>
+        <w:tabs>
+          <w:tab w:val="num" w:pos="5760"/>
+        </w:tabs>
+        <w:ind w:left="5760" w:hanging="360"/>
+      </w:pPr>
+      <w:rPr>
+        <w:rFonts w:ascii="Wingdings" w:hAnsi="Wingdings" w:hint="default"/>
+        <w:sz w:val="20"/>
+      </w:rPr>
+    </w:lvl>
+    <w:lvl w:ilvl="8" w:tentative="1">
+      <w:start w:val="1"/>
+      <w:numFmt w:val="bullet"/>
+      <w:lvlText w:val=""/>
+      <w:lvlJc w:val="left"/>
+      <w:pPr>
+        <w:tabs>
+          <w:tab w:val="num" w:pos="6480"/>
+        </w:tabs>
+        <w:ind w:left="6480" w:hanging="360"/>
+      </w:pPr>
+      <w:rPr>
+        <w:rFonts w:ascii="Wingdings" w:hAnsi="Wingdings" w:hint="default"/>
+        <w:sz w:val="20"/>
+      </w:rPr>
+    </w:lvl>
+  </w:abstractNum>
+  <w:abstractNum w:abstractNumId="32" w15:restartNumberingAfterBreak="0">
+    <w:nsid w:val="66256CBB"/>
+    <w:multiLevelType w:val="multilevel"/>
+    <w:tmpl w:val="2C647244"/>
+    <w:lvl w:ilvl="0">
+      <w:start w:val="1"/>
+      <w:numFmt w:val="bullet"/>
+      <w:lvlText w:val=""/>
+      <w:lvlJc w:val="left"/>
+      <w:pPr>
+        <w:tabs>
+          <w:tab w:val="num" w:pos="720"/>
+        </w:tabs>
+        <w:ind w:left="720" w:hanging="360"/>
+      </w:pPr>
+      <w:rPr>
+        <w:rFonts w:ascii="Symbol" w:hAnsi="Symbol" w:hint="default"/>
+        <w:sz w:val="20"/>
+      </w:rPr>
+    </w:lvl>
+    <w:lvl w:ilvl="1" w:tentative="1">
+      <w:start w:val="1"/>
+      <w:numFmt w:val="bullet"/>
+      <w:lvlText w:val="o"/>
+      <w:lvlJc w:val="left"/>
+      <w:pPr>
+        <w:tabs>
+          <w:tab w:val="num" w:pos="1440"/>
+        </w:tabs>
+        <w:ind w:left="1440" w:hanging="360"/>
+      </w:pPr>
+      <w:rPr>
+        <w:rFonts w:ascii="Courier New" w:hAnsi="Courier New" w:hint="default"/>
+        <w:sz w:val="20"/>
+      </w:rPr>
+    </w:lvl>
+    <w:lvl w:ilvl="2" w:tentative="1">
+      <w:start w:val="1"/>
+      <w:numFmt w:val="bullet"/>
+      <w:lvlText w:val=""/>
+      <w:lvlJc w:val="left"/>
+      <w:pPr>
+        <w:tabs>
+          <w:tab w:val="num" w:pos="2160"/>
+        </w:tabs>
+        <w:ind w:left="2160" w:hanging="360"/>
+      </w:pPr>
+      <w:rPr>
+        <w:rFonts w:ascii="Wingdings" w:hAnsi="Wingdings" w:hint="default"/>
+        <w:sz w:val="20"/>
+      </w:rPr>
+    </w:lvl>
+    <w:lvl w:ilvl="3" w:tentative="1">
+      <w:start w:val="1"/>
+      <w:numFmt w:val="bullet"/>
+      <w:lvlText w:val=""/>
+      <w:lvlJc w:val="left"/>
+      <w:pPr>
+        <w:tabs>
+          <w:tab w:val="num" w:pos="2880"/>
+        </w:tabs>
+        <w:ind w:left="2880" w:hanging="360"/>
+      </w:pPr>
+      <w:rPr>
+        <w:rFonts w:ascii="Wingdings" w:hAnsi="Wingdings" w:hint="default"/>
+        <w:sz w:val="20"/>
+      </w:rPr>
+    </w:lvl>
+    <w:lvl w:ilvl="4" w:tentative="1">
+      <w:start w:val="1"/>
+      <w:numFmt w:val="bullet"/>
+      <w:lvlText w:val=""/>
+      <w:lvlJc w:val="left"/>
+      <w:pPr>
+        <w:tabs>
+          <w:tab w:val="num" w:pos="3600"/>
+        </w:tabs>
+        <w:ind w:left="3600" w:hanging="360"/>
+      </w:pPr>
+      <w:rPr>
+        <w:rFonts w:ascii="Wingdings" w:hAnsi="Wingdings" w:hint="default"/>
+        <w:sz w:val="20"/>
+      </w:rPr>
+    </w:lvl>
+    <w:lvl w:ilvl="5" w:tentative="1">
+      <w:start w:val="1"/>
+      <w:numFmt w:val="bullet"/>
+      <w:lvlText w:val=""/>
+      <w:lvlJc w:val="left"/>
+      <w:pPr>
+        <w:tabs>
+          <w:tab w:val="num" w:pos="4320"/>
+        </w:tabs>
+        <w:ind w:left="4320" w:hanging="360"/>
+      </w:pPr>
+      <w:rPr>
+        <w:rFonts w:ascii="Wingdings" w:hAnsi="Wingdings" w:hint="default"/>
+        <w:sz w:val="20"/>
+      </w:rPr>
+    </w:lvl>
+    <w:lvl w:ilvl="6" w:tentative="1">
+      <w:start w:val="1"/>
+      <w:numFmt w:val="bullet"/>
+      <w:lvlText w:val=""/>
+      <w:lvlJc w:val="left"/>
+      <w:pPr>
+        <w:tabs>
+          <w:tab w:val="num" w:pos="5040"/>
+        </w:tabs>
+        <w:ind w:left="5040" w:hanging="360"/>
+      </w:pPr>
+      <w:rPr>
+        <w:rFonts w:ascii="Wingdings" w:hAnsi="Wingdings" w:hint="default"/>
+        <w:sz w:val="20"/>
+      </w:rPr>
+    </w:lvl>
+    <w:lvl w:ilvl="7" w:tentative="1">
+      <w:start w:val="1"/>
+      <w:numFmt w:val="bullet"/>
+      <w:lvlText w:val=""/>
+      <w:lvlJc w:val="left"/>
+      <w:pPr>
+        <w:tabs>
+          <w:tab w:val="num" w:pos="5760"/>
+        </w:tabs>
+        <w:ind w:left="5760" w:hanging="360"/>
+      </w:pPr>
+      <w:rPr>
+        <w:rFonts w:ascii="Wingdings" w:hAnsi="Wingdings" w:hint="default"/>
+        <w:sz w:val="20"/>
+      </w:rPr>
+    </w:lvl>
+    <w:lvl w:ilvl="8" w:tentative="1">
+      <w:start w:val="1"/>
+      <w:numFmt w:val="bullet"/>
+      <w:lvlText w:val=""/>
+      <w:lvlJc w:val="left"/>
+      <w:pPr>
+        <w:tabs>
+          <w:tab w:val="num" w:pos="6480"/>
+        </w:tabs>
+        <w:ind w:left="6480" w:hanging="360"/>
+      </w:pPr>
+      <w:rPr>
+        <w:rFonts w:ascii="Wingdings" w:hAnsi="Wingdings" w:hint="default"/>
+        <w:sz w:val="20"/>
+      </w:rPr>
+    </w:lvl>
+  </w:abstractNum>
+  <w:abstractNum w:abstractNumId="33" w15:restartNumberingAfterBreak="0">
     <w:nsid w:val="6C60775A"/>
     <w:multiLevelType w:val="multilevel"/>
     <w:tmpl w:val="0D22249C"/>
@@ -2308,7 +7794,7 @@
       </w:rPr>
     </w:lvl>
   </w:abstractNum>
-  <w:abstractNum w:abstractNumId="7" w15:restartNumberingAfterBreak="0">
+  <w:abstractNum w:abstractNumId="34" w15:restartNumberingAfterBreak="0">
     <w:nsid w:val="6D2F7DBF"/>
     <w:multiLevelType w:val="multilevel"/>
     <w:tmpl w:val="5E8EC208"/>
@@ -2457,7 +7943,7 @@
       </w:rPr>
     </w:lvl>
   </w:abstractNum>
-  <w:abstractNum w:abstractNumId="8" w15:restartNumberingAfterBreak="0">
+  <w:abstractNum w:abstractNumId="35" w15:restartNumberingAfterBreak="0">
     <w:nsid w:val="7DCE1649"/>
     <w:multiLevelType w:val="multilevel"/>
     <w:tmpl w:val="5E8EC208"/>
@@ -2607,31 +8093,112 @@
     </w:lvl>
   </w:abstractNum>
   <w:num w:numId="1" w16cid:durableId="1692105275">
+    <w:abstractNumId w:val="33"/>
+  </w:num>
+  <w:num w:numId="2" w16cid:durableId="654068430">
+    <w:abstractNumId w:val="2"/>
+  </w:num>
+  <w:num w:numId="3" w16cid:durableId="334309776">
+    <w:abstractNumId w:val="35"/>
+  </w:num>
+  <w:num w:numId="4" w16cid:durableId="1630211298">
+    <w:abstractNumId w:val="20"/>
+  </w:num>
+  <w:num w:numId="5" w16cid:durableId="78911744">
+    <w:abstractNumId w:val="17"/>
+  </w:num>
+  <w:num w:numId="6" w16cid:durableId="1636715155">
+    <w:abstractNumId w:val="15"/>
+  </w:num>
+  <w:num w:numId="7" w16cid:durableId="1222863564">
+    <w:abstractNumId w:val="34"/>
+  </w:num>
+  <w:num w:numId="8" w16cid:durableId="1018119851">
+    <w:abstractNumId w:val="25"/>
+  </w:num>
+  <w:num w:numId="9" w16cid:durableId="355274185">
+    <w:abstractNumId w:val="9"/>
+  </w:num>
+  <w:num w:numId="10" w16cid:durableId="109252283">
+    <w:abstractNumId w:val="32"/>
+  </w:num>
+  <w:num w:numId="11" w16cid:durableId="1547595386">
+    <w:abstractNumId w:val="16"/>
+  </w:num>
+  <w:num w:numId="12" w16cid:durableId="842088444">
     <w:abstractNumId w:val="6"/>
   </w:num>
-  <w:num w:numId="2" w16cid:durableId="654068430">
+  <w:num w:numId="13" w16cid:durableId="1787960977">
+    <w:abstractNumId w:val="31"/>
+  </w:num>
+  <w:num w:numId="14" w16cid:durableId="1542546422">
+    <w:abstractNumId w:val="29"/>
+  </w:num>
+  <w:num w:numId="15" w16cid:durableId="1141070637">
+    <w:abstractNumId w:val="11"/>
+  </w:num>
+  <w:num w:numId="16" w16cid:durableId="728646478">
+    <w:abstractNumId w:val="4"/>
+  </w:num>
+  <w:num w:numId="17" w16cid:durableId="88620958">
+    <w:abstractNumId w:val="14"/>
+  </w:num>
+  <w:num w:numId="18" w16cid:durableId="50467354">
+    <w:abstractNumId w:val="23"/>
+  </w:num>
+  <w:num w:numId="19" w16cid:durableId="1317033387">
+    <w:abstractNumId w:val="13"/>
+  </w:num>
+  <w:num w:numId="20" w16cid:durableId="848912568">
+    <w:abstractNumId w:val="28"/>
+  </w:num>
+  <w:num w:numId="21" w16cid:durableId="247814328">
+    <w:abstractNumId w:val="21"/>
+  </w:num>
+  <w:num w:numId="22" w16cid:durableId="1531214976">
+    <w:abstractNumId w:val="30"/>
+  </w:num>
+  <w:num w:numId="23" w16cid:durableId="218252340">
+    <w:abstractNumId w:val="7"/>
+  </w:num>
+  <w:num w:numId="24" w16cid:durableId="1235581777">
+    <w:abstractNumId w:val="26"/>
+  </w:num>
+  <w:num w:numId="25" w16cid:durableId="933782513">
+    <w:abstractNumId w:val="12"/>
+  </w:num>
+  <w:num w:numId="26" w16cid:durableId="683439691">
+    <w:abstractNumId w:val="22"/>
+  </w:num>
+  <w:num w:numId="27" w16cid:durableId="443232263">
+    <w:abstractNumId w:val="19"/>
+  </w:num>
+  <w:num w:numId="28" w16cid:durableId="1254360944">
+    <w:abstractNumId w:val="5"/>
+  </w:num>
+  <w:num w:numId="29" w16cid:durableId="792361003">
+    <w:abstractNumId w:val="27"/>
+  </w:num>
+  <w:num w:numId="30" w16cid:durableId="137461470">
+    <w:abstractNumId w:val="24"/>
+  </w:num>
+  <w:num w:numId="31" w16cid:durableId="911237289">
+    <w:abstractNumId w:val="3"/>
+  </w:num>
+  <w:num w:numId="32" w16cid:durableId="2030329946">
+    <w:abstractNumId w:val="10"/>
+  </w:num>
+  <w:num w:numId="33" w16cid:durableId="48502791">
+    <w:abstractNumId w:val="1"/>
+  </w:num>
+  <w:num w:numId="34" w16cid:durableId="240456497">
     <w:abstractNumId w:val="0"/>
   </w:num>
-  <w:num w:numId="3" w16cid:durableId="334309776">
+  <w:num w:numId="35" w16cid:durableId="640695713">
     <w:abstractNumId w:val="8"/>
   </w:num>
-  <w:num w:numId="4" w16cid:durableId="1630211298">
-    <w:abstractNumId w:val="4"/>
-  </w:num>
-  <w:num w:numId="5" w16cid:durableId="78911744">
-    <w:abstractNumId w:val="3"/>
-  </w:num>
-  <w:num w:numId="6" w16cid:durableId="1636715155">
-    <w:abstractNumId w:val="2"/>
-  </w:num>
-  <w:num w:numId="7" w16cid:durableId="1222863564">
-    <w:abstractNumId w:val="7"/>
-  </w:num>
-  <w:num w:numId="8" w16cid:durableId="1018119851">
-    <w:abstractNumId w:val="5"/>
-  </w:num>
-  <w:num w:numId="9" w16cid:durableId="355274185">
-    <w:abstractNumId w:val="1"/>
+  <w:num w:numId="36" w16cid:durableId="2086755492">
+    <w:abstractNumId w:val="18"/>
   </w:num>
 </w:numbering>
 </file>
@@ -3236,7 +8803,6 @@
   <w:style w:type="character" w:default="1" w:styleId="a0">
     <w:name w:val="Default Paragraph Font"/>
     <w:uiPriority w:val="1"/>
-    <w:semiHidden/>
     <w:unhideWhenUsed/>
   </w:style>
   <w:style w:type="table" w:default="1" w:styleId="a1">
@@ -3547,6 +9113,25 @@
       <w:spacing w:val="5"/>
     </w:rPr>
   </w:style>
+  <w:style w:type="table" w:styleId="ac">
+    <w:name w:val="Table Grid"/>
+    <w:basedOn w:val="a1"/>
+    <w:uiPriority w:val="39"/>
+    <w:rsid w:val="00A40522"/>
+    <w:pPr>
+      <w:spacing w:after="0" w:line="240" w:lineRule="auto"/>
+    </w:pPr>
+    <w:tblPr>
+      <w:tblBorders>
+        <w:top w:val="single" w:sz="4" w:space="0" w:color="auto"/>
+        <w:left w:val="single" w:sz="4" w:space="0" w:color="auto"/>
+        <w:bottom w:val="single" w:sz="4" w:space="0" w:color="auto"/>
+        <w:right w:val="single" w:sz="4" w:space="0" w:color="auto"/>
+        <w:insideH w:val="single" w:sz="4" w:space="0" w:color="auto"/>
+        <w:insideV w:val="single" w:sz="4" w:space="0" w:color="auto"/>
+      </w:tblBorders>
+    </w:tblPr>
+  </w:style>
 </w:styles>
 </file>
 
